--- a/Data models and database management systems/Lab 4/БДЛаб4Отчёт.docx
+++ b/Data models and database management systems/Lab 4/БДЛаб4Отчёт.docx
@@ -164,7 +164,7 @@
         <w:ind w:firstLine="0"/>
         <w:jc w:val="center"/>
         <w:rPr>
-          <w:lang w:val="en-US"/>
+          <w:lang w:val="ru-RU"/>
         </w:rPr>
       </w:pPr>
       <w:r>
@@ -175,7 +175,7 @@
       </w:r>
       <w:r>
         <w:rPr>
-          <w:lang w:val="en-US"/>
+          <w:lang w:val="ru-RU"/>
         </w:rPr>
         <w:t>4</w:t>
       </w:r>
@@ -185,7 +185,7 @@
         <w:ind w:firstLine="0"/>
         <w:jc w:val="center"/>
         <w:rPr>
-          <w:lang w:val="en-US"/>
+          <w:lang w:val="ru-RU"/>
         </w:rPr>
       </w:pPr>
       <w:r>
@@ -630,13 +630,7 @@
         <w:rPr>
           <w:lang w:val="ru-RU"/>
         </w:rPr>
-        <w:t>назначение, отличие, типы данных</w:t>
-      </w:r>
-      <w:r>
-        <w:rPr>
-          <w:lang w:val="ru-RU"/>
-        </w:rPr>
-        <w:t xml:space="preserve"> </w:t>
+        <w:t xml:space="preserve">назначение, отличие, типы данных </w:t>
       </w:r>
       <w:r>
         <w:rPr>
@@ -699,18 +693,33 @@
       </w:pPr>
       <w:proofErr w:type="spellStart"/>
       <w:r>
-        <w:t>Перечислить</w:t>
+        <w:t>П</w:t>
+      </w:r>
+      <w:r>
+        <w:rPr>
+          <w:lang w:val="ru-RU"/>
+        </w:rPr>
+        <w:t>еречислить</w:t>
       </w:r>
       <w:proofErr w:type="spellEnd"/>
       <w:r>
+        <w:rPr>
+          <w:lang w:val="ru-RU"/>
+        </w:rPr>
         <w:t xml:space="preserve"> </w:t>
       </w:r>
       <w:proofErr w:type="spellStart"/>
       <w:r>
+        <w:rPr>
+          <w:lang w:val="ru-RU"/>
+        </w:rPr>
         <w:t>основные</w:t>
       </w:r>
       <w:proofErr w:type="spellEnd"/>
       <w:r>
+        <w:rPr>
+          <w:lang w:val="ru-RU"/>
+        </w:rPr>
         <w:t> use cases.</w:t>
       </w:r>
     </w:p>
@@ -732,6 +741,9 @@
         <w:t xml:space="preserve">Отметить операции, где в </w:t>
       </w:r>
       <w:r>
+        <w:rPr>
+          <w:lang w:val="ru-RU"/>
+        </w:rPr>
         <w:t>SQL</w:t>
       </w:r>
       <w:r>
@@ -741,6 +753,9 @@
         <w:t xml:space="preserve"> использовались</w:t>
       </w:r>
       <w:r>
+        <w:rPr>
+          <w:lang w:val="ru-RU"/>
+        </w:rPr>
         <w:t> JOIN</w:t>
       </w:r>
       <w:r>
@@ -750,6 +765,9 @@
         <w:t xml:space="preserve">, </w:t>
       </w:r>
       <w:r>
+        <w:rPr>
+          <w:lang w:val="ru-RU"/>
+        </w:rPr>
         <w:t>GROUP</w:t>
       </w:r>
       <w:r>
@@ -759,13 +777,22 @@
         <w:t xml:space="preserve"> </w:t>
       </w:r>
       <w:r>
+        <w:rPr>
+          <w:lang w:val="ru-RU"/>
+        </w:rPr>
         <w:t>BY</w:t>
       </w:r>
       <w:r>
         <w:rPr>
           <w:lang w:val="ru-RU"/>
         </w:rPr>
-        <w:t>,</w:t>
+        <w:t xml:space="preserve">, </w:t>
+      </w:r>
+      <w:r>
+        <w:rPr>
+          <w:lang w:val="ru-RU"/>
+        </w:rPr>
+        <w:t>ORDER</w:t>
       </w:r>
       <w:r>
         <w:rPr>
@@ -774,15 +801,9 @@
         <w:t xml:space="preserve"> </w:t>
       </w:r>
       <w:r>
-        <w:t>ORDER</w:t>
-      </w:r>
-      <w:r>
-        <w:rPr>
-          <w:lang w:val="ru-RU"/>
-        </w:rPr>
-        <w:t xml:space="preserve"> </w:t>
-      </w:r>
-      <w:r>
+        <w:rPr>
+          <w:lang w:val="ru-RU"/>
+        </w:rPr>
         <w:t>BY</w:t>
       </w:r>
       <w:r>
@@ -792,6 +813,9 @@
         <w:t xml:space="preserve">, </w:t>
       </w:r>
       <w:r>
+        <w:rPr>
+          <w:lang w:val="ru-RU"/>
+        </w:rPr>
         <w:t>LIMIT</w:t>
       </w:r>
       <w:r>
@@ -809,7 +833,7 @@
         </w:numPr>
         <w:ind w:left="993" w:hanging="142"/>
         <w:rPr>
-          <w:lang w:val="ru-BY"/>
+          <w:lang w:val="ru-RU"/>
         </w:rPr>
       </w:pPr>
       <w:r>
@@ -819,6 +843,9 @@
         <w:t xml:space="preserve">Спроектировать ключи и структуру базы данных </w:t>
       </w:r>
       <w:r>
+        <w:rPr>
+          <w:lang w:val="ru-RU"/>
+        </w:rPr>
         <w:t>Redis</w:t>
       </w:r>
       <w:r>
@@ -836,7 +863,7 @@
         </w:numPr>
         <w:ind w:left="993" w:hanging="142"/>
         <w:rPr>
-          <w:lang w:val="ru-BY"/>
+          <w:lang w:val="ru-RU"/>
         </w:rPr>
       </w:pPr>
       <w:r>
@@ -846,18 +873,10 @@
         <w:t>Оформить</w:t>
       </w:r>
       <w:r>
-        <w:t> </w:t>
-      </w:r>
-      <w:r>
-        <w:rPr>
-          <w:b/>
-          <w:bCs/>
-          <w:lang w:val="ru-RU"/>
-        </w:rPr>
-        <w:t>таблицу соответствий</w:t>
-      </w:r>
-      <w:r>
-        <w:t> </w:t>
+        <w:rPr>
+          <w:lang w:val="ru-RU"/>
+        </w:rPr>
+        <w:t> таблицу соответствий </w:t>
       </w:r>
       <w:r>
         <w:rPr>
@@ -866,6 +885,9 @@
         <w:t xml:space="preserve">«таблица/запрос в </w:t>
       </w:r>
       <w:r>
+        <w:rPr>
+          <w:lang w:val="ru-RU"/>
+        </w:rPr>
         <w:t>SQL</w:t>
       </w:r>
       <w:r>
@@ -875,6 +897,9 @@
         <w:t xml:space="preserve"> → структура данных и ключи в </w:t>
       </w:r>
       <w:r>
+        <w:rPr>
+          <w:lang w:val="ru-RU"/>
+        </w:rPr>
         <w:t>Redis</w:t>
       </w:r>
       <w:r>
@@ -892,7 +917,7 @@
         </w:numPr>
         <w:ind w:left="993" w:hanging="142"/>
         <w:rPr>
-          <w:lang w:val="ru-BY"/>
+          <w:lang w:val="ru-RU"/>
         </w:rPr>
       </w:pPr>
       <w:r>
@@ -902,6 +927,9 @@
         <w:t xml:space="preserve">На основе предоставленных данных в </w:t>
       </w:r>
       <w:r>
+        <w:rPr>
+          <w:lang w:val="ru-RU"/>
+        </w:rPr>
         <w:t>CSV</w:t>
       </w:r>
       <w:r>
@@ -911,30 +939,10 @@
         <w:t xml:space="preserve"> написать</w:t>
       </w:r>
       <w:r>
-        <w:t> </w:t>
-      </w:r>
-      <w:r>
-        <w:rPr>
-          <w:b/>
-          <w:bCs/>
-          <w:lang w:val="ru-RU"/>
-        </w:rPr>
-        <w:t xml:space="preserve">скрипт миграции в </w:t>
-      </w:r>
-      <w:r>
-        <w:rPr>
-          <w:b/>
-          <w:bCs/>
-        </w:rPr>
-        <w:t>Redis</w:t>
-      </w:r>
-      <w:r>
-        <w:rPr>
-          <w:b/>
-          <w:bCs/>
-          <w:lang w:val="ru-RU"/>
-        </w:rPr>
-        <w:t>.</w:t>
+        <w:rPr>
+          <w:lang w:val="ru-RU"/>
+        </w:rPr>
+        <w:t> скрипт миграции в Redis.</w:t>
       </w:r>
     </w:p>
     <w:p>
@@ -945,7 +953,7 @@
         </w:numPr>
         <w:ind w:left="993" w:hanging="142"/>
         <w:rPr>
-          <w:lang w:val="ru-BY"/>
+          <w:lang w:val="ru-RU"/>
         </w:rPr>
       </w:pPr>
       <w:r>
@@ -955,10 +963,16 @@
         <w:t>Проверить через</w:t>
       </w:r>
       <w:r>
+        <w:rPr>
+          <w:lang w:val="ru-RU"/>
+        </w:rPr>
         <w:t> </w:t>
       </w:r>
       <w:proofErr w:type="spellStart"/>
       <w:r>
+        <w:rPr>
+          <w:lang w:val="ru-RU"/>
+        </w:rPr>
         <w:t>redis</w:t>
       </w:r>
       <w:proofErr w:type="spellEnd"/>
@@ -969,19 +983,16 @@
         <w:t>-</w:t>
       </w:r>
       <w:r>
+        <w:rPr>
+          <w:lang w:val="ru-RU"/>
+        </w:rPr>
         <w:t>cli </w:t>
       </w:r>
       <w:r>
         <w:rPr>
           <w:lang w:val="ru-RU"/>
         </w:rPr>
-        <w:t>наличие и корректность ключей</w:t>
-      </w:r>
-      <w:r>
-        <w:rPr>
-          <w:lang w:val="ru-RU"/>
-        </w:rPr>
-        <w:t>.</w:t>
+        <w:t>наличие и корректность ключей.</w:t>
       </w:r>
     </w:p>
     <w:p>
@@ -992,7 +1003,7 @@
         </w:numPr>
         <w:ind w:left="993" w:hanging="142"/>
         <w:rPr>
-          <w:lang w:val="ru-BY"/>
+          <w:lang w:val="ru-RU"/>
         </w:rPr>
       </w:pPr>
       <w:r>
@@ -1002,15 +1013,10 @@
         <w:t>Для указанной предметной области задать</w:t>
       </w:r>
       <w:r>
-        <w:t> </w:t>
-      </w:r>
-      <w:r>
-        <w:rPr>
-          <w:b/>
-          <w:bCs/>
-          <w:lang w:val="ru-RU"/>
-        </w:rPr>
-        <w:t>набор бизнес-операций</w:t>
+        <w:rPr>
+          <w:lang w:val="ru-RU"/>
+        </w:rPr>
+        <w:t> набор бизнес-операций</w:t>
       </w:r>
       <w:r>
         <w:rPr>
@@ -1019,6 +1025,9 @@
         <w:t xml:space="preserve">, которые нужно реализовать с использованием </w:t>
       </w:r>
       <w:r>
+        <w:rPr>
+          <w:lang w:val="ru-RU"/>
+        </w:rPr>
         <w:t>Redis</w:t>
       </w:r>
       <w:r>
@@ -1036,20 +1045,14 @@
         </w:numPr>
         <w:ind w:left="993" w:hanging="142"/>
         <w:rPr>
-          <w:lang w:val="ru-BY"/>
-        </w:rPr>
-      </w:pPr>
-      <w:r>
-        <w:rPr>
-          <w:lang w:val="ru-RU"/>
-        </w:rPr>
-        <w:t>Выбрать одну или две «тяжёлые» операции (например, агрегаты по продажам) и реализовать</w:t>
-      </w:r>
-      <w:r>
-        <w:rPr>
-          <w:lang w:val="ru-RU"/>
-        </w:rPr>
-        <w:t xml:space="preserve"> </w:t>
+          <w:lang w:val="ru-RU"/>
+        </w:rPr>
+      </w:pPr>
+      <w:r>
+        <w:rPr>
+          <w:lang w:val="ru-RU"/>
+        </w:rPr>
+        <w:t xml:space="preserve">Выбрать одну или две «тяжёлые» операции (например, агрегаты по продажам) и реализовать </w:t>
       </w:r>
       <w:r>
         <w:rPr>
@@ -1174,11 +1177,84 @@
         <w:rPr>
           <w:lang w:val="ru-RU"/>
         </w:rPr>
-        <w:t>-</w:t>
-      </w:r>
-      <w:r>
-        <w:rPr>
-          <w:lang w:val="en-US"/>
+        <w:t>– </w:t>
+      </w:r>
+      <w:r>
+        <w:rPr>
+          <w:lang w:val="ru-RU"/>
+        </w:rPr>
+        <w:t>вывести последние 10 заказ</w:t>
+      </w:r>
+      <w:r>
+        <w:rPr>
+          <w:lang w:val="ru-RU"/>
+        </w:rPr>
+        <w:t>ов</w:t>
+      </w:r>
+      <w:r>
+        <w:rPr>
+          <w:lang w:val="ru-RU"/>
+        </w:rPr>
+        <w:t xml:space="preserve"> пользователя</w:t>
+      </w:r>
+      <w:r>
+        <w:rPr>
+          <w:lang w:val="ru-RU"/>
+        </w:rPr>
+        <w:t xml:space="preserve"> (</w:t>
+      </w:r>
+      <w:r>
+        <w:rPr>
+          <w:lang w:val="en-US"/>
+        </w:rPr>
+        <w:t>ORDER</w:t>
+      </w:r>
+      <w:r>
+        <w:rPr>
+          <w:lang w:val="ru-RU"/>
+        </w:rPr>
+        <w:t xml:space="preserve"> </w:t>
+      </w:r>
+      <w:r>
+        <w:rPr>
+          <w:lang w:val="en-US"/>
+        </w:rPr>
+        <w:t>BY</w:t>
+      </w:r>
+      <w:r>
+        <w:rPr>
+          <w:lang w:val="ru-RU"/>
+        </w:rPr>
+        <w:t xml:space="preserve">, </w:t>
+      </w:r>
+      <w:r>
+        <w:rPr>
+          <w:lang w:val="en-US"/>
+        </w:rPr>
+        <w:t>LIMIT</w:t>
+      </w:r>
+      <w:r>
+        <w:rPr>
+          <w:lang w:val="ru-RU"/>
+        </w:rPr>
+        <w:t>);</w:t>
+      </w:r>
+    </w:p>
+    <w:p>
+      <w:pPr>
+        <w:rPr>
+          <w:lang w:val="ru-RU"/>
+        </w:rPr>
+      </w:pPr>
+      <w:r>
+        <w:rPr>
+          <w:lang w:val="ru-RU"/>
+        </w:rPr>
+        <w:t>–</w:t>
+      </w:r>
+      <w:r>
+        <w:rPr>
+          <w:lang w:val="ru-RU"/>
         </w:rPr>
         <w:t> </w:t>
       </w:r>
@@ -1186,37 +1262,25 @@
         <w:rPr>
           <w:lang w:val="ru-RU"/>
         </w:rPr>
-        <w:t>вывести последние</w:t>
-      </w:r>
-      <w:r>
-        <w:rPr>
-          <w:lang w:val="ru-RU"/>
-        </w:rPr>
-        <w:t xml:space="preserve"> 10</w:t>
-      </w:r>
-      <w:r>
-        <w:rPr>
-          <w:lang w:val="ru-RU"/>
-        </w:rPr>
-        <w:t xml:space="preserve"> заказ</w:t>
-      </w:r>
-      <w:r>
-        <w:rPr>
-          <w:lang w:val="ru-RU"/>
-        </w:rPr>
-        <w:t>ов</w:t>
-      </w:r>
-      <w:r>
-        <w:rPr>
-          <w:lang w:val="ru-RU"/>
-        </w:rPr>
-        <w:t xml:space="preserve"> пользователя</w:t>
-      </w:r>
-      <w:r>
-        <w:rPr>
-          <w:lang w:val="ru-RU"/>
-        </w:rPr>
-        <w:t xml:space="preserve"> (</w:t>
+        <w:t>посчитать топ-</w:t>
+      </w:r>
+      <w:r>
+        <w:rPr>
+          <w:lang w:val="ru-RU"/>
+        </w:rPr>
+        <w:t>10</w:t>
+      </w:r>
+      <w:r>
+        <w:rPr>
+          <w:lang w:val="ru-RU"/>
+        </w:rPr>
+        <w:t xml:space="preserve"> популярных товаров </w:t>
+      </w:r>
+      <w:r>
+        <w:rPr>
+          <w:lang w:val="ru-RU"/>
+        </w:rPr>
+        <w:t>(</w:t>
       </w:r>
       <w:r>
         <w:rPr>
@@ -1252,6 +1316,42 @@
         <w:rPr>
           <w:lang w:val="ru-RU"/>
         </w:rPr>
+        <w:t xml:space="preserve">, </w:t>
+      </w:r>
+      <w:r>
+        <w:rPr>
+          <w:lang w:val="en-US"/>
+        </w:rPr>
+        <w:t>GROUP</w:t>
+      </w:r>
+      <w:r>
+        <w:rPr>
+          <w:lang w:val="ru-RU"/>
+        </w:rPr>
+        <w:t xml:space="preserve"> </w:t>
+      </w:r>
+      <w:r>
+        <w:rPr>
+          <w:lang w:val="en-US"/>
+        </w:rPr>
+        <w:t>BY</w:t>
+      </w:r>
+      <w:r>
+        <w:rPr>
+          <w:lang w:val="ru-RU"/>
+        </w:rPr>
+        <w:t xml:space="preserve">, </w:t>
+      </w:r>
+      <w:r>
+        <w:rPr>
+          <w:lang w:val="en-US"/>
+        </w:rPr>
+        <w:t>JOIN</w:t>
+      </w:r>
+      <w:r>
+        <w:rPr>
+          <w:lang w:val="ru-RU"/>
+        </w:rPr>
         <w:t>);</w:t>
       </w:r>
     </w:p>
@@ -1265,25 +1365,56 @@
         <w:rPr>
           <w:lang w:val="ru-RU"/>
         </w:rPr>
-        <w:t xml:space="preserve">- </w:t>
-      </w:r>
-      <w:r>
-        <w:rPr>
-          <w:lang w:val="ru-RU"/>
-        </w:rPr>
-        <w:t>посчитать топ-</w:t>
-      </w:r>
-      <w:r>
-        <w:rPr>
-          <w:lang w:val="ru-RU"/>
-        </w:rPr>
-        <w:t>10</w:t>
-      </w:r>
-      <w:r>
-        <w:rPr>
-          <w:lang w:val="ru-RU"/>
-        </w:rPr>
-        <w:t xml:space="preserve"> популярных товаров</w:t>
+        <w:t>–</w:t>
+      </w:r>
+      <w:r>
+        <w:rPr>
+          <w:lang w:val="ru-RU"/>
+        </w:rPr>
+        <w:t> </w:t>
+      </w:r>
+      <w:r>
+        <w:rPr>
+          <w:lang w:val="ru-RU"/>
+        </w:rPr>
+        <w:t>найти все товары категории</w:t>
+      </w:r>
+      <w:r>
+        <w:rPr>
+          <w:lang w:val="ru-RU"/>
+        </w:rPr>
+        <w:t>;</w:t>
+      </w:r>
+    </w:p>
+    <w:p>
+      <w:pPr>
+        <w:rPr>
+          <w:lang w:val="ru-RU"/>
+        </w:rPr>
+      </w:pPr>
+      <w:r>
+        <w:rPr>
+          <w:lang w:val="ru-RU"/>
+        </w:rPr>
+        <w:t>–</w:t>
+      </w:r>
+      <w:r>
+        <w:rPr>
+          <w:lang w:val="ru-RU"/>
+        </w:rPr>
+        <w:t> </w:t>
+      </w:r>
+      <w:r>
+        <w:rPr>
+          <w:lang w:val="ru-RU"/>
+        </w:rPr>
+        <w:t>посчитать выручку по пользователю (</w:t>
+      </w:r>
+      <w:r>
+        <w:rPr>
+          <w:lang w:val="en-US"/>
+        </w:rPr>
+        <w:t>GROUP</w:t>
       </w:r>
       <w:r>
         <w:rPr>
@@ -1293,6 +1424,67 @@
       </w:r>
       <w:r>
         <w:rPr>
+          <w:lang w:val="en-US"/>
+        </w:rPr>
+        <w:t>BY</w:t>
+      </w:r>
+      <w:r>
+        <w:rPr>
+          <w:lang w:val="ru-RU"/>
+        </w:rPr>
+        <w:t xml:space="preserve">, </w:t>
+      </w:r>
+      <w:r>
+        <w:rPr>
+          <w:lang w:val="en-US"/>
+        </w:rPr>
+        <w:t>JOIN</w:t>
+      </w:r>
+      <w:r>
+        <w:rPr>
+          <w:lang w:val="ru-RU"/>
+        </w:rPr>
+        <w:t>)</w:t>
+      </w:r>
+      <w:r>
+        <w:rPr>
+          <w:lang w:val="ru-RU"/>
+        </w:rPr>
+        <w:t>;</w:t>
+      </w:r>
+    </w:p>
+    <w:p>
+      <w:pPr>
+        <w:rPr>
+          <w:lang w:val="ru-RU"/>
+        </w:rPr>
+      </w:pPr>
+      <w:r>
+        <w:rPr>
+          <w:lang w:val="ru-RU"/>
+        </w:rPr>
+        <w:t>–</w:t>
+      </w:r>
+      <w:r>
+        <w:rPr>
+          <w:lang w:val="ru-RU"/>
+        </w:rPr>
+        <w:t> </w:t>
+      </w:r>
+      <w:r>
+        <w:rPr>
+          <w:lang w:val="ru-RU"/>
+        </w:rPr>
+        <w:t>вывести топ-10 пользователей по количеству заказов</w:t>
+      </w:r>
+      <w:r>
+        <w:rPr>
+          <w:lang w:val="ru-RU"/>
+        </w:rPr>
+        <w:t xml:space="preserve"> </w:t>
+      </w:r>
+      <w:r>
+        <w:rPr>
           <w:lang w:val="ru-RU"/>
         </w:rPr>
         <w:t>(</w:t>
@@ -1386,13 +1578,103 @@
         <w:rPr>
           <w:lang w:val="ru-RU"/>
         </w:rPr>
-        <w:t xml:space="preserve">- </w:t>
-      </w:r>
-      <w:r>
-        <w:rPr>
-          <w:lang w:val="ru-RU"/>
-        </w:rPr>
-        <w:t>найти все товары категории</w:t>
+        <w:t>–</w:t>
+      </w:r>
+      <w:r>
+        <w:rPr>
+          <w:lang w:val="ru-RU"/>
+        </w:rPr>
+        <w:t> </w:t>
+      </w:r>
+      <w:r>
+        <w:rPr>
+          <w:lang w:val="ru-RU"/>
+        </w:rPr>
+        <w:t>вывести топ-10 пользователей по сумме заказов</w:t>
+      </w:r>
+      <w:r>
+        <w:rPr>
+          <w:lang w:val="ru-RU"/>
+        </w:rPr>
+        <w:t xml:space="preserve"> </w:t>
+      </w:r>
+      <w:r>
+        <w:rPr>
+          <w:lang w:val="ru-RU"/>
+        </w:rPr>
+        <w:t>(</w:t>
+      </w:r>
+      <w:r>
+        <w:rPr>
+          <w:lang w:val="en-US"/>
+        </w:rPr>
+        <w:t>ORDER</w:t>
+      </w:r>
+      <w:r>
+        <w:rPr>
+          <w:lang w:val="ru-RU"/>
+        </w:rPr>
+        <w:t xml:space="preserve"> </w:t>
+      </w:r>
+      <w:r>
+        <w:rPr>
+          <w:lang w:val="en-US"/>
+        </w:rPr>
+        <w:t>BY</w:t>
+      </w:r>
+      <w:r>
+        <w:rPr>
+          <w:lang w:val="ru-RU"/>
+        </w:rPr>
+        <w:t xml:space="preserve">, </w:t>
+      </w:r>
+      <w:r>
+        <w:rPr>
+          <w:lang w:val="en-US"/>
+        </w:rPr>
+        <w:t>LIMIT</w:t>
+      </w:r>
+      <w:r>
+        <w:rPr>
+          <w:lang w:val="ru-RU"/>
+        </w:rPr>
+        <w:t xml:space="preserve">, </w:t>
+      </w:r>
+      <w:r>
+        <w:rPr>
+          <w:lang w:val="en-US"/>
+        </w:rPr>
+        <w:t>GROUP</w:t>
+      </w:r>
+      <w:r>
+        <w:rPr>
+          <w:lang w:val="ru-RU"/>
+        </w:rPr>
+        <w:t xml:space="preserve"> </w:t>
+      </w:r>
+      <w:r>
+        <w:rPr>
+          <w:lang w:val="en-US"/>
+        </w:rPr>
+        <w:t>BY</w:t>
+      </w:r>
+      <w:r>
+        <w:rPr>
+          <w:lang w:val="ru-RU"/>
+        </w:rPr>
+        <w:t xml:space="preserve">, </w:t>
+      </w:r>
+      <w:r>
+        <w:rPr>
+          <w:lang w:val="en-US"/>
+        </w:rPr>
+        <w:t>JOIN</w:t>
+      </w:r>
+      <w:r>
+        <w:rPr>
+          <w:lang w:val="ru-RU"/>
+        </w:rPr>
+        <w:t>)</w:t>
       </w:r>
       <w:r>
         <w:rPr>
@@ -1411,19 +1693,67 @@
         <w:rPr>
           <w:lang w:val="ru-RU"/>
         </w:rPr>
-        <w:t xml:space="preserve">- </w:t>
-      </w:r>
-      <w:r>
-        <w:rPr>
-          <w:lang w:val="ru-RU"/>
-        </w:rPr>
-        <w:t>посчитать выручку по пользователю</w:t>
-      </w:r>
-      <w:r>
-        <w:rPr>
-          <w:lang w:val="ru-RU"/>
-        </w:rPr>
-        <w:t xml:space="preserve"> (</w:t>
+        <w:t>–</w:t>
+      </w:r>
+      <w:r>
+        <w:rPr>
+          <w:lang w:val="ru-RU"/>
+        </w:rPr>
+        <w:t> </w:t>
+      </w:r>
+      <w:r>
+        <w:rPr>
+          <w:lang w:val="ru-RU"/>
+        </w:rPr>
+        <w:t>найти самый популярный товар в каждой категории</w:t>
+      </w:r>
+      <w:r>
+        <w:rPr>
+          <w:lang w:val="ru-RU"/>
+        </w:rPr>
+        <w:t xml:space="preserve"> </w:t>
+      </w:r>
+      <w:r>
+        <w:rPr>
+          <w:lang w:val="ru-RU"/>
+        </w:rPr>
+        <w:t>(</w:t>
+      </w:r>
+      <w:r>
+        <w:rPr>
+          <w:lang w:val="en-US"/>
+        </w:rPr>
+        <w:t>ORDER</w:t>
+      </w:r>
+      <w:r>
+        <w:rPr>
+          <w:lang w:val="ru-RU"/>
+        </w:rPr>
+        <w:t xml:space="preserve"> </w:t>
+      </w:r>
+      <w:r>
+        <w:rPr>
+          <w:lang w:val="en-US"/>
+        </w:rPr>
+        <w:t>BY</w:t>
+      </w:r>
+      <w:r>
+        <w:rPr>
+          <w:lang w:val="ru-RU"/>
+        </w:rPr>
+        <w:t xml:space="preserve">, </w:t>
+      </w:r>
+      <w:r>
+        <w:rPr>
+          <w:lang w:val="en-US"/>
+        </w:rPr>
+        <w:t>LIMIT</w:t>
+      </w:r>
+      <w:r>
+        <w:rPr>
+          <w:lang w:val="ru-RU"/>
+        </w:rPr>
+        <w:t xml:space="preserve">, </w:t>
       </w:r>
       <w:r>
         <w:rPr>
@@ -1478,13 +1808,25 @@
         <w:rPr>
           <w:lang w:val="ru-RU"/>
         </w:rPr>
-        <w:t xml:space="preserve">- </w:t>
-      </w:r>
-      <w:r>
-        <w:rPr>
-          <w:lang w:val="ru-RU"/>
-        </w:rPr>
-        <w:t>вывести топ-10 пользователей по количеству заказов</w:t>
+        <w:t>–</w:t>
+      </w:r>
+      <w:r>
+        <w:rPr>
+          <w:lang w:val="ru-RU"/>
+        </w:rPr>
+        <w:t> </w:t>
+      </w:r>
+      <w:r>
+        <w:rPr>
+          <w:lang w:val="ru-RU"/>
+        </w:rPr>
+        <w:t>вывести 5 последних зарегистрированных пользователей (</w:t>
+      </w:r>
+      <w:r>
+        <w:rPr>
+          <w:lang w:val="en-US"/>
+        </w:rPr>
+        <w:t>ORDER</w:t>
       </w:r>
       <w:r>
         <w:rPr>
@@ -1494,24 +1836,6 @@
       </w:r>
       <w:r>
         <w:rPr>
-          <w:lang w:val="ru-RU"/>
-        </w:rPr>
-        <w:t>(</w:t>
-      </w:r>
-      <w:r>
-        <w:rPr>
-          <w:lang w:val="en-US"/>
-        </w:rPr>
-        <w:t>ORDER</w:t>
-      </w:r>
-      <w:r>
-        <w:rPr>
-          <w:lang w:val="ru-RU"/>
-        </w:rPr>
-        <w:t xml:space="preserve"> </w:t>
-      </w:r>
-      <w:r>
-        <w:rPr>
           <w:lang w:val="en-US"/>
         </w:rPr>
         <w:t>BY</w:t>
@@ -1532,340 +1856,13 @@
         <w:rPr>
           <w:lang w:val="ru-RU"/>
         </w:rPr>
-        <w:t xml:space="preserve">, </w:t>
-      </w:r>
-      <w:r>
-        <w:rPr>
-          <w:lang w:val="en-US"/>
-        </w:rPr>
-        <w:t>GROUP</w:t>
-      </w:r>
-      <w:r>
-        <w:rPr>
-          <w:lang w:val="ru-RU"/>
-        </w:rPr>
-        <w:t xml:space="preserve"> </w:t>
-      </w:r>
-      <w:r>
-        <w:rPr>
-          <w:lang w:val="en-US"/>
-        </w:rPr>
-        <w:t>BY</w:t>
-      </w:r>
-      <w:r>
-        <w:rPr>
-          <w:lang w:val="ru-RU"/>
-        </w:rPr>
-        <w:t xml:space="preserve">, </w:t>
-      </w:r>
-      <w:r>
-        <w:rPr>
-          <w:lang w:val="en-US"/>
-        </w:rPr>
-        <w:t>JOIN</w:t>
-      </w:r>
-      <w:r>
-        <w:rPr>
-          <w:lang w:val="ru-RU"/>
-        </w:rPr>
         <w:t>)</w:t>
       </w:r>
       <w:r>
         <w:rPr>
           <w:lang w:val="ru-RU"/>
         </w:rPr>
-        <w:t>;</w:t>
-      </w:r>
-    </w:p>
-    <w:p>
-      <w:pPr>
-        <w:rPr>
-          <w:lang w:val="ru-RU"/>
-        </w:rPr>
-      </w:pPr>
-      <w:r>
-        <w:rPr>
-          <w:lang w:val="ru-RU"/>
-        </w:rPr>
-        <w:t xml:space="preserve">- вывести топ-10 пользователей по </w:t>
-      </w:r>
-      <w:r>
-        <w:rPr>
-          <w:lang w:val="ru-RU"/>
-        </w:rPr>
-        <w:t>сумме</w:t>
-      </w:r>
-      <w:r>
-        <w:rPr>
-          <w:lang w:val="ru-RU"/>
-        </w:rPr>
-        <w:t xml:space="preserve"> заказов</w:t>
-      </w:r>
-      <w:r>
-        <w:rPr>
-          <w:lang w:val="ru-RU"/>
-        </w:rPr>
-        <w:t xml:space="preserve"> </w:t>
-      </w:r>
-      <w:r>
-        <w:rPr>
-          <w:lang w:val="ru-RU"/>
-        </w:rPr>
-        <w:t>(</w:t>
-      </w:r>
-      <w:r>
-        <w:rPr>
-          <w:lang w:val="en-US"/>
-        </w:rPr>
-        <w:t>ORDER</w:t>
-      </w:r>
-      <w:r>
-        <w:rPr>
-          <w:lang w:val="ru-RU"/>
-        </w:rPr>
-        <w:t xml:space="preserve"> </w:t>
-      </w:r>
-      <w:r>
-        <w:rPr>
-          <w:lang w:val="en-US"/>
-        </w:rPr>
-        <w:t>BY</w:t>
-      </w:r>
-      <w:r>
-        <w:rPr>
-          <w:lang w:val="ru-RU"/>
-        </w:rPr>
-        <w:t xml:space="preserve">, </w:t>
-      </w:r>
-      <w:r>
-        <w:rPr>
-          <w:lang w:val="en-US"/>
-        </w:rPr>
-        <w:t>LIMIT</w:t>
-      </w:r>
-      <w:r>
-        <w:rPr>
-          <w:lang w:val="ru-RU"/>
-        </w:rPr>
-        <w:t xml:space="preserve">, </w:t>
-      </w:r>
-      <w:r>
-        <w:rPr>
-          <w:lang w:val="en-US"/>
-        </w:rPr>
-        <w:t>GROUP</w:t>
-      </w:r>
-      <w:r>
-        <w:rPr>
-          <w:lang w:val="ru-RU"/>
-        </w:rPr>
-        <w:t xml:space="preserve"> </w:t>
-      </w:r>
-      <w:r>
-        <w:rPr>
-          <w:lang w:val="en-US"/>
-        </w:rPr>
-        <w:t>BY</w:t>
-      </w:r>
-      <w:r>
-        <w:rPr>
-          <w:lang w:val="ru-RU"/>
-        </w:rPr>
-        <w:t xml:space="preserve">, </w:t>
-      </w:r>
-      <w:r>
-        <w:rPr>
-          <w:lang w:val="en-US"/>
-        </w:rPr>
-        <w:t>JOIN</w:t>
-      </w:r>
-      <w:r>
-        <w:rPr>
-          <w:lang w:val="ru-RU"/>
-        </w:rPr>
-        <w:t>)</w:t>
-      </w:r>
-      <w:r>
-        <w:rPr>
-          <w:lang w:val="ru-RU"/>
-        </w:rPr>
-        <w:t>;</w:t>
-      </w:r>
-    </w:p>
-    <w:p>
-      <w:pPr>
-        <w:rPr>
-          <w:lang w:val="ru-RU"/>
-        </w:rPr>
-      </w:pPr>
-      <w:r>
-        <w:rPr>
-          <w:lang w:val="ru-RU"/>
-        </w:rPr>
-        <w:t xml:space="preserve">- </w:t>
-      </w:r>
-      <w:r>
-        <w:rPr>
-          <w:lang w:val="ru-RU"/>
-        </w:rPr>
-        <w:t>найти самый популярный товар в каждой категории</w:t>
-      </w:r>
-      <w:r>
-        <w:rPr>
-          <w:lang w:val="ru-RU"/>
-        </w:rPr>
-        <w:t xml:space="preserve"> </w:t>
-      </w:r>
-      <w:r>
-        <w:rPr>
-          <w:lang w:val="ru-RU"/>
-        </w:rPr>
-        <w:t>(</w:t>
-      </w:r>
-      <w:r>
-        <w:rPr>
-          <w:lang w:val="en-US"/>
-        </w:rPr>
-        <w:t>ORDER</w:t>
-      </w:r>
-      <w:r>
-        <w:rPr>
-          <w:lang w:val="ru-RU"/>
-        </w:rPr>
-        <w:t xml:space="preserve"> </w:t>
-      </w:r>
-      <w:r>
-        <w:rPr>
-          <w:lang w:val="en-US"/>
-        </w:rPr>
-        <w:t>BY</w:t>
-      </w:r>
-      <w:r>
-        <w:rPr>
-          <w:lang w:val="ru-RU"/>
-        </w:rPr>
-        <w:t xml:space="preserve">, </w:t>
-      </w:r>
-      <w:r>
-        <w:rPr>
-          <w:lang w:val="en-US"/>
-        </w:rPr>
-        <w:t>LIMIT</w:t>
-      </w:r>
-      <w:r>
-        <w:rPr>
-          <w:lang w:val="ru-RU"/>
-        </w:rPr>
-        <w:t xml:space="preserve">, </w:t>
-      </w:r>
-      <w:r>
-        <w:rPr>
-          <w:lang w:val="en-US"/>
-        </w:rPr>
-        <w:t>GROUP</w:t>
-      </w:r>
-      <w:r>
-        <w:rPr>
-          <w:lang w:val="ru-RU"/>
-        </w:rPr>
-        <w:t xml:space="preserve"> </w:t>
-      </w:r>
-      <w:r>
-        <w:rPr>
-          <w:lang w:val="en-US"/>
-        </w:rPr>
-        <w:t>BY</w:t>
-      </w:r>
-      <w:r>
-        <w:rPr>
-          <w:lang w:val="ru-RU"/>
-        </w:rPr>
-        <w:t xml:space="preserve">, </w:t>
-      </w:r>
-      <w:r>
-        <w:rPr>
-          <w:lang w:val="en-US"/>
-        </w:rPr>
-        <w:t>JOIN</w:t>
-      </w:r>
-      <w:r>
-        <w:rPr>
-          <w:lang w:val="ru-RU"/>
-        </w:rPr>
-        <w:t>)</w:t>
-      </w:r>
-      <w:r>
-        <w:rPr>
-          <w:lang w:val="ru-RU"/>
-        </w:rPr>
-        <w:t>;</w:t>
-      </w:r>
-    </w:p>
-    <w:p>
-      <w:pPr>
-        <w:rPr>
-          <w:lang w:val="ru-RU"/>
-        </w:rPr>
-      </w:pPr>
-      <w:r>
-        <w:rPr>
-          <w:lang w:val="ru-RU"/>
-        </w:rPr>
-        <w:t xml:space="preserve">- </w:t>
-      </w:r>
-      <w:r>
-        <w:rPr>
-          <w:lang w:val="ru-RU"/>
-        </w:rPr>
-        <w:t xml:space="preserve">вывести 5 последних зарегистрированных пользователей </w:t>
-      </w:r>
-      <w:r>
-        <w:rPr>
-          <w:lang w:val="ru-RU"/>
-        </w:rPr>
-        <w:t>(</w:t>
-      </w:r>
-      <w:r>
-        <w:rPr>
-          <w:lang w:val="en-US"/>
-        </w:rPr>
-        <w:t>ORDER</w:t>
-      </w:r>
-      <w:r>
-        <w:rPr>
-          <w:lang w:val="ru-RU"/>
-        </w:rPr>
-        <w:t xml:space="preserve"> </w:t>
-      </w:r>
-      <w:r>
-        <w:rPr>
-          <w:lang w:val="en-US"/>
-        </w:rPr>
-        <w:t>BY</w:t>
-      </w:r>
-      <w:r>
-        <w:rPr>
-          <w:lang w:val="ru-RU"/>
-        </w:rPr>
-        <w:t xml:space="preserve">, </w:t>
-      </w:r>
-      <w:r>
-        <w:rPr>
-          <w:lang w:val="en-US"/>
-        </w:rPr>
-        <w:t>LIMIT</w:t>
-      </w:r>
-      <w:r>
-        <w:rPr>
-          <w:lang w:val="ru-RU"/>
-        </w:rPr>
-        <w:t>)</w:t>
-      </w:r>
-      <w:r>
-        <w:rPr>
-          <w:lang w:val="ru-RU"/>
-        </w:rPr>
-        <w:t>;</w:t>
+        <w:t>.</w:t>
       </w:r>
     </w:p>
     <w:p>
@@ -1881,6 +1878,5011 @@
         <w:t>Также была определена структура базы данных и спроектированы ключи:</w:t>
       </w:r>
     </w:p>
+    <w:p>
+      <w:pPr>
+        <w:rPr>
+          <w:lang w:val="ru-RU"/>
+        </w:rPr>
+      </w:pPr>
+    </w:p>
+    <w:p>
+      <w:pPr>
+        <w:ind w:firstLine="0"/>
+        <w:rPr>
+          <w:rFonts w:ascii="Courier New" w:hAnsi="Courier New"/>
+          <w:sz w:val="20"/>
+          <w:szCs w:val="20"/>
+          <w:lang w:val="en-US"/>
+        </w:rPr>
+      </w:pPr>
+      <w:r>
+        <w:rPr>
+          <w:rFonts w:ascii="Courier New" w:hAnsi="Courier New"/>
+          <w:sz w:val="20"/>
+          <w:szCs w:val="20"/>
+          <w:lang w:val="en-US"/>
+        </w:rPr>
+        <w:t xml:space="preserve">HSET </w:t>
+      </w:r>
+      <w:proofErr w:type="gramStart"/>
+      <w:r>
+        <w:rPr>
+          <w:rFonts w:ascii="Courier New" w:hAnsi="Courier New"/>
+          <w:sz w:val="20"/>
+          <w:szCs w:val="20"/>
+          <w:lang w:val="en-US"/>
+        </w:rPr>
+        <w:t>user:{</w:t>
+      </w:r>
+      <w:proofErr w:type="spellStart"/>
+      <w:proofErr w:type="gramEnd"/>
+      <w:r>
+        <w:rPr>
+          <w:rFonts w:ascii="Courier New" w:hAnsi="Courier New"/>
+          <w:sz w:val="20"/>
+          <w:szCs w:val="20"/>
+          <w:lang w:val="en-US"/>
+        </w:rPr>
+        <w:t>user_id</w:t>
+      </w:r>
+      <w:proofErr w:type="spellEnd"/>
+      <w:r>
+        <w:rPr>
+          <w:rFonts w:ascii="Courier New" w:hAnsi="Courier New"/>
+          <w:sz w:val="20"/>
+          <w:szCs w:val="20"/>
+          <w:lang w:val="en-US"/>
+        </w:rPr>
+        <w:t>} name {u.name} email {</w:t>
+      </w:r>
+      <w:proofErr w:type="spellStart"/>
+      <w:r>
+        <w:rPr>
+          <w:rFonts w:ascii="Courier New" w:hAnsi="Courier New"/>
+          <w:sz w:val="20"/>
+          <w:szCs w:val="20"/>
+          <w:lang w:val="en-US"/>
+        </w:rPr>
+        <w:t>u.email</w:t>
+      </w:r>
+      <w:proofErr w:type="spellEnd"/>
+      <w:r>
+        <w:rPr>
+          <w:rFonts w:ascii="Courier New" w:hAnsi="Courier New"/>
+          <w:sz w:val="20"/>
+          <w:szCs w:val="20"/>
+          <w:lang w:val="en-US"/>
+        </w:rPr>
+        <w:t xml:space="preserve">} </w:t>
+      </w:r>
+      <w:proofErr w:type="spellStart"/>
+      <w:r>
+        <w:rPr>
+          <w:rFonts w:ascii="Courier New" w:hAnsi="Courier New"/>
+          <w:sz w:val="20"/>
+          <w:szCs w:val="20"/>
+          <w:lang w:val="en-US"/>
+        </w:rPr>
+        <w:t>created_at</w:t>
+      </w:r>
+      <w:proofErr w:type="spellEnd"/>
+      <w:r>
+        <w:rPr>
+          <w:rFonts w:ascii="Courier New" w:hAnsi="Courier New"/>
+          <w:sz w:val="20"/>
+          <w:szCs w:val="20"/>
+          <w:lang w:val="en-US"/>
+        </w:rPr>
+        <w:t xml:space="preserve"> {</w:t>
+      </w:r>
+      <w:proofErr w:type="spellStart"/>
+      <w:r>
+        <w:rPr>
+          <w:rFonts w:ascii="Courier New" w:hAnsi="Courier New"/>
+          <w:sz w:val="20"/>
+          <w:szCs w:val="20"/>
+          <w:lang w:val="en-US"/>
+        </w:rPr>
+        <w:t>u.created_at</w:t>
+      </w:r>
+      <w:proofErr w:type="spellEnd"/>
+      <w:r>
+        <w:rPr>
+          <w:rFonts w:ascii="Courier New" w:hAnsi="Courier New"/>
+          <w:sz w:val="20"/>
+          <w:szCs w:val="20"/>
+          <w:lang w:val="en-US"/>
+        </w:rPr>
+        <w:t>}</w:t>
+      </w:r>
+    </w:p>
+    <w:p>
+      <w:pPr>
+        <w:ind w:firstLine="0"/>
+        <w:rPr>
+          <w:rFonts w:ascii="Courier New" w:hAnsi="Courier New"/>
+          <w:sz w:val="20"/>
+          <w:szCs w:val="20"/>
+          <w:lang w:val="en-US"/>
+        </w:rPr>
+      </w:pPr>
+      <w:r>
+        <w:rPr>
+          <w:rFonts w:ascii="Courier New" w:hAnsi="Courier New"/>
+          <w:sz w:val="20"/>
+          <w:szCs w:val="20"/>
+          <w:lang w:val="en-US"/>
+        </w:rPr>
+        <w:t xml:space="preserve">HSET </w:t>
+      </w:r>
+      <w:proofErr w:type="gramStart"/>
+      <w:r>
+        <w:rPr>
+          <w:rFonts w:ascii="Courier New" w:hAnsi="Courier New"/>
+          <w:sz w:val="20"/>
+          <w:szCs w:val="20"/>
+          <w:lang w:val="en-US"/>
+        </w:rPr>
+        <w:t>category:{</w:t>
+      </w:r>
+      <w:proofErr w:type="spellStart"/>
+      <w:proofErr w:type="gramEnd"/>
+      <w:r>
+        <w:rPr>
+          <w:rFonts w:ascii="Courier New" w:hAnsi="Courier New"/>
+          <w:sz w:val="20"/>
+          <w:szCs w:val="20"/>
+          <w:lang w:val="en-US"/>
+        </w:rPr>
+        <w:t>category_id</w:t>
+      </w:r>
+      <w:proofErr w:type="spellEnd"/>
+      <w:r>
+        <w:rPr>
+          <w:rFonts w:ascii="Courier New" w:hAnsi="Courier New"/>
+          <w:sz w:val="20"/>
+          <w:szCs w:val="20"/>
+          <w:lang w:val="en-US"/>
+        </w:rPr>
+        <w:t>} name {c.name}</w:t>
+      </w:r>
+    </w:p>
+    <w:p>
+      <w:pPr>
+        <w:ind w:firstLine="0"/>
+        <w:rPr>
+          <w:rFonts w:ascii="Courier New" w:hAnsi="Courier New"/>
+          <w:sz w:val="20"/>
+          <w:szCs w:val="20"/>
+          <w:lang w:val="en-US"/>
+        </w:rPr>
+      </w:pPr>
+      <w:r>
+        <w:rPr>
+          <w:rFonts w:ascii="Courier New" w:hAnsi="Courier New"/>
+          <w:sz w:val="20"/>
+          <w:szCs w:val="20"/>
+          <w:lang w:val="en-US"/>
+        </w:rPr>
+        <w:t xml:space="preserve">HSET </w:t>
+      </w:r>
+      <w:proofErr w:type="gramStart"/>
+      <w:r>
+        <w:rPr>
+          <w:rFonts w:ascii="Courier New" w:hAnsi="Courier New"/>
+          <w:sz w:val="20"/>
+          <w:szCs w:val="20"/>
+          <w:lang w:val="en-US"/>
+        </w:rPr>
+        <w:t>product:{</w:t>
+      </w:r>
+      <w:proofErr w:type="spellStart"/>
+      <w:proofErr w:type="gramEnd"/>
+      <w:r>
+        <w:rPr>
+          <w:rFonts w:ascii="Courier New" w:hAnsi="Courier New"/>
+          <w:sz w:val="20"/>
+          <w:szCs w:val="20"/>
+          <w:lang w:val="en-US"/>
+        </w:rPr>
+        <w:t>product_id</w:t>
+      </w:r>
+      <w:proofErr w:type="spellEnd"/>
+      <w:r>
+        <w:rPr>
+          <w:rFonts w:ascii="Courier New" w:hAnsi="Courier New"/>
+          <w:sz w:val="20"/>
+          <w:szCs w:val="20"/>
+          <w:lang w:val="en-US"/>
+        </w:rPr>
+        <w:t xml:space="preserve">} name {p.name} </w:t>
+      </w:r>
+      <w:proofErr w:type="spellStart"/>
+      <w:r>
+        <w:rPr>
+          <w:rFonts w:ascii="Courier New" w:hAnsi="Courier New"/>
+          <w:sz w:val="20"/>
+          <w:szCs w:val="20"/>
+          <w:lang w:val="en-US"/>
+        </w:rPr>
+        <w:t>category_id</w:t>
+      </w:r>
+      <w:proofErr w:type="spellEnd"/>
+      <w:r>
+        <w:rPr>
+          <w:rFonts w:ascii="Courier New" w:hAnsi="Courier New"/>
+          <w:sz w:val="20"/>
+          <w:szCs w:val="20"/>
+          <w:lang w:val="en-US"/>
+        </w:rPr>
+        <w:t xml:space="preserve"> {</w:t>
+      </w:r>
+      <w:proofErr w:type="spellStart"/>
+      <w:r>
+        <w:rPr>
+          <w:rFonts w:ascii="Courier New" w:hAnsi="Courier New"/>
+          <w:sz w:val="20"/>
+          <w:szCs w:val="20"/>
+          <w:lang w:val="en-US"/>
+        </w:rPr>
+        <w:t>p.category_id</w:t>
+      </w:r>
+      <w:proofErr w:type="spellEnd"/>
+      <w:r>
+        <w:rPr>
+          <w:rFonts w:ascii="Courier New" w:hAnsi="Courier New"/>
+          <w:sz w:val="20"/>
+          <w:szCs w:val="20"/>
+          <w:lang w:val="en-US"/>
+        </w:rPr>
+        <w:t>} price {</w:t>
+      </w:r>
+      <w:proofErr w:type="spellStart"/>
+      <w:r>
+        <w:rPr>
+          <w:rFonts w:ascii="Courier New" w:hAnsi="Courier New"/>
+          <w:sz w:val="20"/>
+          <w:szCs w:val="20"/>
+          <w:lang w:val="en-US"/>
+        </w:rPr>
+        <w:t>p.price</w:t>
+      </w:r>
+      <w:proofErr w:type="spellEnd"/>
+      <w:r>
+        <w:rPr>
+          <w:rFonts w:ascii="Courier New" w:hAnsi="Courier New"/>
+          <w:sz w:val="20"/>
+          <w:szCs w:val="20"/>
+          <w:lang w:val="en-US"/>
+        </w:rPr>
+        <w:t>}</w:t>
+      </w:r>
+    </w:p>
+    <w:p>
+      <w:pPr>
+        <w:ind w:firstLine="0"/>
+        <w:rPr>
+          <w:rFonts w:ascii="Courier New" w:hAnsi="Courier New"/>
+          <w:sz w:val="20"/>
+          <w:szCs w:val="20"/>
+          <w:lang w:val="en-US"/>
+        </w:rPr>
+      </w:pPr>
+      <w:r>
+        <w:rPr>
+          <w:rFonts w:ascii="Courier New" w:hAnsi="Courier New"/>
+          <w:sz w:val="20"/>
+          <w:szCs w:val="20"/>
+          <w:lang w:val="en-US"/>
+        </w:rPr>
+        <w:t xml:space="preserve">HSET </w:t>
+      </w:r>
+      <w:proofErr w:type="gramStart"/>
+      <w:r>
+        <w:rPr>
+          <w:rFonts w:ascii="Courier New" w:hAnsi="Courier New"/>
+          <w:sz w:val="20"/>
+          <w:szCs w:val="20"/>
+          <w:lang w:val="en-US"/>
+        </w:rPr>
+        <w:t>order:{</w:t>
+      </w:r>
+      <w:proofErr w:type="spellStart"/>
+      <w:proofErr w:type="gramEnd"/>
+      <w:r>
+        <w:rPr>
+          <w:rFonts w:ascii="Courier New" w:hAnsi="Courier New"/>
+          <w:sz w:val="20"/>
+          <w:szCs w:val="20"/>
+          <w:lang w:val="en-US"/>
+        </w:rPr>
+        <w:t>order_id</w:t>
+      </w:r>
+      <w:proofErr w:type="spellEnd"/>
+      <w:r>
+        <w:rPr>
+          <w:rFonts w:ascii="Courier New" w:hAnsi="Courier New"/>
+          <w:sz w:val="20"/>
+          <w:szCs w:val="20"/>
+          <w:lang w:val="en-US"/>
+        </w:rPr>
+        <w:t xml:space="preserve">} </w:t>
+      </w:r>
+      <w:proofErr w:type="spellStart"/>
+      <w:r>
+        <w:rPr>
+          <w:rFonts w:ascii="Courier New" w:hAnsi="Courier New"/>
+          <w:sz w:val="20"/>
+          <w:szCs w:val="20"/>
+          <w:lang w:val="en-US"/>
+        </w:rPr>
+        <w:t>user_id</w:t>
+      </w:r>
+      <w:proofErr w:type="spellEnd"/>
+      <w:r>
+        <w:rPr>
+          <w:rFonts w:ascii="Courier New" w:hAnsi="Courier New"/>
+          <w:sz w:val="20"/>
+          <w:szCs w:val="20"/>
+          <w:lang w:val="en-US"/>
+        </w:rPr>
+        <w:t xml:space="preserve"> {</w:t>
+      </w:r>
+      <w:proofErr w:type="spellStart"/>
+      <w:r>
+        <w:rPr>
+          <w:rFonts w:ascii="Courier New" w:hAnsi="Courier New"/>
+          <w:sz w:val="20"/>
+          <w:szCs w:val="20"/>
+          <w:lang w:val="en-US"/>
+        </w:rPr>
+        <w:t>o.user_id</w:t>
+      </w:r>
+      <w:proofErr w:type="spellEnd"/>
+      <w:r>
+        <w:rPr>
+          <w:rFonts w:ascii="Courier New" w:hAnsi="Courier New"/>
+          <w:sz w:val="20"/>
+          <w:szCs w:val="20"/>
+          <w:lang w:val="en-US"/>
+        </w:rPr>
+        <w:t xml:space="preserve">} </w:t>
+      </w:r>
+      <w:proofErr w:type="spellStart"/>
+      <w:r>
+        <w:rPr>
+          <w:rFonts w:ascii="Courier New" w:hAnsi="Courier New"/>
+          <w:sz w:val="20"/>
+          <w:szCs w:val="20"/>
+          <w:lang w:val="en-US"/>
+        </w:rPr>
+        <w:t>created_at</w:t>
+      </w:r>
+      <w:proofErr w:type="spellEnd"/>
+      <w:r>
+        <w:rPr>
+          <w:rFonts w:ascii="Courier New" w:hAnsi="Courier New"/>
+          <w:sz w:val="20"/>
+          <w:szCs w:val="20"/>
+          <w:lang w:val="en-US"/>
+        </w:rPr>
+        <w:t xml:space="preserve"> {</w:t>
+      </w:r>
+      <w:proofErr w:type="spellStart"/>
+      <w:r>
+        <w:rPr>
+          <w:rFonts w:ascii="Courier New" w:hAnsi="Courier New"/>
+          <w:sz w:val="20"/>
+          <w:szCs w:val="20"/>
+          <w:lang w:val="en-US"/>
+        </w:rPr>
+        <w:t>o.created_at</w:t>
+      </w:r>
+      <w:proofErr w:type="spellEnd"/>
+      <w:r>
+        <w:rPr>
+          <w:rFonts w:ascii="Courier New" w:hAnsi="Courier New"/>
+          <w:sz w:val="20"/>
+          <w:szCs w:val="20"/>
+          <w:lang w:val="en-US"/>
+        </w:rPr>
+        <w:t>} status {</w:t>
+      </w:r>
+      <w:proofErr w:type="spellStart"/>
+      <w:r>
+        <w:rPr>
+          <w:rFonts w:ascii="Courier New" w:hAnsi="Courier New"/>
+          <w:sz w:val="20"/>
+          <w:szCs w:val="20"/>
+          <w:lang w:val="en-US"/>
+        </w:rPr>
+        <w:t>o.status</w:t>
+      </w:r>
+      <w:proofErr w:type="spellEnd"/>
+      <w:r>
+        <w:rPr>
+          <w:rFonts w:ascii="Courier New" w:hAnsi="Courier New"/>
+          <w:sz w:val="20"/>
+          <w:szCs w:val="20"/>
+          <w:lang w:val="en-US"/>
+        </w:rPr>
+        <w:t>}</w:t>
+      </w:r>
+    </w:p>
+    <w:p>
+      <w:pPr>
+        <w:ind w:firstLine="0"/>
+        <w:rPr>
+          <w:rFonts w:ascii="Courier New" w:hAnsi="Courier New"/>
+          <w:sz w:val="20"/>
+          <w:szCs w:val="20"/>
+          <w:lang w:val="en-US"/>
+        </w:rPr>
+      </w:pPr>
+      <w:r>
+        <w:rPr>
+          <w:rFonts w:ascii="Courier New" w:hAnsi="Courier New"/>
+          <w:sz w:val="20"/>
+          <w:szCs w:val="20"/>
+          <w:lang w:val="en-US"/>
+        </w:rPr>
+        <w:lastRenderedPageBreak/>
+        <w:t xml:space="preserve">HSET </w:t>
+      </w:r>
+      <w:proofErr w:type="spellStart"/>
+      <w:r>
+        <w:rPr>
+          <w:rFonts w:ascii="Courier New" w:hAnsi="Courier New"/>
+          <w:sz w:val="20"/>
+          <w:szCs w:val="20"/>
+          <w:lang w:val="en-US"/>
+        </w:rPr>
+        <w:t>order_</w:t>
+      </w:r>
+      <w:proofErr w:type="gramStart"/>
+      <w:r>
+        <w:rPr>
+          <w:rFonts w:ascii="Courier New" w:hAnsi="Courier New"/>
+          <w:sz w:val="20"/>
+          <w:szCs w:val="20"/>
+          <w:lang w:val="en-US"/>
+        </w:rPr>
+        <w:t>item</w:t>
+      </w:r>
+      <w:proofErr w:type="spellEnd"/>
+      <w:r>
+        <w:rPr>
+          <w:rFonts w:ascii="Courier New" w:hAnsi="Courier New"/>
+          <w:sz w:val="20"/>
+          <w:szCs w:val="20"/>
+          <w:lang w:val="en-US"/>
+        </w:rPr>
+        <w:t>:{</w:t>
+      </w:r>
+      <w:proofErr w:type="spellStart"/>
+      <w:proofErr w:type="gramEnd"/>
+      <w:r>
+        <w:rPr>
+          <w:rFonts w:ascii="Courier New" w:hAnsi="Courier New"/>
+          <w:sz w:val="20"/>
+          <w:szCs w:val="20"/>
+          <w:lang w:val="en-US"/>
+        </w:rPr>
+        <w:t>order_item_id</w:t>
+      </w:r>
+      <w:proofErr w:type="spellEnd"/>
+      <w:r>
+        <w:rPr>
+          <w:rFonts w:ascii="Courier New" w:hAnsi="Courier New"/>
+          <w:sz w:val="20"/>
+          <w:szCs w:val="20"/>
+          <w:lang w:val="en-US"/>
+        </w:rPr>
+        <w:t xml:space="preserve">} </w:t>
+      </w:r>
+      <w:proofErr w:type="spellStart"/>
+      <w:r>
+        <w:rPr>
+          <w:rFonts w:ascii="Courier New" w:hAnsi="Courier New"/>
+          <w:sz w:val="20"/>
+          <w:szCs w:val="20"/>
+          <w:lang w:val="en-US"/>
+        </w:rPr>
+        <w:t>order_id</w:t>
+      </w:r>
+      <w:proofErr w:type="spellEnd"/>
+      <w:r>
+        <w:rPr>
+          <w:rFonts w:ascii="Courier New" w:hAnsi="Courier New"/>
+          <w:sz w:val="20"/>
+          <w:szCs w:val="20"/>
+          <w:lang w:val="en-US"/>
+        </w:rPr>
+        <w:t xml:space="preserve"> {</w:t>
+      </w:r>
+      <w:proofErr w:type="spellStart"/>
+      <w:r>
+        <w:rPr>
+          <w:rFonts w:ascii="Courier New" w:hAnsi="Courier New"/>
+          <w:sz w:val="20"/>
+          <w:szCs w:val="20"/>
+          <w:lang w:val="en-US"/>
+        </w:rPr>
+        <w:t>oi.order_id</w:t>
+      </w:r>
+      <w:proofErr w:type="spellEnd"/>
+      <w:r>
+        <w:rPr>
+          <w:rFonts w:ascii="Courier New" w:hAnsi="Courier New"/>
+          <w:sz w:val="20"/>
+          <w:szCs w:val="20"/>
+          <w:lang w:val="en-US"/>
+        </w:rPr>
+        <w:t xml:space="preserve">} </w:t>
+      </w:r>
+      <w:proofErr w:type="spellStart"/>
+      <w:r>
+        <w:rPr>
+          <w:rFonts w:ascii="Courier New" w:hAnsi="Courier New"/>
+          <w:sz w:val="20"/>
+          <w:szCs w:val="20"/>
+          <w:lang w:val="en-US"/>
+        </w:rPr>
+        <w:t>product_id</w:t>
+      </w:r>
+      <w:proofErr w:type="spellEnd"/>
+      <w:r>
+        <w:rPr>
+          <w:rFonts w:ascii="Courier New" w:hAnsi="Courier New"/>
+          <w:sz w:val="20"/>
+          <w:szCs w:val="20"/>
+          <w:lang w:val="en-US"/>
+        </w:rPr>
+        <w:t xml:space="preserve"> {</w:t>
+      </w:r>
+      <w:proofErr w:type="spellStart"/>
+      <w:r>
+        <w:rPr>
+          <w:rFonts w:ascii="Courier New" w:hAnsi="Courier New"/>
+          <w:sz w:val="20"/>
+          <w:szCs w:val="20"/>
+          <w:lang w:val="en-US"/>
+        </w:rPr>
+        <w:t>oi.product_id</w:t>
+      </w:r>
+      <w:proofErr w:type="spellEnd"/>
+      <w:r>
+        <w:rPr>
+          <w:rFonts w:ascii="Courier New" w:hAnsi="Courier New"/>
+          <w:sz w:val="20"/>
+          <w:szCs w:val="20"/>
+          <w:lang w:val="en-US"/>
+        </w:rPr>
+        <w:t>} quantity {</w:t>
+      </w:r>
+      <w:proofErr w:type="spellStart"/>
+      <w:r>
+        <w:rPr>
+          <w:rFonts w:ascii="Courier New" w:hAnsi="Courier New"/>
+          <w:sz w:val="20"/>
+          <w:szCs w:val="20"/>
+          <w:lang w:val="en-US"/>
+        </w:rPr>
+        <w:t>oi.quantity</w:t>
+      </w:r>
+      <w:proofErr w:type="spellEnd"/>
+      <w:r>
+        <w:rPr>
+          <w:rFonts w:ascii="Courier New" w:hAnsi="Courier New"/>
+          <w:sz w:val="20"/>
+          <w:szCs w:val="20"/>
+          <w:lang w:val="en-US"/>
+        </w:rPr>
+        <w:t>} price {</w:t>
+      </w:r>
+      <w:proofErr w:type="spellStart"/>
+      <w:r>
+        <w:rPr>
+          <w:rFonts w:ascii="Courier New" w:hAnsi="Courier New"/>
+          <w:sz w:val="20"/>
+          <w:szCs w:val="20"/>
+          <w:lang w:val="en-US"/>
+        </w:rPr>
+        <w:t>oi.price</w:t>
+      </w:r>
+      <w:proofErr w:type="spellEnd"/>
+      <w:r>
+        <w:rPr>
+          <w:rFonts w:ascii="Courier New" w:hAnsi="Courier New"/>
+          <w:sz w:val="20"/>
+          <w:szCs w:val="20"/>
+          <w:lang w:val="en-US"/>
+        </w:rPr>
+        <w:t>}</w:t>
+      </w:r>
+    </w:p>
+    <w:p>
+      <w:pPr>
+        <w:ind w:firstLine="0"/>
+        <w:rPr>
+          <w:rFonts w:ascii="Courier New" w:hAnsi="Courier New"/>
+          <w:sz w:val="20"/>
+          <w:szCs w:val="20"/>
+          <w:lang w:val="en-US"/>
+        </w:rPr>
+      </w:pPr>
+    </w:p>
+    <w:p>
+      <w:pPr>
+        <w:ind w:firstLine="0"/>
+        <w:rPr>
+          <w:rFonts w:ascii="Courier New" w:hAnsi="Courier New"/>
+          <w:sz w:val="20"/>
+          <w:szCs w:val="20"/>
+          <w:lang w:val="en-US"/>
+        </w:rPr>
+      </w:pPr>
+      <w:r>
+        <w:rPr>
+          <w:rFonts w:ascii="Courier New" w:hAnsi="Courier New"/>
+          <w:sz w:val="20"/>
+          <w:szCs w:val="20"/>
+          <w:lang w:val="en-US"/>
+        </w:rPr>
+        <w:t xml:space="preserve">SADD </w:t>
+      </w:r>
+      <w:proofErr w:type="gramStart"/>
+      <w:r>
+        <w:rPr>
+          <w:rFonts w:ascii="Courier New" w:hAnsi="Courier New"/>
+          <w:sz w:val="20"/>
+          <w:szCs w:val="20"/>
+          <w:lang w:val="en-US"/>
+        </w:rPr>
+        <w:t>category:{</w:t>
+      </w:r>
+      <w:proofErr w:type="spellStart"/>
+      <w:proofErr w:type="gramEnd"/>
+      <w:r>
+        <w:rPr>
+          <w:rFonts w:ascii="Courier New" w:hAnsi="Courier New"/>
+          <w:sz w:val="20"/>
+          <w:szCs w:val="20"/>
+          <w:lang w:val="en-US"/>
+        </w:rPr>
+        <w:t>category_id</w:t>
+      </w:r>
+      <w:proofErr w:type="spellEnd"/>
+      <w:r>
+        <w:rPr>
+          <w:rFonts w:ascii="Courier New" w:hAnsi="Courier New"/>
+          <w:sz w:val="20"/>
+          <w:szCs w:val="20"/>
+          <w:lang w:val="en-US"/>
+        </w:rPr>
+        <w:t>}:products product:{</w:t>
+      </w:r>
+      <w:proofErr w:type="spellStart"/>
+      <w:r>
+        <w:rPr>
+          <w:rFonts w:ascii="Courier New" w:hAnsi="Courier New"/>
+          <w:sz w:val="20"/>
+          <w:szCs w:val="20"/>
+          <w:lang w:val="en-US"/>
+        </w:rPr>
+        <w:t>product_id</w:t>
+      </w:r>
+      <w:proofErr w:type="spellEnd"/>
+      <w:r>
+        <w:rPr>
+          <w:rFonts w:ascii="Courier New" w:hAnsi="Courier New"/>
+          <w:sz w:val="20"/>
+          <w:szCs w:val="20"/>
+          <w:lang w:val="en-US"/>
+        </w:rPr>
+        <w:t>}</w:t>
+      </w:r>
+    </w:p>
+    <w:p>
+      <w:pPr>
+        <w:ind w:firstLine="0"/>
+        <w:rPr>
+          <w:rFonts w:ascii="Courier New" w:hAnsi="Courier New"/>
+          <w:sz w:val="20"/>
+          <w:szCs w:val="20"/>
+          <w:lang w:val="en-US"/>
+        </w:rPr>
+      </w:pPr>
+      <w:r>
+        <w:rPr>
+          <w:rFonts w:ascii="Courier New" w:hAnsi="Courier New"/>
+          <w:sz w:val="20"/>
+          <w:szCs w:val="20"/>
+          <w:lang w:val="en-US"/>
+        </w:rPr>
+        <w:t xml:space="preserve">SADD </w:t>
+      </w:r>
+      <w:proofErr w:type="gramStart"/>
+      <w:r>
+        <w:rPr>
+          <w:rFonts w:ascii="Courier New" w:hAnsi="Courier New"/>
+          <w:sz w:val="20"/>
+          <w:szCs w:val="20"/>
+          <w:lang w:val="en-US"/>
+        </w:rPr>
+        <w:t>user:{</w:t>
+      </w:r>
+      <w:proofErr w:type="spellStart"/>
+      <w:proofErr w:type="gramEnd"/>
+      <w:r>
+        <w:rPr>
+          <w:rFonts w:ascii="Courier New" w:hAnsi="Courier New"/>
+          <w:sz w:val="20"/>
+          <w:szCs w:val="20"/>
+          <w:lang w:val="en-US"/>
+        </w:rPr>
+        <w:t>user_id</w:t>
+      </w:r>
+      <w:proofErr w:type="spellEnd"/>
+      <w:r>
+        <w:rPr>
+          <w:rFonts w:ascii="Courier New" w:hAnsi="Courier New"/>
+          <w:sz w:val="20"/>
+          <w:szCs w:val="20"/>
+          <w:lang w:val="en-US"/>
+        </w:rPr>
+        <w:t>}:</w:t>
+      </w:r>
+      <w:proofErr w:type="spellStart"/>
+      <w:r>
+        <w:rPr>
+          <w:rFonts w:ascii="Courier New" w:hAnsi="Courier New"/>
+          <w:sz w:val="20"/>
+          <w:szCs w:val="20"/>
+          <w:lang w:val="en-US"/>
+        </w:rPr>
+        <w:t>orders_set</w:t>
+      </w:r>
+      <w:proofErr w:type="spellEnd"/>
+      <w:r>
+        <w:rPr>
+          <w:rFonts w:ascii="Courier New" w:hAnsi="Courier New"/>
+          <w:sz w:val="20"/>
+          <w:szCs w:val="20"/>
+          <w:lang w:val="en-US"/>
+        </w:rPr>
+        <w:t xml:space="preserve"> order:{</w:t>
+      </w:r>
+      <w:proofErr w:type="spellStart"/>
+      <w:r>
+        <w:rPr>
+          <w:rFonts w:ascii="Courier New" w:hAnsi="Courier New"/>
+          <w:sz w:val="20"/>
+          <w:szCs w:val="20"/>
+          <w:lang w:val="en-US"/>
+        </w:rPr>
+        <w:t>order_id</w:t>
+      </w:r>
+      <w:proofErr w:type="spellEnd"/>
+      <w:r>
+        <w:rPr>
+          <w:rFonts w:ascii="Courier New" w:hAnsi="Courier New"/>
+          <w:sz w:val="20"/>
+          <w:szCs w:val="20"/>
+          <w:lang w:val="en-US"/>
+        </w:rPr>
+        <w:t>}</w:t>
+      </w:r>
+    </w:p>
+    <w:p>
+      <w:pPr>
+        <w:ind w:firstLine="0"/>
+        <w:rPr>
+          <w:rFonts w:ascii="Courier New" w:hAnsi="Courier New"/>
+          <w:sz w:val="20"/>
+          <w:szCs w:val="20"/>
+          <w:lang w:val="en-US"/>
+        </w:rPr>
+      </w:pPr>
+      <w:r>
+        <w:rPr>
+          <w:rFonts w:ascii="Courier New" w:hAnsi="Courier New"/>
+          <w:sz w:val="20"/>
+          <w:szCs w:val="20"/>
+          <w:lang w:val="en-US"/>
+        </w:rPr>
+        <w:t xml:space="preserve">SADD </w:t>
+      </w:r>
+      <w:proofErr w:type="gramStart"/>
+      <w:r>
+        <w:rPr>
+          <w:rFonts w:ascii="Courier New" w:hAnsi="Courier New"/>
+          <w:sz w:val="20"/>
+          <w:szCs w:val="20"/>
+          <w:lang w:val="en-US"/>
+        </w:rPr>
+        <w:t>user:{</w:t>
+      </w:r>
+      <w:proofErr w:type="spellStart"/>
+      <w:proofErr w:type="gramEnd"/>
+      <w:r>
+        <w:rPr>
+          <w:rFonts w:ascii="Courier New" w:hAnsi="Courier New"/>
+          <w:sz w:val="20"/>
+          <w:szCs w:val="20"/>
+          <w:lang w:val="en-US"/>
+        </w:rPr>
+        <w:t>user_id</w:t>
+      </w:r>
+      <w:proofErr w:type="spellEnd"/>
+      <w:r>
+        <w:rPr>
+          <w:rFonts w:ascii="Courier New" w:hAnsi="Courier New"/>
+          <w:sz w:val="20"/>
+          <w:szCs w:val="20"/>
+          <w:lang w:val="en-US"/>
+        </w:rPr>
+        <w:t>}:purchased product:{</w:t>
+      </w:r>
+      <w:proofErr w:type="spellStart"/>
+      <w:r>
+        <w:rPr>
+          <w:rFonts w:ascii="Courier New" w:hAnsi="Courier New"/>
+          <w:sz w:val="20"/>
+          <w:szCs w:val="20"/>
+          <w:lang w:val="en-US"/>
+        </w:rPr>
+        <w:t>product_id</w:t>
+      </w:r>
+      <w:proofErr w:type="spellEnd"/>
+      <w:r>
+        <w:rPr>
+          <w:rFonts w:ascii="Courier New" w:hAnsi="Courier New"/>
+          <w:sz w:val="20"/>
+          <w:szCs w:val="20"/>
+          <w:lang w:val="en-US"/>
+        </w:rPr>
+        <w:t>}</w:t>
+      </w:r>
+    </w:p>
+    <w:p>
+      <w:pPr>
+        <w:ind w:firstLine="0"/>
+        <w:rPr>
+          <w:rFonts w:ascii="Courier New" w:hAnsi="Courier New"/>
+          <w:sz w:val="20"/>
+          <w:szCs w:val="20"/>
+          <w:lang w:val="en-US"/>
+        </w:rPr>
+      </w:pPr>
+    </w:p>
+    <w:p>
+      <w:pPr>
+        <w:ind w:firstLine="0"/>
+        <w:rPr>
+          <w:rFonts w:ascii="Courier New" w:hAnsi="Courier New"/>
+          <w:sz w:val="20"/>
+          <w:szCs w:val="20"/>
+          <w:lang w:val="en-US"/>
+        </w:rPr>
+      </w:pPr>
+      <w:r>
+        <w:rPr>
+          <w:rFonts w:ascii="Courier New" w:hAnsi="Courier New"/>
+          <w:sz w:val="20"/>
+          <w:szCs w:val="20"/>
+          <w:lang w:val="en-US"/>
+        </w:rPr>
+        <w:t xml:space="preserve">LPUSH </w:t>
+      </w:r>
+      <w:proofErr w:type="gramStart"/>
+      <w:r>
+        <w:rPr>
+          <w:rFonts w:ascii="Courier New" w:hAnsi="Courier New"/>
+          <w:sz w:val="20"/>
+          <w:szCs w:val="20"/>
+          <w:lang w:val="en-US"/>
+        </w:rPr>
+        <w:t>user:{</w:t>
+      </w:r>
+      <w:proofErr w:type="spellStart"/>
+      <w:proofErr w:type="gramEnd"/>
+      <w:r>
+        <w:rPr>
+          <w:rFonts w:ascii="Courier New" w:hAnsi="Courier New"/>
+          <w:sz w:val="20"/>
+          <w:szCs w:val="20"/>
+          <w:lang w:val="en-US"/>
+        </w:rPr>
+        <w:t>user_id</w:t>
+      </w:r>
+      <w:proofErr w:type="spellEnd"/>
+      <w:r>
+        <w:rPr>
+          <w:rFonts w:ascii="Courier New" w:hAnsi="Courier New"/>
+          <w:sz w:val="20"/>
+          <w:szCs w:val="20"/>
+          <w:lang w:val="en-US"/>
+        </w:rPr>
+        <w:t>}:orders order:{</w:t>
+      </w:r>
+      <w:proofErr w:type="spellStart"/>
+      <w:r>
+        <w:rPr>
+          <w:rFonts w:ascii="Courier New" w:hAnsi="Courier New"/>
+          <w:sz w:val="20"/>
+          <w:szCs w:val="20"/>
+          <w:lang w:val="en-US"/>
+        </w:rPr>
+        <w:t>order_id</w:t>
+      </w:r>
+      <w:proofErr w:type="spellEnd"/>
+      <w:r>
+        <w:rPr>
+          <w:rFonts w:ascii="Courier New" w:hAnsi="Courier New"/>
+          <w:sz w:val="20"/>
+          <w:szCs w:val="20"/>
+          <w:lang w:val="en-US"/>
+        </w:rPr>
+        <w:t>}</w:t>
+      </w:r>
+    </w:p>
+    <w:p>
+      <w:pPr>
+        <w:ind w:firstLine="0"/>
+        <w:rPr>
+          <w:rFonts w:ascii="Courier New" w:hAnsi="Courier New"/>
+          <w:sz w:val="20"/>
+          <w:szCs w:val="20"/>
+          <w:lang w:val="en-US"/>
+        </w:rPr>
+      </w:pPr>
+      <w:r>
+        <w:rPr>
+          <w:rFonts w:ascii="Courier New" w:hAnsi="Courier New"/>
+          <w:sz w:val="20"/>
+          <w:szCs w:val="20"/>
+          <w:lang w:val="en-US"/>
+        </w:rPr>
+        <w:t xml:space="preserve">LTRIM </w:t>
+      </w:r>
+      <w:proofErr w:type="gramStart"/>
+      <w:r>
+        <w:rPr>
+          <w:rFonts w:ascii="Courier New" w:hAnsi="Courier New"/>
+          <w:sz w:val="20"/>
+          <w:szCs w:val="20"/>
+          <w:lang w:val="en-US"/>
+        </w:rPr>
+        <w:t>user:{</w:t>
+      </w:r>
+      <w:proofErr w:type="spellStart"/>
+      <w:proofErr w:type="gramEnd"/>
+      <w:r>
+        <w:rPr>
+          <w:rFonts w:ascii="Courier New" w:hAnsi="Courier New"/>
+          <w:sz w:val="20"/>
+          <w:szCs w:val="20"/>
+          <w:lang w:val="en-US"/>
+        </w:rPr>
+        <w:t>user_id</w:t>
+      </w:r>
+      <w:proofErr w:type="spellEnd"/>
+      <w:r>
+        <w:rPr>
+          <w:rFonts w:ascii="Courier New" w:hAnsi="Courier New"/>
+          <w:sz w:val="20"/>
+          <w:szCs w:val="20"/>
+          <w:lang w:val="en-US"/>
+        </w:rPr>
+        <w:t xml:space="preserve">}:orders 0 9         </w:t>
+      </w:r>
+    </w:p>
+    <w:p>
+      <w:pPr>
+        <w:ind w:firstLine="0"/>
+        <w:rPr>
+          <w:rFonts w:ascii="Courier New" w:hAnsi="Courier New"/>
+          <w:sz w:val="20"/>
+          <w:szCs w:val="20"/>
+          <w:lang w:val="en-US"/>
+        </w:rPr>
+      </w:pPr>
+      <w:r>
+        <w:rPr>
+          <w:rFonts w:ascii="Courier New" w:hAnsi="Courier New"/>
+          <w:sz w:val="20"/>
+          <w:szCs w:val="20"/>
+          <w:lang w:val="en-US"/>
+        </w:rPr>
+        <w:t xml:space="preserve">RPUSH </w:t>
+      </w:r>
+      <w:proofErr w:type="gramStart"/>
+      <w:r>
+        <w:rPr>
+          <w:rFonts w:ascii="Courier New" w:hAnsi="Courier New"/>
+          <w:sz w:val="20"/>
+          <w:szCs w:val="20"/>
+          <w:lang w:val="en-US"/>
+        </w:rPr>
+        <w:t>order:{</w:t>
+      </w:r>
+      <w:proofErr w:type="spellStart"/>
+      <w:proofErr w:type="gramEnd"/>
+      <w:r>
+        <w:rPr>
+          <w:rFonts w:ascii="Courier New" w:hAnsi="Courier New"/>
+          <w:sz w:val="20"/>
+          <w:szCs w:val="20"/>
+          <w:lang w:val="en-US"/>
+        </w:rPr>
+        <w:t>order_id</w:t>
+      </w:r>
+      <w:proofErr w:type="spellEnd"/>
+      <w:r>
+        <w:rPr>
+          <w:rFonts w:ascii="Courier New" w:hAnsi="Courier New"/>
+          <w:sz w:val="20"/>
+          <w:szCs w:val="20"/>
+          <w:lang w:val="en-US"/>
+        </w:rPr>
+        <w:t xml:space="preserve">}:items </w:t>
+      </w:r>
+      <w:proofErr w:type="spellStart"/>
+      <w:r>
+        <w:rPr>
+          <w:rFonts w:ascii="Courier New" w:hAnsi="Courier New"/>
+          <w:sz w:val="20"/>
+          <w:szCs w:val="20"/>
+          <w:lang w:val="en-US"/>
+        </w:rPr>
+        <w:t>order_item</w:t>
+      </w:r>
+      <w:proofErr w:type="spellEnd"/>
+      <w:r>
+        <w:rPr>
+          <w:rFonts w:ascii="Courier New" w:hAnsi="Courier New"/>
+          <w:sz w:val="20"/>
+          <w:szCs w:val="20"/>
+          <w:lang w:val="en-US"/>
+        </w:rPr>
+        <w:t>:{</w:t>
+      </w:r>
+      <w:proofErr w:type="spellStart"/>
+      <w:r>
+        <w:rPr>
+          <w:rFonts w:ascii="Courier New" w:hAnsi="Courier New"/>
+          <w:sz w:val="20"/>
+          <w:szCs w:val="20"/>
+          <w:lang w:val="en-US"/>
+        </w:rPr>
+        <w:t>order_item_id</w:t>
+      </w:r>
+      <w:proofErr w:type="spellEnd"/>
+      <w:r>
+        <w:rPr>
+          <w:rFonts w:ascii="Courier New" w:hAnsi="Courier New"/>
+          <w:sz w:val="20"/>
+          <w:szCs w:val="20"/>
+          <w:lang w:val="en-US"/>
+        </w:rPr>
+        <w:t>}</w:t>
+      </w:r>
+    </w:p>
+    <w:p>
+      <w:pPr>
+        <w:ind w:firstLine="0"/>
+        <w:rPr>
+          <w:rFonts w:ascii="Courier New" w:hAnsi="Courier New"/>
+          <w:sz w:val="20"/>
+          <w:szCs w:val="20"/>
+          <w:lang w:val="en-US"/>
+        </w:rPr>
+      </w:pPr>
+    </w:p>
+    <w:p>
+      <w:pPr>
+        <w:ind w:firstLine="0"/>
+        <w:rPr>
+          <w:rFonts w:ascii="Courier New" w:hAnsi="Courier New"/>
+          <w:sz w:val="20"/>
+          <w:szCs w:val="20"/>
+          <w:lang w:val="en-US"/>
+        </w:rPr>
+      </w:pPr>
+      <w:r>
+        <w:rPr>
+          <w:rFonts w:ascii="Courier New" w:hAnsi="Courier New"/>
+          <w:sz w:val="20"/>
+          <w:szCs w:val="20"/>
+          <w:lang w:val="en-US"/>
+        </w:rPr>
+        <w:t xml:space="preserve">ZINCRBY </w:t>
+      </w:r>
+      <w:proofErr w:type="spellStart"/>
+      <w:r>
+        <w:rPr>
+          <w:rFonts w:ascii="Courier New" w:hAnsi="Courier New"/>
+          <w:sz w:val="20"/>
+          <w:szCs w:val="20"/>
+          <w:lang w:val="en-US"/>
+        </w:rPr>
+        <w:t>products:by_sales</w:t>
+      </w:r>
+      <w:proofErr w:type="spellEnd"/>
+      <w:r>
+        <w:rPr>
+          <w:rFonts w:ascii="Courier New" w:hAnsi="Courier New"/>
+          <w:sz w:val="20"/>
+          <w:szCs w:val="20"/>
+          <w:lang w:val="en-US"/>
+        </w:rPr>
+        <w:t xml:space="preserve"> {</w:t>
+      </w:r>
+      <w:proofErr w:type="spellStart"/>
+      <w:proofErr w:type="gramStart"/>
+      <w:r>
+        <w:rPr>
+          <w:rFonts w:ascii="Courier New" w:hAnsi="Courier New"/>
+          <w:sz w:val="20"/>
+          <w:szCs w:val="20"/>
+          <w:lang w:val="en-US"/>
+        </w:rPr>
+        <w:t>oi.quantity</w:t>
+      </w:r>
+      <w:proofErr w:type="spellEnd"/>
+      <w:proofErr w:type="gramEnd"/>
+      <w:r>
+        <w:rPr>
+          <w:rFonts w:ascii="Courier New" w:hAnsi="Courier New"/>
+          <w:sz w:val="20"/>
+          <w:szCs w:val="20"/>
+          <w:lang w:val="en-US"/>
+        </w:rPr>
+        <w:t>} product:{</w:t>
+      </w:r>
+      <w:proofErr w:type="spellStart"/>
+      <w:r>
+        <w:rPr>
+          <w:rFonts w:ascii="Courier New" w:hAnsi="Courier New"/>
+          <w:sz w:val="20"/>
+          <w:szCs w:val="20"/>
+          <w:lang w:val="en-US"/>
+        </w:rPr>
+        <w:t>product_id</w:t>
+      </w:r>
+      <w:proofErr w:type="spellEnd"/>
+      <w:r>
+        <w:rPr>
+          <w:rFonts w:ascii="Courier New" w:hAnsi="Courier New"/>
+          <w:sz w:val="20"/>
+          <w:szCs w:val="20"/>
+          <w:lang w:val="en-US"/>
+        </w:rPr>
+        <w:t>}</w:t>
+      </w:r>
+    </w:p>
+    <w:p>
+      <w:pPr>
+        <w:ind w:firstLine="0"/>
+        <w:rPr>
+          <w:rFonts w:ascii="Courier New" w:hAnsi="Courier New"/>
+          <w:sz w:val="20"/>
+          <w:szCs w:val="20"/>
+          <w:lang w:val="en-US"/>
+        </w:rPr>
+      </w:pPr>
+      <w:r>
+        <w:rPr>
+          <w:rFonts w:ascii="Courier New" w:hAnsi="Courier New"/>
+          <w:sz w:val="20"/>
+          <w:szCs w:val="20"/>
+          <w:lang w:val="en-US"/>
+        </w:rPr>
+        <w:t xml:space="preserve">ZINCRBY </w:t>
+      </w:r>
+      <w:proofErr w:type="spellStart"/>
+      <w:r>
+        <w:rPr>
+          <w:rFonts w:ascii="Courier New" w:hAnsi="Courier New"/>
+          <w:sz w:val="20"/>
+          <w:szCs w:val="20"/>
+          <w:lang w:val="en-US"/>
+        </w:rPr>
+        <w:t>products:by_revenue</w:t>
+      </w:r>
+      <w:proofErr w:type="spellEnd"/>
+      <w:r>
+        <w:rPr>
+          <w:rFonts w:ascii="Courier New" w:hAnsi="Courier New"/>
+          <w:sz w:val="20"/>
+          <w:szCs w:val="20"/>
+          <w:lang w:val="en-US"/>
+        </w:rPr>
+        <w:t xml:space="preserve"> {</w:t>
+      </w:r>
+      <w:proofErr w:type="spellStart"/>
+      <w:proofErr w:type="gramStart"/>
+      <w:r>
+        <w:rPr>
+          <w:rFonts w:ascii="Courier New" w:hAnsi="Courier New"/>
+          <w:sz w:val="20"/>
+          <w:szCs w:val="20"/>
+          <w:lang w:val="en-US"/>
+        </w:rPr>
+        <w:t>oi.price</w:t>
+      </w:r>
+      <w:proofErr w:type="spellEnd"/>
+      <w:proofErr w:type="gramEnd"/>
+      <w:r>
+        <w:rPr>
+          <w:rFonts w:ascii="Courier New" w:hAnsi="Courier New"/>
+          <w:sz w:val="20"/>
+          <w:szCs w:val="20"/>
+          <w:lang w:val="en-US"/>
+        </w:rPr>
+        <w:t xml:space="preserve"> * </w:t>
+      </w:r>
+      <w:proofErr w:type="spellStart"/>
+      <w:r>
+        <w:rPr>
+          <w:rFonts w:ascii="Courier New" w:hAnsi="Courier New"/>
+          <w:sz w:val="20"/>
+          <w:szCs w:val="20"/>
+          <w:lang w:val="en-US"/>
+        </w:rPr>
+        <w:t>oi.quantity</w:t>
+      </w:r>
+      <w:proofErr w:type="spellEnd"/>
+      <w:r>
+        <w:rPr>
+          <w:rFonts w:ascii="Courier New" w:hAnsi="Courier New"/>
+          <w:sz w:val="20"/>
+          <w:szCs w:val="20"/>
+          <w:lang w:val="en-US"/>
+        </w:rPr>
+        <w:t>} product:{</w:t>
+      </w:r>
+      <w:proofErr w:type="spellStart"/>
+      <w:r>
+        <w:rPr>
+          <w:rFonts w:ascii="Courier New" w:hAnsi="Courier New"/>
+          <w:sz w:val="20"/>
+          <w:szCs w:val="20"/>
+          <w:lang w:val="en-US"/>
+        </w:rPr>
+        <w:t>product_id</w:t>
+      </w:r>
+      <w:proofErr w:type="spellEnd"/>
+      <w:r>
+        <w:rPr>
+          <w:rFonts w:ascii="Courier New" w:hAnsi="Courier New"/>
+          <w:sz w:val="20"/>
+          <w:szCs w:val="20"/>
+          <w:lang w:val="en-US"/>
+        </w:rPr>
+        <w:t>}</w:t>
+      </w:r>
+    </w:p>
+    <w:p>
+      <w:pPr>
+        <w:ind w:firstLine="0"/>
+        <w:rPr>
+          <w:rFonts w:ascii="Courier New" w:hAnsi="Courier New"/>
+          <w:sz w:val="20"/>
+          <w:szCs w:val="20"/>
+          <w:lang w:val="en-US"/>
+        </w:rPr>
+      </w:pPr>
+      <w:r>
+        <w:rPr>
+          <w:rFonts w:ascii="Courier New" w:hAnsi="Courier New"/>
+          <w:sz w:val="20"/>
+          <w:szCs w:val="20"/>
+          <w:lang w:val="en-US"/>
+        </w:rPr>
+        <w:t xml:space="preserve">ZADD </w:t>
+      </w:r>
+      <w:proofErr w:type="spellStart"/>
+      <w:r>
+        <w:rPr>
+          <w:rFonts w:ascii="Courier New" w:hAnsi="Courier New"/>
+          <w:sz w:val="20"/>
+          <w:szCs w:val="20"/>
+          <w:lang w:val="en-US"/>
+        </w:rPr>
+        <w:t>products:by_price</w:t>
+      </w:r>
+      <w:proofErr w:type="spellEnd"/>
+      <w:r>
+        <w:rPr>
+          <w:rFonts w:ascii="Courier New" w:hAnsi="Courier New"/>
+          <w:sz w:val="20"/>
+          <w:szCs w:val="20"/>
+          <w:lang w:val="en-US"/>
+        </w:rPr>
+        <w:t xml:space="preserve"> {</w:t>
+      </w:r>
+      <w:proofErr w:type="spellStart"/>
+      <w:proofErr w:type="gramStart"/>
+      <w:r>
+        <w:rPr>
+          <w:rFonts w:ascii="Courier New" w:hAnsi="Courier New"/>
+          <w:sz w:val="20"/>
+          <w:szCs w:val="20"/>
+          <w:lang w:val="en-US"/>
+        </w:rPr>
+        <w:t>p.price</w:t>
+      </w:r>
+      <w:proofErr w:type="spellEnd"/>
+      <w:proofErr w:type="gramEnd"/>
+      <w:r>
+        <w:rPr>
+          <w:rFonts w:ascii="Courier New" w:hAnsi="Courier New"/>
+          <w:sz w:val="20"/>
+          <w:szCs w:val="20"/>
+          <w:lang w:val="en-US"/>
+        </w:rPr>
+        <w:t>} product:{</w:t>
+      </w:r>
+      <w:proofErr w:type="spellStart"/>
+      <w:r>
+        <w:rPr>
+          <w:rFonts w:ascii="Courier New" w:hAnsi="Courier New"/>
+          <w:sz w:val="20"/>
+          <w:szCs w:val="20"/>
+          <w:lang w:val="en-US"/>
+        </w:rPr>
+        <w:t>product_id</w:t>
+      </w:r>
+      <w:proofErr w:type="spellEnd"/>
+      <w:r>
+        <w:rPr>
+          <w:rFonts w:ascii="Courier New" w:hAnsi="Courier New"/>
+          <w:sz w:val="20"/>
+          <w:szCs w:val="20"/>
+          <w:lang w:val="en-US"/>
+        </w:rPr>
+        <w:t>}</w:t>
+      </w:r>
+    </w:p>
+    <w:p>
+      <w:pPr>
+        <w:ind w:firstLine="0"/>
+        <w:rPr>
+          <w:lang w:val="en-US"/>
+        </w:rPr>
+      </w:pPr>
+      <w:r>
+        <w:rPr>
+          <w:rFonts w:ascii="Courier New" w:hAnsi="Courier New"/>
+          <w:sz w:val="20"/>
+          <w:szCs w:val="20"/>
+          <w:lang w:val="en-US"/>
+        </w:rPr>
+        <w:t xml:space="preserve">ZADD </w:t>
+      </w:r>
+      <w:proofErr w:type="spellStart"/>
+      <w:r>
+        <w:rPr>
+          <w:rFonts w:ascii="Courier New" w:hAnsi="Courier New"/>
+          <w:sz w:val="20"/>
+          <w:szCs w:val="20"/>
+          <w:lang w:val="en-US"/>
+        </w:rPr>
+        <w:t>users:by_registration</w:t>
+      </w:r>
+      <w:proofErr w:type="spellEnd"/>
+      <w:r>
+        <w:rPr>
+          <w:rFonts w:ascii="Courier New" w:hAnsi="Courier New"/>
+          <w:sz w:val="20"/>
+          <w:szCs w:val="20"/>
+          <w:lang w:val="en-US"/>
+        </w:rPr>
+        <w:t xml:space="preserve"> {timestamp} </w:t>
+      </w:r>
+      <w:proofErr w:type="gramStart"/>
+      <w:r>
+        <w:rPr>
+          <w:rFonts w:ascii="Courier New" w:hAnsi="Courier New"/>
+          <w:sz w:val="20"/>
+          <w:szCs w:val="20"/>
+          <w:lang w:val="en-US"/>
+        </w:rPr>
+        <w:t>user:{</w:t>
+      </w:r>
+      <w:proofErr w:type="spellStart"/>
+      <w:proofErr w:type="gramEnd"/>
+      <w:r>
+        <w:rPr>
+          <w:rFonts w:ascii="Courier New" w:hAnsi="Courier New"/>
+          <w:sz w:val="20"/>
+          <w:szCs w:val="20"/>
+          <w:lang w:val="en-US"/>
+        </w:rPr>
+        <w:t>user_id</w:t>
+      </w:r>
+      <w:proofErr w:type="spellEnd"/>
+      <w:r>
+        <w:rPr>
+          <w:rFonts w:ascii="Courier New" w:hAnsi="Courier New"/>
+          <w:sz w:val="20"/>
+          <w:szCs w:val="20"/>
+          <w:lang w:val="en-US"/>
+        </w:rPr>
+        <w:t>}</w:t>
+      </w:r>
+    </w:p>
+    <w:p>
+      <w:pPr>
+        <w:rPr>
+          <w:lang w:val="ru-RU"/>
+        </w:rPr>
+      </w:pPr>
+    </w:p>
+    <w:tbl>
+      <w:tblPr>
+        <w:tblStyle w:val="ae"/>
+        <w:tblW w:w="0" w:type="auto"/>
+        <w:tblLook w:val="04A0" w:firstRow="1" w:lastRow="0" w:firstColumn="1" w:lastColumn="0" w:noHBand="0" w:noVBand="1"/>
+      </w:tblPr>
+      <w:tblGrid>
+        <w:gridCol w:w="2689"/>
+        <w:gridCol w:w="6655"/>
+      </w:tblGrid>
+      <w:tr>
+        <w:tc>
+          <w:tcPr>
+            <w:tcW w:w="2689" w:type="dxa"/>
+          </w:tcPr>
+          <w:p>
+            <w:pPr>
+              <w:ind w:firstLine="0"/>
+              <w:rPr>
+                <w:lang w:val="ru-RU"/>
+              </w:rPr>
+            </w:pPr>
+            <w:r>
+              <w:rPr>
+                <w:lang w:val="ru-RU"/>
+              </w:rPr>
+              <w:t xml:space="preserve">Таблица </w:t>
+            </w:r>
+            <w:r>
+              <w:rPr>
+                <w:lang w:val="en-US"/>
+              </w:rPr>
+              <w:t>SQL</w:t>
+            </w:r>
+          </w:p>
+        </w:tc>
+        <w:tc>
+          <w:tcPr>
+            <w:tcW w:w="6655" w:type="dxa"/>
+          </w:tcPr>
+          <w:p>
+            <w:pPr>
+              <w:ind w:firstLine="0"/>
+              <w:rPr>
+                <w:lang w:val="ru-RU"/>
+              </w:rPr>
+            </w:pPr>
+            <w:r>
+              <w:rPr>
+                <w:lang w:val="ru-RU"/>
+              </w:rPr>
+              <w:t xml:space="preserve">Структура </w:t>
+            </w:r>
+            <w:r>
+              <w:rPr>
+                <w:lang w:val="en-US"/>
+              </w:rPr>
+              <w:t>Redis</w:t>
+            </w:r>
+          </w:p>
+        </w:tc>
+      </w:tr>
+      <w:tr>
+        <w:tc>
+          <w:tcPr>
+            <w:tcW w:w="2689" w:type="dxa"/>
+          </w:tcPr>
+          <w:p>
+            <w:pPr>
+              <w:ind w:firstLine="0"/>
+              <w:rPr>
+                <w:lang w:val="ru-RU"/>
+              </w:rPr>
+            </w:pPr>
+            <w:r>
+              <w:rPr>
+                <w:lang w:val="en-US"/>
+              </w:rPr>
+              <w:t>users</w:t>
+            </w:r>
+          </w:p>
+          <w:p>
+            <w:pPr>
+              <w:ind w:firstLine="0"/>
+              <w:rPr>
+                <w:lang w:val="en-US"/>
+              </w:rPr>
+            </w:pPr>
+            <w:r>
+              <w:rPr>
+                <w:lang w:val="en-US"/>
+              </w:rPr>
+              <w:t xml:space="preserve">    </w:t>
+            </w:r>
+            <w:proofErr w:type="spellStart"/>
+            <w:r>
+              <w:rPr>
+                <w:lang w:val="en-US"/>
+              </w:rPr>
+              <w:t>user_id</w:t>
+            </w:r>
+            <w:proofErr w:type="spellEnd"/>
+            <w:r>
+              <w:rPr>
+                <w:lang w:val="en-US"/>
+              </w:rPr>
+              <w:t xml:space="preserve"> (PK)</w:t>
+            </w:r>
+          </w:p>
+          <w:p>
+            <w:pPr>
+              <w:ind w:firstLine="0"/>
+              <w:rPr>
+                <w:lang w:val="en-US"/>
+              </w:rPr>
+            </w:pPr>
+            <w:r>
+              <w:rPr>
+                <w:lang w:val="en-US"/>
+              </w:rPr>
+              <w:t xml:space="preserve">    name</w:t>
+            </w:r>
+          </w:p>
+          <w:p>
+            <w:pPr>
+              <w:ind w:firstLine="0"/>
+              <w:rPr>
+                <w:lang w:val="en-US"/>
+              </w:rPr>
+            </w:pPr>
+            <w:r>
+              <w:rPr>
+                <w:lang w:val="en-US"/>
+              </w:rPr>
+              <w:t xml:space="preserve">    email</w:t>
+            </w:r>
+          </w:p>
+          <w:p>
+            <w:pPr>
+              <w:ind w:firstLine="0"/>
+              <w:rPr>
+                <w:lang w:val="ru-RU"/>
+              </w:rPr>
+            </w:pPr>
+            <w:r>
+              <w:rPr>
+                <w:lang w:val="en-US"/>
+              </w:rPr>
+              <w:t xml:space="preserve">    </w:t>
+            </w:r>
+            <w:proofErr w:type="spellStart"/>
+            <w:r>
+              <w:rPr>
+                <w:lang w:val="ru-RU"/>
+              </w:rPr>
+              <w:t>created_at</w:t>
+            </w:r>
+            <w:proofErr w:type="spellEnd"/>
+          </w:p>
+        </w:tc>
+        <w:tc>
+          <w:tcPr>
+            <w:tcW w:w="6655" w:type="dxa"/>
+          </w:tcPr>
+          <w:p>
+            <w:pPr>
+              <w:ind w:firstLine="0"/>
+              <w:rPr>
+                <w:lang w:val="ru-RU"/>
+              </w:rPr>
+            </w:pPr>
+            <w:r>
+              <w:rPr>
+                <w:lang w:val="en-US"/>
+              </w:rPr>
+              <w:t xml:space="preserve">HSET </w:t>
+            </w:r>
+            <w:proofErr w:type="gramStart"/>
+            <w:r>
+              <w:rPr>
+                <w:lang w:val="en-US"/>
+              </w:rPr>
+              <w:t>user:{</w:t>
+            </w:r>
+            <w:proofErr w:type="spellStart"/>
+            <w:proofErr w:type="gramEnd"/>
+            <w:r>
+              <w:rPr>
+                <w:lang w:val="en-US"/>
+              </w:rPr>
+              <w:t>user_id</w:t>
+            </w:r>
+            <w:proofErr w:type="spellEnd"/>
+            <w:r>
+              <w:rPr>
+                <w:lang w:val="en-US"/>
+              </w:rPr>
+              <w:t>} name {u.name} email {</w:t>
+            </w:r>
+            <w:proofErr w:type="spellStart"/>
+            <w:r>
+              <w:rPr>
+                <w:lang w:val="en-US"/>
+              </w:rPr>
+              <w:t>u.email</w:t>
+            </w:r>
+            <w:proofErr w:type="spellEnd"/>
+            <w:r>
+              <w:rPr>
+                <w:lang w:val="en-US"/>
+              </w:rPr>
+              <w:t xml:space="preserve">} </w:t>
+            </w:r>
+            <w:proofErr w:type="spellStart"/>
+            <w:r>
+              <w:rPr>
+                <w:lang w:val="en-US"/>
+              </w:rPr>
+              <w:t>created_at</w:t>
+            </w:r>
+            <w:proofErr w:type="spellEnd"/>
+            <w:r>
+              <w:rPr>
+                <w:lang w:val="en-US"/>
+              </w:rPr>
+              <w:t xml:space="preserve"> {</w:t>
+            </w:r>
+            <w:proofErr w:type="spellStart"/>
+            <w:r>
+              <w:rPr>
+                <w:lang w:val="en-US"/>
+              </w:rPr>
+              <w:t>u.created_at</w:t>
+            </w:r>
+            <w:proofErr w:type="spellEnd"/>
+            <w:r>
+              <w:rPr>
+                <w:lang w:val="en-US"/>
+              </w:rPr>
+              <w:t>}</w:t>
+            </w:r>
+          </w:p>
+          <w:p>
+            <w:pPr>
+              <w:ind w:firstLine="0"/>
+              <w:rPr>
+                <w:lang w:val="ru-RU"/>
+              </w:rPr>
+            </w:pPr>
+          </w:p>
+          <w:p>
+            <w:pPr>
+              <w:ind w:firstLine="0"/>
+              <w:rPr>
+                <w:lang w:val="ru-RU"/>
+              </w:rPr>
+            </w:pPr>
+            <w:r>
+              <w:rPr>
+                <w:lang w:val="en-US"/>
+              </w:rPr>
+              <w:t xml:space="preserve">SADD </w:t>
+            </w:r>
+            <w:proofErr w:type="gramStart"/>
+            <w:r>
+              <w:rPr>
+                <w:lang w:val="en-US"/>
+              </w:rPr>
+              <w:t>user:{</w:t>
+            </w:r>
+            <w:proofErr w:type="spellStart"/>
+            <w:proofErr w:type="gramEnd"/>
+            <w:r>
+              <w:rPr>
+                <w:lang w:val="en-US"/>
+              </w:rPr>
+              <w:t>user_id</w:t>
+            </w:r>
+            <w:proofErr w:type="spellEnd"/>
+            <w:r>
+              <w:rPr>
+                <w:lang w:val="en-US"/>
+              </w:rPr>
+              <w:t>}:</w:t>
+            </w:r>
+            <w:proofErr w:type="spellStart"/>
+            <w:r>
+              <w:rPr>
+                <w:lang w:val="en-US"/>
+              </w:rPr>
+              <w:t>orders_set</w:t>
+            </w:r>
+            <w:proofErr w:type="spellEnd"/>
+            <w:r>
+              <w:rPr>
+                <w:lang w:val="en-US"/>
+              </w:rPr>
+              <w:t xml:space="preserve"> order:{</w:t>
+            </w:r>
+            <w:proofErr w:type="spellStart"/>
+            <w:r>
+              <w:rPr>
+                <w:lang w:val="en-US"/>
+              </w:rPr>
+              <w:t>order_id</w:t>
+            </w:r>
+            <w:proofErr w:type="spellEnd"/>
+            <w:r>
+              <w:rPr>
+                <w:lang w:val="en-US"/>
+              </w:rPr>
+              <w:t>}</w:t>
+            </w:r>
+          </w:p>
+          <w:p>
+            <w:pPr>
+              <w:ind w:firstLine="0"/>
+              <w:rPr>
+                <w:lang w:val="en-US"/>
+              </w:rPr>
+            </w:pPr>
+            <w:r>
+              <w:rPr>
+                <w:lang w:val="en-US"/>
+              </w:rPr>
+              <w:t xml:space="preserve">SADD </w:t>
+            </w:r>
+            <w:proofErr w:type="gramStart"/>
+            <w:r>
+              <w:rPr>
+                <w:lang w:val="en-US"/>
+              </w:rPr>
+              <w:t>user:{</w:t>
+            </w:r>
+            <w:proofErr w:type="spellStart"/>
+            <w:proofErr w:type="gramEnd"/>
+            <w:r>
+              <w:rPr>
+                <w:lang w:val="en-US"/>
+              </w:rPr>
+              <w:t>user_id</w:t>
+            </w:r>
+            <w:proofErr w:type="spellEnd"/>
+            <w:r>
+              <w:rPr>
+                <w:lang w:val="en-US"/>
+              </w:rPr>
+              <w:t>}:purchased product:{</w:t>
+            </w:r>
+            <w:proofErr w:type="spellStart"/>
+            <w:r>
+              <w:rPr>
+                <w:lang w:val="en-US"/>
+              </w:rPr>
+              <w:t>product_id</w:t>
+            </w:r>
+            <w:proofErr w:type="spellEnd"/>
+            <w:r>
+              <w:rPr>
+                <w:lang w:val="en-US"/>
+              </w:rPr>
+              <w:t>}</w:t>
+            </w:r>
+          </w:p>
+        </w:tc>
+      </w:tr>
+      <w:tr>
+        <w:tc>
+          <w:tcPr>
+            <w:tcW w:w="2689" w:type="dxa"/>
+          </w:tcPr>
+          <w:p>
+            <w:pPr>
+              <w:ind w:firstLine="0"/>
+              <w:rPr>
+                <w:lang w:val="ru-RU"/>
+              </w:rPr>
+            </w:pPr>
+            <w:r>
+              <w:rPr>
+                <w:lang w:val="en-US"/>
+              </w:rPr>
+              <w:t>categories</w:t>
+            </w:r>
+          </w:p>
+          <w:p>
+            <w:pPr>
+              <w:ind w:firstLine="0"/>
+              <w:rPr>
+                <w:lang w:val="en-US"/>
+              </w:rPr>
+            </w:pPr>
+            <w:r>
+              <w:rPr>
+                <w:lang w:val="en-US"/>
+              </w:rPr>
+              <w:t xml:space="preserve">    </w:t>
+            </w:r>
+            <w:proofErr w:type="spellStart"/>
+            <w:r>
+              <w:rPr>
+                <w:lang w:val="en-US"/>
+              </w:rPr>
+              <w:t>category_</w:t>
+            </w:r>
+            <w:proofErr w:type="gramStart"/>
+            <w:r>
+              <w:rPr>
+                <w:lang w:val="en-US"/>
+              </w:rPr>
+              <w:t>id</w:t>
+            </w:r>
+            <w:proofErr w:type="spellEnd"/>
+            <w:r>
+              <w:rPr>
+                <w:lang w:val="en-US"/>
+              </w:rPr>
+              <w:t>(</w:t>
+            </w:r>
+            <w:proofErr w:type="gramEnd"/>
+            <w:r>
+              <w:rPr>
+                <w:lang w:val="en-US"/>
+              </w:rPr>
+              <w:t>PK)</w:t>
+            </w:r>
+          </w:p>
+          <w:p>
+            <w:pPr>
+              <w:ind w:firstLine="0"/>
+              <w:rPr>
+                <w:lang w:val="ru-RU"/>
+              </w:rPr>
+            </w:pPr>
+            <w:r>
+              <w:rPr>
+                <w:lang w:val="en-US"/>
+              </w:rPr>
+              <w:t xml:space="preserve">    name</w:t>
+            </w:r>
+          </w:p>
+        </w:tc>
+        <w:tc>
+          <w:tcPr>
+            <w:tcW w:w="6655" w:type="dxa"/>
+          </w:tcPr>
+          <w:p>
+            <w:pPr>
+              <w:ind w:firstLine="0"/>
+              <w:rPr>
+                <w:lang w:val="ru-RU"/>
+              </w:rPr>
+            </w:pPr>
+            <w:r>
+              <w:rPr>
+                <w:lang w:val="en-US"/>
+              </w:rPr>
+              <w:t xml:space="preserve">HSET </w:t>
+            </w:r>
+            <w:proofErr w:type="gramStart"/>
+            <w:r>
+              <w:rPr>
+                <w:lang w:val="en-US"/>
+              </w:rPr>
+              <w:t>category:{</w:t>
+            </w:r>
+            <w:proofErr w:type="spellStart"/>
+            <w:proofErr w:type="gramEnd"/>
+            <w:r>
+              <w:rPr>
+                <w:lang w:val="en-US"/>
+              </w:rPr>
+              <w:t>category_id</w:t>
+            </w:r>
+            <w:proofErr w:type="spellEnd"/>
+            <w:r>
+              <w:rPr>
+                <w:lang w:val="en-US"/>
+              </w:rPr>
+              <w:t>} name {c.name}</w:t>
+            </w:r>
+          </w:p>
+          <w:p>
+            <w:pPr>
+              <w:ind w:firstLine="0"/>
+              <w:rPr>
+                <w:lang w:val="en-US"/>
+              </w:rPr>
+            </w:pPr>
+            <w:r>
+              <w:rPr>
+                <w:lang w:val="en-US"/>
+              </w:rPr>
+              <w:t>SADD</w:t>
+            </w:r>
+            <w:r>
+              <w:rPr>
+                <w:lang w:val="en-US"/>
+              </w:rPr>
+              <w:t> </w:t>
+            </w:r>
+            <w:proofErr w:type="gramStart"/>
+            <w:r>
+              <w:rPr>
+                <w:lang w:val="en-US"/>
+              </w:rPr>
+              <w:t>category:{</w:t>
+            </w:r>
+            <w:proofErr w:type="spellStart"/>
+            <w:proofErr w:type="gramEnd"/>
+            <w:r>
+              <w:rPr>
+                <w:lang w:val="en-US"/>
+              </w:rPr>
+              <w:t>category_id</w:t>
+            </w:r>
+            <w:proofErr w:type="spellEnd"/>
+            <w:r>
+              <w:rPr>
+                <w:lang w:val="en-US"/>
+              </w:rPr>
+              <w:t>}:products product:{</w:t>
+            </w:r>
+            <w:proofErr w:type="spellStart"/>
+            <w:r>
+              <w:rPr>
+                <w:lang w:val="en-US"/>
+              </w:rPr>
+              <w:t>product_id</w:t>
+            </w:r>
+            <w:proofErr w:type="spellEnd"/>
+            <w:r>
+              <w:rPr>
+                <w:lang w:val="en-US"/>
+              </w:rPr>
+              <w:t>}</w:t>
+            </w:r>
+          </w:p>
+        </w:tc>
+      </w:tr>
+      <w:tr>
+        <w:tc>
+          <w:tcPr>
+            <w:tcW w:w="2689" w:type="dxa"/>
+          </w:tcPr>
+          <w:p>
+            <w:pPr>
+              <w:ind w:firstLine="0"/>
+              <w:rPr>
+                <w:lang w:val="ru-RU"/>
+              </w:rPr>
+            </w:pPr>
+            <w:proofErr w:type="spellStart"/>
+            <w:r>
+              <w:rPr>
+                <w:lang w:val="en-US"/>
+              </w:rPr>
+              <w:t>order_items</w:t>
+            </w:r>
+            <w:proofErr w:type="spellEnd"/>
+          </w:p>
+          <w:p>
+            <w:pPr>
+              <w:ind w:firstLine="0"/>
+              <w:rPr>
+                <w:lang w:val="en-US"/>
+              </w:rPr>
+            </w:pPr>
+            <w:r>
+              <w:rPr>
+                <w:lang w:val="en-US"/>
+              </w:rPr>
+              <w:t xml:space="preserve">    </w:t>
+            </w:r>
+            <w:proofErr w:type="spellStart"/>
+            <w:r>
+              <w:rPr>
+                <w:lang w:val="en-US"/>
+              </w:rPr>
+              <w:t>order_item_id</w:t>
+            </w:r>
+            <w:proofErr w:type="spellEnd"/>
+            <w:r>
+              <w:rPr>
+                <w:lang w:val="en-US"/>
+              </w:rPr>
+              <w:t xml:space="preserve"> (PK)</w:t>
+            </w:r>
+          </w:p>
+          <w:p>
+            <w:pPr>
+              <w:ind w:firstLine="0"/>
+              <w:rPr>
+                <w:lang w:val="en-US"/>
+              </w:rPr>
+            </w:pPr>
+            <w:r>
+              <w:rPr>
+                <w:lang w:val="en-US"/>
+              </w:rPr>
+              <w:t xml:space="preserve">    </w:t>
+            </w:r>
+            <w:proofErr w:type="spellStart"/>
+            <w:r>
+              <w:rPr>
+                <w:lang w:val="en-US"/>
+              </w:rPr>
+              <w:t>order_id</w:t>
+            </w:r>
+            <w:proofErr w:type="spellEnd"/>
+            <w:r>
+              <w:rPr>
+                <w:lang w:val="en-US"/>
+              </w:rPr>
+              <w:t xml:space="preserve"> (FK)</w:t>
+            </w:r>
+          </w:p>
+          <w:p>
+            <w:pPr>
+              <w:ind w:firstLine="0"/>
+              <w:rPr>
+                <w:lang w:val="en-US"/>
+              </w:rPr>
+            </w:pPr>
+            <w:r>
+              <w:rPr>
+                <w:lang w:val="en-US"/>
+              </w:rPr>
+              <w:t xml:space="preserve">    </w:t>
+            </w:r>
+            <w:proofErr w:type="spellStart"/>
+            <w:r>
+              <w:rPr>
+                <w:lang w:val="en-US"/>
+              </w:rPr>
+              <w:t>product_id</w:t>
+            </w:r>
+            <w:proofErr w:type="spellEnd"/>
+            <w:r>
+              <w:rPr>
+                <w:lang w:val="en-US"/>
+              </w:rPr>
+              <w:t xml:space="preserve"> (FK)</w:t>
+            </w:r>
+          </w:p>
+          <w:p>
+            <w:pPr>
+              <w:ind w:firstLine="0"/>
+              <w:rPr>
+                <w:lang w:val="en-US"/>
+              </w:rPr>
+            </w:pPr>
+            <w:r>
+              <w:rPr>
+                <w:lang w:val="en-US"/>
+              </w:rPr>
+              <w:t xml:space="preserve">    quantity</w:t>
+            </w:r>
+          </w:p>
+          <w:p>
+            <w:pPr>
+              <w:ind w:firstLine="0"/>
+              <w:rPr>
+                <w:lang w:val="ru-RU"/>
+              </w:rPr>
+            </w:pPr>
+            <w:r>
+              <w:rPr>
+                <w:lang w:val="en-US"/>
+              </w:rPr>
+              <w:t xml:space="preserve">    price</w:t>
+            </w:r>
+          </w:p>
+        </w:tc>
+        <w:tc>
+          <w:tcPr>
+            <w:tcW w:w="6655" w:type="dxa"/>
+          </w:tcPr>
+          <w:p>
+            <w:pPr>
+              <w:ind w:firstLine="0"/>
+              <w:rPr>
+                <w:lang w:val="en-US"/>
+              </w:rPr>
+            </w:pPr>
+            <w:r>
+              <w:rPr>
+                <w:lang w:val="en-US"/>
+              </w:rPr>
+              <w:t>HSET </w:t>
+            </w:r>
+            <w:proofErr w:type="spellStart"/>
+            <w:r>
+              <w:rPr>
+                <w:lang w:val="en-US"/>
+              </w:rPr>
+              <w:t>order</w:t>
+            </w:r>
+            <w:r>
+              <w:rPr>
+                <w:lang w:val="en-US"/>
+              </w:rPr>
+              <w:t>_</w:t>
+            </w:r>
+            <w:proofErr w:type="gramStart"/>
+            <w:r>
+              <w:rPr>
+                <w:lang w:val="en-US"/>
+              </w:rPr>
+              <w:t>item</w:t>
+            </w:r>
+            <w:proofErr w:type="spellEnd"/>
+            <w:r>
+              <w:rPr>
+                <w:lang w:val="en-US"/>
+              </w:rPr>
+              <w:t>:{</w:t>
+            </w:r>
+            <w:proofErr w:type="spellStart"/>
+            <w:proofErr w:type="gramEnd"/>
+            <w:r>
+              <w:rPr>
+                <w:lang w:val="en-US"/>
+              </w:rPr>
+              <w:t>order</w:t>
+            </w:r>
+            <w:r>
+              <w:rPr>
+                <w:lang w:val="en-US"/>
+              </w:rPr>
+              <w:t>_</w:t>
+            </w:r>
+            <w:r>
+              <w:rPr>
+                <w:lang w:val="en-US"/>
+              </w:rPr>
+              <w:t>item</w:t>
+            </w:r>
+            <w:r>
+              <w:rPr>
+                <w:lang w:val="en-US"/>
+              </w:rPr>
+              <w:t>_</w:t>
+            </w:r>
+            <w:r>
+              <w:rPr>
+                <w:lang w:val="en-US"/>
+              </w:rPr>
+              <w:t>id</w:t>
+            </w:r>
+            <w:proofErr w:type="spellEnd"/>
+            <w:r>
+              <w:rPr>
+                <w:lang w:val="en-US"/>
+              </w:rPr>
+              <w:t>}</w:t>
+            </w:r>
+            <w:r>
+              <w:rPr>
+                <w:lang w:val="en-US"/>
+              </w:rPr>
+              <w:t> </w:t>
+            </w:r>
+            <w:proofErr w:type="spellStart"/>
+            <w:r>
+              <w:rPr>
+                <w:lang w:val="en-US"/>
+              </w:rPr>
+              <w:t>order</w:t>
+            </w:r>
+            <w:r>
+              <w:rPr>
+                <w:lang w:val="en-US"/>
+              </w:rPr>
+              <w:t>_</w:t>
+            </w:r>
+            <w:r>
+              <w:rPr>
+                <w:lang w:val="en-US"/>
+              </w:rPr>
+              <w:t>id</w:t>
+            </w:r>
+            <w:proofErr w:type="spellEnd"/>
+            <w:r>
+              <w:rPr>
+                <w:lang w:val="en-US"/>
+              </w:rPr>
+              <w:t xml:space="preserve"> {</w:t>
+            </w:r>
+            <w:proofErr w:type="spellStart"/>
+            <w:r>
+              <w:rPr>
+                <w:lang w:val="en-US"/>
+              </w:rPr>
+              <w:t>oi</w:t>
+            </w:r>
+            <w:r>
+              <w:rPr>
+                <w:lang w:val="en-US"/>
+              </w:rPr>
+              <w:t>.</w:t>
+            </w:r>
+            <w:r>
+              <w:rPr>
+                <w:lang w:val="en-US"/>
+              </w:rPr>
+              <w:t>order</w:t>
+            </w:r>
+            <w:r>
+              <w:rPr>
+                <w:lang w:val="en-US"/>
+              </w:rPr>
+              <w:t>_</w:t>
+            </w:r>
+            <w:r>
+              <w:rPr>
+                <w:lang w:val="en-US"/>
+              </w:rPr>
+              <w:t>id</w:t>
+            </w:r>
+            <w:proofErr w:type="spellEnd"/>
+            <w:r>
+              <w:rPr>
+                <w:lang w:val="en-US"/>
+              </w:rPr>
+              <w:t xml:space="preserve">} </w:t>
+            </w:r>
+            <w:proofErr w:type="spellStart"/>
+            <w:r>
+              <w:rPr>
+                <w:lang w:val="en-US"/>
+              </w:rPr>
+              <w:t>product</w:t>
+            </w:r>
+            <w:r>
+              <w:rPr>
+                <w:lang w:val="en-US"/>
+              </w:rPr>
+              <w:t>_</w:t>
+            </w:r>
+            <w:r>
+              <w:rPr>
+                <w:lang w:val="en-US"/>
+              </w:rPr>
+              <w:t>id</w:t>
+            </w:r>
+            <w:proofErr w:type="spellEnd"/>
+            <w:r>
+              <w:rPr>
+                <w:lang w:val="en-US"/>
+              </w:rPr>
+              <w:t xml:space="preserve"> {</w:t>
+            </w:r>
+            <w:proofErr w:type="spellStart"/>
+            <w:r>
+              <w:rPr>
+                <w:lang w:val="en-US"/>
+              </w:rPr>
+              <w:t>oi</w:t>
+            </w:r>
+            <w:r>
+              <w:rPr>
+                <w:lang w:val="en-US"/>
+              </w:rPr>
+              <w:t>.</w:t>
+            </w:r>
+            <w:r>
+              <w:rPr>
+                <w:lang w:val="en-US"/>
+              </w:rPr>
+              <w:t>product</w:t>
+            </w:r>
+            <w:r>
+              <w:rPr>
+                <w:lang w:val="en-US"/>
+              </w:rPr>
+              <w:t>_</w:t>
+            </w:r>
+            <w:r>
+              <w:rPr>
+                <w:lang w:val="en-US"/>
+              </w:rPr>
+              <w:t>id</w:t>
+            </w:r>
+            <w:proofErr w:type="spellEnd"/>
+            <w:r>
+              <w:rPr>
+                <w:lang w:val="en-US"/>
+              </w:rPr>
+              <w:t xml:space="preserve">} </w:t>
+            </w:r>
+            <w:r>
+              <w:rPr>
+                <w:lang w:val="en-US"/>
+              </w:rPr>
+              <w:t>quantity</w:t>
+            </w:r>
+            <w:r>
+              <w:rPr>
+                <w:lang w:val="en-US"/>
+              </w:rPr>
+              <w:t xml:space="preserve"> {</w:t>
+            </w:r>
+            <w:proofErr w:type="spellStart"/>
+            <w:r>
+              <w:rPr>
+                <w:lang w:val="en-US"/>
+              </w:rPr>
+              <w:t>oi</w:t>
+            </w:r>
+            <w:r>
+              <w:rPr>
+                <w:lang w:val="en-US"/>
+              </w:rPr>
+              <w:t>.</w:t>
+            </w:r>
+            <w:r>
+              <w:rPr>
+                <w:lang w:val="en-US"/>
+              </w:rPr>
+              <w:t>quantity</w:t>
+            </w:r>
+            <w:proofErr w:type="spellEnd"/>
+            <w:r>
+              <w:rPr>
+                <w:lang w:val="en-US"/>
+              </w:rPr>
+              <w:t xml:space="preserve">} </w:t>
+            </w:r>
+            <w:r>
+              <w:rPr>
+                <w:lang w:val="en-US"/>
+              </w:rPr>
+              <w:t>price</w:t>
+            </w:r>
+            <w:r>
+              <w:rPr>
+                <w:lang w:val="en-US"/>
+              </w:rPr>
+              <w:t xml:space="preserve"> {</w:t>
+            </w:r>
+            <w:proofErr w:type="spellStart"/>
+            <w:r>
+              <w:rPr>
+                <w:lang w:val="en-US"/>
+              </w:rPr>
+              <w:t>oi</w:t>
+            </w:r>
+            <w:r>
+              <w:rPr>
+                <w:lang w:val="en-US"/>
+              </w:rPr>
+              <w:t>.</w:t>
+            </w:r>
+            <w:r>
+              <w:rPr>
+                <w:lang w:val="en-US"/>
+              </w:rPr>
+              <w:t>price</w:t>
+            </w:r>
+            <w:proofErr w:type="spellEnd"/>
+            <w:r>
+              <w:rPr>
+                <w:lang w:val="en-US"/>
+              </w:rPr>
+              <w:t>}</w:t>
+            </w:r>
+          </w:p>
+          <w:p>
+            <w:pPr>
+              <w:ind w:firstLine="0"/>
+              <w:rPr>
+                <w:lang w:val="en-US"/>
+              </w:rPr>
+            </w:pPr>
+          </w:p>
+        </w:tc>
+      </w:tr>
+      <w:tr>
+        <w:tc>
+          <w:tcPr>
+            <w:tcW w:w="2689" w:type="dxa"/>
+          </w:tcPr>
+          <w:p>
+            <w:pPr>
+              <w:ind w:firstLine="0"/>
+              <w:rPr>
+                <w:lang w:val="ru-RU"/>
+              </w:rPr>
+            </w:pPr>
+            <w:r>
+              <w:rPr>
+                <w:lang w:val="en-US"/>
+              </w:rPr>
+              <w:t>products</w:t>
+            </w:r>
+          </w:p>
+          <w:p>
+            <w:pPr>
+              <w:ind w:firstLine="0"/>
+              <w:rPr>
+                <w:lang w:val="en-US"/>
+              </w:rPr>
+            </w:pPr>
+            <w:r>
+              <w:rPr>
+                <w:lang w:val="en-US"/>
+              </w:rPr>
+              <w:t xml:space="preserve">    </w:t>
+            </w:r>
+            <w:proofErr w:type="spellStart"/>
+            <w:r>
+              <w:rPr>
+                <w:lang w:val="en-US"/>
+              </w:rPr>
+              <w:t>product_id</w:t>
+            </w:r>
+            <w:proofErr w:type="spellEnd"/>
+            <w:r>
+              <w:rPr>
+                <w:lang w:val="en-US"/>
+              </w:rPr>
+              <w:t xml:space="preserve"> (PK)</w:t>
+            </w:r>
+          </w:p>
+          <w:p>
+            <w:pPr>
+              <w:ind w:firstLine="0"/>
+              <w:rPr>
+                <w:lang w:val="en-US"/>
+              </w:rPr>
+            </w:pPr>
+            <w:r>
+              <w:rPr>
+                <w:lang w:val="en-US"/>
+              </w:rPr>
+              <w:t xml:space="preserve">    name</w:t>
+            </w:r>
+          </w:p>
+          <w:p>
+            <w:pPr>
+              <w:ind w:firstLine="0"/>
+              <w:rPr>
+                <w:lang w:val="en-US"/>
+              </w:rPr>
+            </w:pPr>
+            <w:r>
+              <w:rPr>
+                <w:lang w:val="en-US"/>
+              </w:rPr>
+              <w:t xml:space="preserve">    </w:t>
+            </w:r>
+            <w:proofErr w:type="spellStart"/>
+            <w:r>
+              <w:rPr>
+                <w:lang w:val="en-US"/>
+              </w:rPr>
+              <w:t>category_id</w:t>
+            </w:r>
+            <w:proofErr w:type="spellEnd"/>
+            <w:r>
+              <w:rPr>
+                <w:lang w:val="en-US"/>
+              </w:rPr>
+              <w:t xml:space="preserve"> (FK)</w:t>
+            </w:r>
+          </w:p>
+          <w:p>
+            <w:pPr>
+              <w:ind w:firstLine="0"/>
+              <w:rPr>
+                <w:lang w:val="ru-RU"/>
+              </w:rPr>
+            </w:pPr>
+            <w:r>
+              <w:rPr>
+                <w:lang w:val="en-US"/>
+              </w:rPr>
+              <w:t xml:space="preserve">    price</w:t>
+            </w:r>
+          </w:p>
+        </w:tc>
+        <w:tc>
+          <w:tcPr>
+            <w:tcW w:w="6655" w:type="dxa"/>
+          </w:tcPr>
+          <w:p>
+            <w:pPr>
+              <w:ind w:firstLine="0"/>
+              <w:rPr>
+                <w:lang w:val="en-US"/>
+              </w:rPr>
+            </w:pPr>
+            <w:r>
+              <w:rPr>
+                <w:lang w:val="en-US"/>
+              </w:rPr>
+              <w:t>HSET</w:t>
+            </w:r>
+            <w:r>
+              <w:rPr>
+                <w:lang w:val="en-US"/>
+              </w:rPr>
+              <w:t xml:space="preserve"> </w:t>
+            </w:r>
+            <w:proofErr w:type="gramStart"/>
+            <w:r>
+              <w:rPr>
+                <w:lang w:val="en-US"/>
+              </w:rPr>
+              <w:t>product</w:t>
+            </w:r>
+            <w:r>
+              <w:rPr>
+                <w:lang w:val="en-US"/>
+              </w:rPr>
+              <w:t>:{</w:t>
+            </w:r>
+            <w:proofErr w:type="spellStart"/>
+            <w:proofErr w:type="gramEnd"/>
+            <w:r>
+              <w:rPr>
+                <w:lang w:val="en-US"/>
+              </w:rPr>
+              <w:t>product</w:t>
+            </w:r>
+            <w:r>
+              <w:rPr>
+                <w:lang w:val="en-US"/>
+              </w:rPr>
+              <w:t>_</w:t>
+            </w:r>
+            <w:r>
+              <w:rPr>
+                <w:lang w:val="en-US"/>
+              </w:rPr>
+              <w:t>id</w:t>
+            </w:r>
+            <w:proofErr w:type="spellEnd"/>
+            <w:r>
+              <w:rPr>
+                <w:lang w:val="en-US"/>
+              </w:rPr>
+              <w:t xml:space="preserve">} </w:t>
+            </w:r>
+            <w:r>
+              <w:rPr>
+                <w:lang w:val="en-US"/>
+              </w:rPr>
+              <w:t>name</w:t>
+            </w:r>
+            <w:r>
+              <w:rPr>
+                <w:lang w:val="en-US"/>
+              </w:rPr>
+              <w:t xml:space="preserve"> {</w:t>
+            </w:r>
+            <w:r>
+              <w:rPr>
+                <w:lang w:val="en-US"/>
+              </w:rPr>
+              <w:t>p</w:t>
+            </w:r>
+            <w:r>
+              <w:rPr>
+                <w:lang w:val="en-US"/>
+              </w:rPr>
+              <w:t>.</w:t>
+            </w:r>
+            <w:r>
+              <w:rPr>
+                <w:lang w:val="en-US"/>
+              </w:rPr>
+              <w:t>name</w:t>
+            </w:r>
+            <w:r>
+              <w:rPr>
+                <w:lang w:val="en-US"/>
+              </w:rPr>
+              <w:t xml:space="preserve">} </w:t>
+            </w:r>
+            <w:proofErr w:type="spellStart"/>
+            <w:r>
+              <w:rPr>
+                <w:lang w:val="en-US"/>
+              </w:rPr>
+              <w:t>category</w:t>
+            </w:r>
+            <w:r>
+              <w:rPr>
+                <w:lang w:val="en-US"/>
+              </w:rPr>
+              <w:t>_</w:t>
+            </w:r>
+            <w:r>
+              <w:rPr>
+                <w:lang w:val="en-US"/>
+              </w:rPr>
+              <w:t>id</w:t>
+            </w:r>
+            <w:proofErr w:type="spellEnd"/>
+            <w:r>
+              <w:rPr>
+                <w:lang w:val="en-US"/>
+              </w:rPr>
+              <w:t xml:space="preserve"> {</w:t>
+            </w:r>
+            <w:proofErr w:type="spellStart"/>
+            <w:r>
+              <w:rPr>
+                <w:lang w:val="en-US"/>
+              </w:rPr>
+              <w:t>p</w:t>
+            </w:r>
+            <w:r>
+              <w:rPr>
+                <w:lang w:val="en-US"/>
+              </w:rPr>
+              <w:t>.</w:t>
+            </w:r>
+            <w:r>
+              <w:rPr>
+                <w:lang w:val="en-US"/>
+              </w:rPr>
+              <w:t>category</w:t>
+            </w:r>
+            <w:r>
+              <w:rPr>
+                <w:lang w:val="en-US"/>
+              </w:rPr>
+              <w:t>_</w:t>
+            </w:r>
+            <w:r>
+              <w:rPr>
+                <w:lang w:val="en-US"/>
+              </w:rPr>
+              <w:t>id</w:t>
+            </w:r>
+            <w:proofErr w:type="spellEnd"/>
+            <w:r>
+              <w:rPr>
+                <w:lang w:val="en-US"/>
+              </w:rPr>
+              <w:t xml:space="preserve">} </w:t>
+            </w:r>
+            <w:r>
+              <w:rPr>
+                <w:lang w:val="en-US"/>
+              </w:rPr>
+              <w:t>price</w:t>
+            </w:r>
+            <w:r>
+              <w:rPr>
+                <w:lang w:val="en-US"/>
+              </w:rPr>
+              <w:t xml:space="preserve"> {</w:t>
+            </w:r>
+            <w:proofErr w:type="spellStart"/>
+            <w:r>
+              <w:rPr>
+                <w:lang w:val="en-US"/>
+              </w:rPr>
+              <w:t>p</w:t>
+            </w:r>
+            <w:r>
+              <w:rPr>
+                <w:lang w:val="en-US"/>
+              </w:rPr>
+              <w:t>.</w:t>
+            </w:r>
+            <w:r>
+              <w:rPr>
+                <w:lang w:val="en-US"/>
+              </w:rPr>
+              <w:t>price</w:t>
+            </w:r>
+            <w:proofErr w:type="spellEnd"/>
+            <w:r>
+              <w:rPr>
+                <w:lang w:val="en-US"/>
+              </w:rPr>
+              <w:t>}</w:t>
+            </w:r>
+          </w:p>
+        </w:tc>
+      </w:tr>
+      <w:tr>
+        <w:tc>
+          <w:tcPr>
+            <w:tcW w:w="2689" w:type="dxa"/>
+          </w:tcPr>
+          <w:p>
+            <w:pPr>
+              <w:ind w:firstLine="0"/>
+              <w:rPr>
+                <w:lang w:val="ru-RU"/>
+              </w:rPr>
+            </w:pPr>
+            <w:r>
+              <w:rPr>
+                <w:lang w:val="en-US"/>
+              </w:rPr>
+              <w:t>orders</w:t>
+            </w:r>
+          </w:p>
+          <w:p>
+            <w:pPr>
+              <w:ind w:firstLine="0"/>
+              <w:rPr>
+                <w:lang w:val="en-US"/>
+              </w:rPr>
+            </w:pPr>
+            <w:r>
+              <w:rPr>
+                <w:lang w:val="en-US"/>
+              </w:rPr>
+              <w:t xml:space="preserve">    </w:t>
+            </w:r>
+            <w:proofErr w:type="spellStart"/>
+            <w:r>
+              <w:rPr>
+                <w:lang w:val="en-US"/>
+              </w:rPr>
+              <w:t>order_id</w:t>
+            </w:r>
+            <w:proofErr w:type="spellEnd"/>
+            <w:r>
+              <w:rPr>
+                <w:lang w:val="en-US"/>
+              </w:rPr>
+              <w:t xml:space="preserve"> (PK)</w:t>
+            </w:r>
+          </w:p>
+          <w:p>
+            <w:pPr>
+              <w:ind w:firstLine="0"/>
+              <w:rPr>
+                <w:lang w:val="en-US"/>
+              </w:rPr>
+            </w:pPr>
+            <w:r>
+              <w:rPr>
+                <w:lang w:val="en-US"/>
+              </w:rPr>
+              <w:t xml:space="preserve">    </w:t>
+            </w:r>
+            <w:proofErr w:type="spellStart"/>
+            <w:r>
+              <w:rPr>
+                <w:lang w:val="en-US"/>
+              </w:rPr>
+              <w:t>user_id</w:t>
+            </w:r>
+            <w:proofErr w:type="spellEnd"/>
+            <w:r>
+              <w:rPr>
+                <w:lang w:val="en-US"/>
+              </w:rPr>
+              <w:t xml:space="preserve"> (FK)</w:t>
+            </w:r>
+          </w:p>
+          <w:p>
+            <w:pPr>
+              <w:ind w:firstLine="0"/>
+              <w:rPr>
+                <w:lang w:val="en-US"/>
+              </w:rPr>
+            </w:pPr>
+            <w:r>
+              <w:rPr>
+                <w:lang w:val="en-US"/>
+              </w:rPr>
+              <w:t xml:space="preserve">    </w:t>
+            </w:r>
+            <w:proofErr w:type="spellStart"/>
+            <w:r>
+              <w:rPr>
+                <w:lang w:val="en-US"/>
+              </w:rPr>
+              <w:t>created_at</w:t>
+            </w:r>
+            <w:proofErr w:type="spellEnd"/>
+          </w:p>
+          <w:p>
+            <w:pPr>
+              <w:ind w:firstLine="0"/>
+              <w:rPr>
+                <w:lang w:val="en-US"/>
+              </w:rPr>
+            </w:pPr>
+            <w:r>
+              <w:rPr>
+                <w:lang w:val="en-US"/>
+              </w:rPr>
+              <w:t xml:space="preserve">    status</w:t>
+            </w:r>
+          </w:p>
+        </w:tc>
+        <w:tc>
+          <w:tcPr>
+            <w:tcW w:w="6655" w:type="dxa"/>
+          </w:tcPr>
+          <w:p>
+            <w:pPr>
+              <w:ind w:firstLine="0"/>
+              <w:rPr>
+                <w:lang w:val="en-US"/>
+              </w:rPr>
+            </w:pPr>
+            <w:r>
+              <w:rPr>
+                <w:lang w:val="en-US"/>
+              </w:rPr>
+              <w:t xml:space="preserve">HSET </w:t>
+            </w:r>
+            <w:proofErr w:type="gramStart"/>
+            <w:r>
+              <w:rPr>
+                <w:lang w:val="en-US"/>
+              </w:rPr>
+              <w:t>order:{</w:t>
+            </w:r>
+            <w:proofErr w:type="spellStart"/>
+            <w:proofErr w:type="gramEnd"/>
+            <w:r>
+              <w:rPr>
+                <w:lang w:val="en-US"/>
+              </w:rPr>
+              <w:t>order_id</w:t>
+            </w:r>
+            <w:proofErr w:type="spellEnd"/>
+            <w:r>
+              <w:rPr>
+                <w:lang w:val="en-US"/>
+              </w:rPr>
+              <w:t xml:space="preserve">} </w:t>
+            </w:r>
+            <w:proofErr w:type="spellStart"/>
+            <w:r>
+              <w:rPr>
+                <w:lang w:val="en-US"/>
+              </w:rPr>
+              <w:t>user_id</w:t>
+            </w:r>
+            <w:proofErr w:type="spellEnd"/>
+            <w:r>
+              <w:rPr>
+                <w:lang w:val="en-US"/>
+              </w:rPr>
+              <w:t xml:space="preserve"> {</w:t>
+            </w:r>
+            <w:proofErr w:type="spellStart"/>
+            <w:r>
+              <w:rPr>
+                <w:lang w:val="en-US"/>
+              </w:rPr>
+              <w:t>o.user_id</w:t>
+            </w:r>
+            <w:proofErr w:type="spellEnd"/>
+            <w:r>
+              <w:rPr>
+                <w:lang w:val="en-US"/>
+              </w:rPr>
+              <w:t xml:space="preserve">} </w:t>
+            </w:r>
+            <w:proofErr w:type="spellStart"/>
+            <w:r>
+              <w:rPr>
+                <w:lang w:val="en-US"/>
+              </w:rPr>
+              <w:t>created_at</w:t>
+            </w:r>
+            <w:proofErr w:type="spellEnd"/>
+            <w:r>
+              <w:rPr>
+                <w:lang w:val="en-US"/>
+              </w:rPr>
+              <w:t xml:space="preserve"> {</w:t>
+            </w:r>
+            <w:proofErr w:type="spellStart"/>
+            <w:r>
+              <w:rPr>
+                <w:lang w:val="en-US"/>
+              </w:rPr>
+              <w:t>o.created_at</w:t>
+            </w:r>
+            <w:proofErr w:type="spellEnd"/>
+            <w:r>
+              <w:rPr>
+                <w:lang w:val="en-US"/>
+              </w:rPr>
+              <w:t>} status {</w:t>
+            </w:r>
+            <w:proofErr w:type="spellStart"/>
+            <w:r>
+              <w:rPr>
+                <w:lang w:val="en-US"/>
+              </w:rPr>
+              <w:t>o.status</w:t>
+            </w:r>
+            <w:proofErr w:type="spellEnd"/>
+            <w:r>
+              <w:rPr>
+                <w:lang w:val="en-US"/>
+              </w:rPr>
+              <w:t>}</w:t>
+            </w:r>
+          </w:p>
+          <w:p>
+            <w:pPr>
+              <w:ind w:firstLine="0"/>
+              <w:rPr>
+                <w:lang w:val="en-US"/>
+              </w:rPr>
+            </w:pPr>
+          </w:p>
+        </w:tc>
+      </w:tr>
+    </w:tbl>
+    <w:p>
+      <w:pPr>
+        <w:rPr>
+          <w:lang w:val="en-US"/>
+        </w:rPr>
+      </w:pPr>
+    </w:p>
+    <w:tbl>
+      <w:tblPr>
+        <w:tblStyle w:val="ae"/>
+        <w:tblW w:w="0" w:type="auto"/>
+        <w:tblLook w:val="04A0" w:firstRow="1" w:lastRow="0" w:firstColumn="1" w:lastColumn="0" w:noHBand="0" w:noVBand="1"/>
+      </w:tblPr>
+      <w:tblGrid>
+        <w:gridCol w:w="2323"/>
+        <w:gridCol w:w="2190"/>
+        <w:gridCol w:w="4831"/>
+      </w:tblGrid>
+      <w:tr>
+        <w:tc>
+          <w:tcPr>
+            <w:tcW w:w="2323" w:type="dxa"/>
+          </w:tcPr>
+          <w:p>
+            <w:pPr>
+              <w:ind w:firstLine="0"/>
+              <w:jc w:val="center"/>
+              <w:rPr>
+                <w:lang w:val="en-US"/>
+              </w:rPr>
+            </w:pPr>
+            <w:r>
+              <w:rPr>
+                <w:lang w:val="en-US"/>
+              </w:rPr>
+              <w:t>Use-case</w:t>
+            </w:r>
+          </w:p>
+        </w:tc>
+        <w:tc>
+          <w:tcPr>
+            <w:tcW w:w="3059" w:type="dxa"/>
+          </w:tcPr>
+          <w:p>
+            <w:pPr>
+              <w:ind w:firstLine="0"/>
+              <w:rPr>
+                <w:lang w:val="ru-RU"/>
+              </w:rPr>
+            </w:pPr>
+            <w:r>
+              <w:rPr>
+                <w:lang w:val="en-US"/>
+              </w:rPr>
+              <w:t>SQL</w:t>
+            </w:r>
+            <w:r>
+              <w:rPr>
+                <w:lang w:val="ru-RU"/>
+              </w:rPr>
+              <w:t>-запрос</w:t>
+            </w:r>
+          </w:p>
+        </w:tc>
+        <w:tc>
+          <w:tcPr>
+            <w:tcW w:w="3962" w:type="dxa"/>
+          </w:tcPr>
+          <w:p>
+            <w:pPr>
+              <w:ind w:firstLine="0"/>
+              <w:rPr>
+                <w:lang w:val="ru-RU"/>
+              </w:rPr>
+            </w:pPr>
+            <w:r>
+              <w:rPr>
+                <w:lang w:val="en-US"/>
+              </w:rPr>
+              <w:t>Redis</w:t>
+            </w:r>
+          </w:p>
+        </w:tc>
+      </w:tr>
+      <w:tr>
+        <w:tc>
+          <w:tcPr>
+            <w:tcW w:w="2323" w:type="dxa"/>
+          </w:tcPr>
+          <w:p>
+            <w:pPr>
+              <w:ind w:firstLine="0"/>
+              <w:rPr>
+                <w:lang w:val="ru-RU"/>
+              </w:rPr>
+            </w:pPr>
+            <w:r>
+              <w:rPr>
+                <w:lang w:val="ru-RU"/>
+              </w:rPr>
+              <w:t>В</w:t>
+            </w:r>
+            <w:r>
+              <w:rPr>
+                <w:lang w:val="ru-RU"/>
+              </w:rPr>
+              <w:t>ывести последние 10 заказ</w:t>
+            </w:r>
+            <w:r>
+              <w:rPr>
+                <w:lang w:val="ru-RU"/>
+              </w:rPr>
+              <w:t>ов</w:t>
+            </w:r>
+            <w:r>
+              <w:rPr>
+                <w:lang w:val="ru-RU"/>
+              </w:rPr>
+              <w:t xml:space="preserve"> пользователя</w:t>
+            </w:r>
+          </w:p>
+        </w:tc>
+        <w:tc>
+          <w:tcPr>
+            <w:tcW w:w="3059" w:type="dxa"/>
+          </w:tcPr>
+          <w:p>
+            <w:pPr>
+              <w:ind w:firstLine="0"/>
+              <w:rPr>
+                <w:lang w:val="en-US"/>
+              </w:rPr>
+            </w:pPr>
+            <w:r>
+              <w:t xml:space="preserve">SELECT * FROM orders WHERE </w:t>
+            </w:r>
+            <w:proofErr w:type="spellStart"/>
+            <w:r>
+              <w:t>user_id</w:t>
+            </w:r>
+            <w:proofErr w:type="spellEnd"/>
+            <w:r>
+              <w:t xml:space="preserve"> = {</w:t>
+            </w:r>
+            <w:proofErr w:type="spellStart"/>
+            <w:r>
+              <w:t>user_id</w:t>
+            </w:r>
+            <w:proofErr w:type="spellEnd"/>
+            <w:r>
+              <w:t xml:space="preserve">} ORDER BY </w:t>
+            </w:r>
+            <w:proofErr w:type="spellStart"/>
+            <w:r>
+              <w:lastRenderedPageBreak/>
+              <w:t>created_at</w:t>
+            </w:r>
+            <w:proofErr w:type="spellEnd"/>
+            <w:r>
+              <w:t xml:space="preserve"> DESC LIMIT 10;</w:t>
+            </w:r>
+          </w:p>
+        </w:tc>
+        <w:tc>
+          <w:tcPr>
+            <w:tcW w:w="3962" w:type="dxa"/>
+          </w:tcPr>
+          <w:p>
+            <w:pPr>
+              <w:ind w:firstLine="0"/>
+              <w:rPr>
+                <w:lang w:val="ru-RU"/>
+              </w:rPr>
+            </w:pPr>
+            <w:proofErr w:type="spellStart"/>
+            <w:r>
+              <w:lastRenderedPageBreak/>
+              <w:t>Ключ</w:t>
+            </w:r>
+            <w:proofErr w:type="spellEnd"/>
+            <w:r>
+              <w:t>:</w:t>
+            </w:r>
+            <w:r>
+              <w:t> </w:t>
+            </w:r>
+            <w:proofErr w:type="gramStart"/>
+            <w:r>
+              <w:t>user:{</w:t>
+            </w:r>
+            <w:proofErr w:type="spellStart"/>
+            <w:proofErr w:type="gramEnd"/>
+            <w:r>
+              <w:t>user_id</w:t>
+            </w:r>
+            <w:proofErr w:type="spellEnd"/>
+            <w:r>
+              <w:t>}:orders (List)</w:t>
+            </w:r>
+            <w:r>
+              <w:br/>
+            </w:r>
+            <w:proofErr w:type="spellStart"/>
+            <w:r>
+              <w:t>Команда</w:t>
+            </w:r>
+            <w:proofErr w:type="spellEnd"/>
+            <w:r>
+              <w:t>:</w:t>
+            </w:r>
+            <w:r>
+              <w:t> LRANGE user:{</w:t>
+            </w:r>
+            <w:proofErr w:type="spellStart"/>
+            <w:r>
+              <w:t>user_id</w:t>
+            </w:r>
+            <w:proofErr w:type="spellEnd"/>
+            <w:r>
+              <w:t>}:orders 0 -1 </w:t>
+            </w:r>
+            <w:r>
+              <w:t>–</w:t>
+            </w:r>
+            <w:r>
+              <w:t xml:space="preserve"> </w:t>
+            </w:r>
+            <w:proofErr w:type="spellStart"/>
+            <w:r>
+              <w:t>возвращает</w:t>
+            </w:r>
+            <w:proofErr w:type="spellEnd"/>
+            <w:r>
+              <w:t xml:space="preserve"> </w:t>
+            </w:r>
+            <w:proofErr w:type="spellStart"/>
+            <w:r>
+              <w:t>идентификаторы</w:t>
+            </w:r>
+            <w:proofErr w:type="spellEnd"/>
+            <w:r>
+              <w:t xml:space="preserve"> </w:t>
+            </w:r>
+            <w:proofErr w:type="spellStart"/>
+            <w:r>
+              <w:t>последних</w:t>
+            </w:r>
+            <w:proofErr w:type="spellEnd"/>
+            <w:r>
+              <w:t xml:space="preserve"> 10 </w:t>
+            </w:r>
+            <w:proofErr w:type="spellStart"/>
+            <w:r>
+              <w:t>заказов</w:t>
+            </w:r>
+            <w:proofErr w:type="spellEnd"/>
+            <w:r>
+              <w:t xml:space="preserve">. </w:t>
+            </w:r>
+            <w:r>
+              <w:rPr>
+                <w:lang w:val="ru-RU"/>
+              </w:rPr>
+              <w:t xml:space="preserve">Детали заказа получаем </w:t>
+            </w:r>
+            <w:r>
+              <w:rPr>
+                <w:lang w:val="ru-RU"/>
+              </w:rPr>
+              <w:lastRenderedPageBreak/>
+              <w:t>через</w:t>
+            </w:r>
+            <w:r>
+              <w:t> HGETALL</w:t>
+            </w:r>
+            <w:r>
+              <w:rPr>
+                <w:lang w:val="ru-RU"/>
+              </w:rPr>
+              <w:t xml:space="preserve"> </w:t>
+            </w:r>
+            <w:proofErr w:type="gramStart"/>
+            <w:r>
+              <w:t>order</w:t>
+            </w:r>
+            <w:r>
+              <w:rPr>
+                <w:lang w:val="ru-RU"/>
+              </w:rPr>
+              <w:t>:{</w:t>
+            </w:r>
+            <w:proofErr w:type="spellStart"/>
+            <w:proofErr w:type="gramEnd"/>
+            <w:r>
+              <w:t>order</w:t>
+            </w:r>
+            <w:proofErr w:type="spellEnd"/>
+            <w:r>
+              <w:rPr>
+                <w:lang w:val="ru-RU"/>
+              </w:rPr>
+              <w:t>_</w:t>
+            </w:r>
+            <w:proofErr w:type="spellStart"/>
+            <w:r>
+              <w:t>id</w:t>
+            </w:r>
+            <w:proofErr w:type="spellEnd"/>
+            <w:r>
+              <w:rPr>
+                <w:lang w:val="ru-RU"/>
+              </w:rPr>
+              <w:t>}</w:t>
+            </w:r>
+            <w:r>
+              <w:t> </w:t>
+            </w:r>
+            <w:r>
+              <w:rPr>
+                <w:lang w:val="ru-RU"/>
+              </w:rPr>
+              <w:t>для каждого.</w:t>
+            </w:r>
+          </w:p>
+        </w:tc>
+      </w:tr>
+      <w:tr>
+        <w:tc>
+          <w:tcPr>
+            <w:tcW w:w="2323" w:type="dxa"/>
+          </w:tcPr>
+          <w:p>
+            <w:pPr>
+              <w:ind w:firstLine="0"/>
+              <w:rPr>
+                <w:lang w:val="ru-RU"/>
+              </w:rPr>
+            </w:pPr>
+            <w:r>
+              <w:rPr>
+                <w:lang w:val="ru-RU"/>
+              </w:rPr>
+              <w:lastRenderedPageBreak/>
+              <w:t>П</w:t>
+            </w:r>
+            <w:r>
+              <w:rPr>
+                <w:lang w:val="ru-RU"/>
+              </w:rPr>
+              <w:t>осчитать топ-</w:t>
+            </w:r>
+            <w:r>
+              <w:rPr>
+                <w:lang w:val="ru-RU"/>
+              </w:rPr>
+              <w:t>10</w:t>
+            </w:r>
+            <w:r>
+              <w:rPr>
+                <w:lang w:val="ru-RU"/>
+              </w:rPr>
+              <w:t xml:space="preserve"> популярных товаров</w:t>
+            </w:r>
+          </w:p>
+        </w:tc>
+        <w:tc>
+          <w:tcPr>
+            <w:tcW w:w="3059" w:type="dxa"/>
+          </w:tcPr>
+          <w:p>
+            <w:pPr>
+              <w:ind w:firstLine="0"/>
+              <w:rPr>
+                <w:lang w:val="en-US"/>
+              </w:rPr>
+            </w:pPr>
+            <w:r>
+              <w:t xml:space="preserve">SELECT </w:t>
+            </w:r>
+            <w:proofErr w:type="spellStart"/>
+            <w:proofErr w:type="gramStart"/>
+            <w:r>
+              <w:t>p.product</w:t>
+            </w:r>
+            <w:proofErr w:type="gramEnd"/>
+            <w:r>
+              <w:t>_id</w:t>
+            </w:r>
+            <w:proofErr w:type="spellEnd"/>
+            <w:r>
+              <w:t>, p.name, SUM(</w:t>
+            </w:r>
+            <w:proofErr w:type="spellStart"/>
+            <w:r>
+              <w:t>oi.quantity</w:t>
+            </w:r>
+            <w:proofErr w:type="spellEnd"/>
+            <w:r>
+              <w:t xml:space="preserve">) AS total FROM products p JOIN </w:t>
+            </w:r>
+            <w:proofErr w:type="spellStart"/>
+            <w:r>
+              <w:t>order_items</w:t>
+            </w:r>
+            <w:proofErr w:type="spellEnd"/>
+            <w:r>
+              <w:t xml:space="preserve"> oi ON </w:t>
+            </w:r>
+            <w:proofErr w:type="spellStart"/>
+            <w:r>
+              <w:t>p.product_id</w:t>
+            </w:r>
+            <w:proofErr w:type="spellEnd"/>
+            <w:r>
+              <w:t xml:space="preserve"> = </w:t>
+            </w:r>
+            <w:proofErr w:type="spellStart"/>
+            <w:r>
+              <w:t>oi.product_id</w:t>
+            </w:r>
+            <w:proofErr w:type="spellEnd"/>
+            <w:r>
+              <w:t xml:space="preserve"> GROUP BY </w:t>
+            </w:r>
+            <w:proofErr w:type="spellStart"/>
+            <w:r>
+              <w:t>p.product_id</w:t>
+            </w:r>
+            <w:proofErr w:type="spellEnd"/>
+            <w:r>
+              <w:t>, p.name ORDER BY total DESC LIMIT 10;</w:t>
+            </w:r>
+          </w:p>
+        </w:tc>
+        <w:tc>
+          <w:tcPr>
+            <w:tcW w:w="3962" w:type="dxa"/>
+          </w:tcPr>
+          <w:p>
+            <w:pPr>
+              <w:ind w:firstLine="0"/>
+            </w:pPr>
+            <w:proofErr w:type="spellStart"/>
+            <w:r>
+              <w:t>Ключ</w:t>
+            </w:r>
+            <w:proofErr w:type="spellEnd"/>
+            <w:r>
+              <w:t>:</w:t>
+            </w:r>
+            <w:r>
+              <w:t> </w:t>
+            </w:r>
+            <w:proofErr w:type="spellStart"/>
+            <w:r>
+              <w:t>products:by_sales</w:t>
+            </w:r>
+            <w:proofErr w:type="spellEnd"/>
+            <w:r>
+              <w:t> (Sorted Set)</w:t>
+            </w:r>
+            <w:r>
+              <w:br/>
+            </w:r>
+            <w:proofErr w:type="spellStart"/>
+            <w:r>
+              <w:t>Команда</w:t>
+            </w:r>
+            <w:proofErr w:type="spellEnd"/>
+            <w:r>
+              <w:t>:</w:t>
+            </w:r>
+            <w:r>
+              <w:t xml:space="preserve"> ZREVRANGE </w:t>
+            </w:r>
+            <w:proofErr w:type="spellStart"/>
+            <w:r>
+              <w:t>products:by_sales</w:t>
+            </w:r>
+            <w:proofErr w:type="spellEnd"/>
+            <w:r>
+              <w:t xml:space="preserve"> 0 9 WITHSCORES – </w:t>
+            </w:r>
+            <w:proofErr w:type="spellStart"/>
+            <w:r>
+              <w:t>возвращает</w:t>
+            </w:r>
+            <w:proofErr w:type="spellEnd"/>
+            <w:r>
+              <w:t xml:space="preserve"> 10 </w:t>
+            </w:r>
+            <w:proofErr w:type="spellStart"/>
+            <w:r>
+              <w:t>товаров</w:t>
+            </w:r>
+            <w:proofErr w:type="spellEnd"/>
+            <w:r>
+              <w:t xml:space="preserve"> с </w:t>
+            </w:r>
+            <w:proofErr w:type="spellStart"/>
+            <w:r>
+              <w:t>наибольшими</w:t>
+            </w:r>
+            <w:proofErr w:type="spellEnd"/>
+            <w:r>
+              <w:t xml:space="preserve"> </w:t>
+            </w:r>
+            <w:proofErr w:type="spellStart"/>
+            <w:r>
+              <w:t>продажами</w:t>
+            </w:r>
+            <w:proofErr w:type="spellEnd"/>
+            <w:r>
+              <w:t xml:space="preserve"> и </w:t>
+            </w:r>
+            <w:proofErr w:type="spellStart"/>
+            <w:r>
+              <w:t>их</w:t>
+            </w:r>
+            <w:proofErr w:type="spellEnd"/>
+            <w:r>
+              <w:t xml:space="preserve"> </w:t>
+            </w:r>
+            <w:proofErr w:type="spellStart"/>
+            <w:r>
+              <w:t>количество</w:t>
+            </w:r>
+            <w:proofErr w:type="spellEnd"/>
+            <w:r>
+              <w:t xml:space="preserve">. </w:t>
+            </w:r>
+            <w:proofErr w:type="spellStart"/>
+            <w:r>
+              <w:t>Детали</w:t>
+            </w:r>
+            <w:proofErr w:type="spellEnd"/>
+            <w:r>
+              <w:t xml:space="preserve"> </w:t>
+            </w:r>
+            <w:proofErr w:type="spellStart"/>
+            <w:r>
+              <w:t>товара</w:t>
+            </w:r>
+            <w:proofErr w:type="spellEnd"/>
+            <w:r>
+              <w:t xml:space="preserve"> – </w:t>
+            </w:r>
+            <w:proofErr w:type="spellStart"/>
+            <w:r>
+              <w:t>из</w:t>
+            </w:r>
+            <w:proofErr w:type="spellEnd"/>
+            <w:r>
+              <w:t xml:space="preserve"> </w:t>
+            </w:r>
+            <w:proofErr w:type="spellStart"/>
+            <w:r>
+              <w:t>хеша</w:t>
+            </w:r>
+            <w:proofErr w:type="spellEnd"/>
+            <w:r>
+              <w:t> </w:t>
+            </w:r>
+            <w:proofErr w:type="gramStart"/>
+            <w:r>
+              <w:t>product:{</w:t>
+            </w:r>
+            <w:proofErr w:type="spellStart"/>
+            <w:proofErr w:type="gramEnd"/>
+            <w:r>
+              <w:t>product_id</w:t>
+            </w:r>
+            <w:proofErr w:type="spellEnd"/>
+            <w:r>
+              <w:t>}.</w:t>
+            </w:r>
+          </w:p>
+        </w:tc>
+      </w:tr>
+      <w:tr>
+        <w:tc>
+          <w:tcPr>
+            <w:tcW w:w="2323" w:type="dxa"/>
+          </w:tcPr>
+          <w:p>
+            <w:pPr>
+              <w:ind w:firstLine="0"/>
+              <w:rPr>
+                <w:lang w:val="ru-RU"/>
+              </w:rPr>
+            </w:pPr>
+            <w:r>
+              <w:rPr>
+                <w:lang w:val="ru-RU"/>
+              </w:rPr>
+              <w:t>Н</w:t>
+            </w:r>
+            <w:r>
+              <w:rPr>
+                <w:lang w:val="ru-RU"/>
+              </w:rPr>
+              <w:t>айти все товары категории</w:t>
+            </w:r>
+          </w:p>
+        </w:tc>
+        <w:tc>
+          <w:tcPr>
+            <w:tcW w:w="3059" w:type="dxa"/>
+          </w:tcPr>
+          <w:p>
+            <w:pPr>
+              <w:ind w:firstLine="0"/>
+              <w:rPr>
+                <w:lang w:val="en-US"/>
+              </w:rPr>
+            </w:pPr>
+            <w:proofErr w:type="spellStart"/>
+            <w:r>
+              <w:t>sql</w:t>
+            </w:r>
+            <w:proofErr w:type="spellEnd"/>
+            <w:r>
+              <w:t xml:space="preserve"> SELECT * FROM products WHERE </w:t>
+            </w:r>
+            <w:proofErr w:type="spellStart"/>
+            <w:r>
+              <w:t>category_id</w:t>
+            </w:r>
+            <w:proofErr w:type="spellEnd"/>
+            <w:r>
+              <w:t xml:space="preserve"> = {</w:t>
+            </w:r>
+            <w:proofErr w:type="spellStart"/>
+            <w:r>
+              <w:t>category_id</w:t>
+            </w:r>
+            <w:proofErr w:type="spellEnd"/>
+            <w:r>
+              <w:t>};</w:t>
+            </w:r>
+          </w:p>
+        </w:tc>
+        <w:tc>
+          <w:tcPr>
+            <w:tcW w:w="3962" w:type="dxa"/>
+          </w:tcPr>
+          <w:p>
+            <w:pPr>
+              <w:ind w:firstLine="0"/>
+            </w:pPr>
+            <w:proofErr w:type="spellStart"/>
+            <w:r>
+              <w:t>Ключ</w:t>
+            </w:r>
+            <w:proofErr w:type="spellEnd"/>
+            <w:r>
+              <w:t>:</w:t>
+            </w:r>
+            <w:r>
+              <w:t> </w:t>
+            </w:r>
+            <w:proofErr w:type="gramStart"/>
+            <w:r>
+              <w:t>category:{</w:t>
+            </w:r>
+            <w:proofErr w:type="spellStart"/>
+            <w:proofErr w:type="gramEnd"/>
+            <w:r>
+              <w:t>category_id</w:t>
+            </w:r>
+            <w:proofErr w:type="spellEnd"/>
+            <w:r>
+              <w:t>}:products (Set)</w:t>
+            </w:r>
+            <w:r>
+              <w:br/>
+            </w:r>
+            <w:proofErr w:type="spellStart"/>
+            <w:r>
+              <w:t>Команда</w:t>
+            </w:r>
+            <w:proofErr w:type="spellEnd"/>
+            <w:r>
+              <w:t>:</w:t>
+            </w:r>
+            <w:r>
+              <w:t> SMEMBERS category:{</w:t>
+            </w:r>
+            <w:proofErr w:type="spellStart"/>
+            <w:r>
+              <w:t>category_id</w:t>
+            </w:r>
+            <w:proofErr w:type="spellEnd"/>
+            <w:r>
+              <w:t xml:space="preserve">}:products – </w:t>
+            </w:r>
+            <w:proofErr w:type="spellStart"/>
+            <w:r>
+              <w:t>получаем</w:t>
+            </w:r>
+            <w:proofErr w:type="spellEnd"/>
+            <w:r>
+              <w:t xml:space="preserve"> </w:t>
+            </w:r>
+            <w:proofErr w:type="spellStart"/>
+            <w:r>
+              <w:t>все</w:t>
+            </w:r>
+            <w:proofErr w:type="spellEnd"/>
+            <w:r>
+              <w:t xml:space="preserve"> </w:t>
+            </w:r>
+            <w:proofErr w:type="spellStart"/>
+            <w:r>
+              <w:t>идентификаторы</w:t>
+            </w:r>
+            <w:proofErr w:type="spellEnd"/>
+            <w:r>
+              <w:t xml:space="preserve"> </w:t>
+            </w:r>
+            <w:proofErr w:type="spellStart"/>
+            <w:r>
+              <w:t>товаров</w:t>
+            </w:r>
+            <w:proofErr w:type="spellEnd"/>
+            <w:r>
+              <w:t xml:space="preserve"> </w:t>
+            </w:r>
+            <w:proofErr w:type="spellStart"/>
+            <w:r>
+              <w:t>категории</w:t>
+            </w:r>
+            <w:proofErr w:type="spellEnd"/>
+            <w:r>
+              <w:t xml:space="preserve">. </w:t>
+            </w:r>
+            <w:proofErr w:type="spellStart"/>
+            <w:r>
+              <w:t>Затем</w:t>
+            </w:r>
+            <w:proofErr w:type="spellEnd"/>
+            <w:r>
+              <w:t xml:space="preserve"> </w:t>
+            </w:r>
+            <w:proofErr w:type="spellStart"/>
+            <w:r>
+              <w:t>для</w:t>
+            </w:r>
+            <w:proofErr w:type="spellEnd"/>
+            <w:r>
+              <w:t xml:space="preserve"> </w:t>
+            </w:r>
+            <w:proofErr w:type="spellStart"/>
+            <w:r>
+              <w:t>каждого</w:t>
+            </w:r>
+            <w:proofErr w:type="spellEnd"/>
+            <w:r>
+              <w:t xml:space="preserve"> HGETALL </w:t>
+            </w:r>
+            <w:proofErr w:type="gramStart"/>
+            <w:r>
+              <w:t>product:{</w:t>
+            </w:r>
+            <w:proofErr w:type="spellStart"/>
+            <w:proofErr w:type="gramEnd"/>
+            <w:r>
+              <w:t>product_id</w:t>
+            </w:r>
+            <w:proofErr w:type="spellEnd"/>
+            <w:r>
+              <w:t>}</w:t>
+            </w:r>
+            <w:r>
+              <w:t>.</w:t>
+            </w:r>
+          </w:p>
+        </w:tc>
+      </w:tr>
+      <w:tr>
+        <w:tc>
+          <w:tcPr>
+            <w:tcW w:w="2323" w:type="dxa"/>
+          </w:tcPr>
+          <w:p>
+            <w:pPr>
+              <w:ind w:firstLine="0"/>
+              <w:rPr>
+                <w:lang w:val="ru-RU"/>
+              </w:rPr>
+            </w:pPr>
+            <w:r>
+              <w:rPr>
+                <w:lang w:val="ru-RU"/>
+              </w:rPr>
+              <w:t>П</w:t>
+            </w:r>
+            <w:r>
+              <w:rPr>
+                <w:lang w:val="ru-RU"/>
+              </w:rPr>
+              <w:t>осчитать выручку по пользователю</w:t>
+            </w:r>
+          </w:p>
+        </w:tc>
+        <w:tc>
+          <w:tcPr>
+            <w:tcW w:w="3059" w:type="dxa"/>
+          </w:tcPr>
+          <w:p>
+            <w:pPr>
+              <w:ind w:firstLine="0"/>
+              <w:rPr>
+                <w:lang w:val="en-US"/>
+              </w:rPr>
+            </w:pPr>
+            <w:proofErr w:type="spellStart"/>
+            <w:r>
+              <w:t>sql</w:t>
+            </w:r>
+            <w:proofErr w:type="spellEnd"/>
+            <w:r>
+              <w:t xml:space="preserve"> SELECT </w:t>
+            </w:r>
+            <w:proofErr w:type="gramStart"/>
+            <w:r>
+              <w:t>SUM(</w:t>
+            </w:r>
+            <w:proofErr w:type="spellStart"/>
+            <w:proofErr w:type="gramEnd"/>
+            <w:r>
+              <w:t>oi.quantity</w:t>
+            </w:r>
+            <w:proofErr w:type="spellEnd"/>
+            <w:r>
+              <w:t xml:space="preserve"> * </w:t>
+            </w:r>
+            <w:proofErr w:type="spellStart"/>
+            <w:r>
+              <w:t>oi.price</w:t>
+            </w:r>
+            <w:proofErr w:type="spellEnd"/>
+            <w:r>
+              <w:t xml:space="preserve">) AS revenue FROM orders </w:t>
+            </w:r>
+            <w:proofErr w:type="spellStart"/>
+            <w:r>
+              <w:t>o</w:t>
+            </w:r>
+            <w:proofErr w:type="spellEnd"/>
+            <w:r>
+              <w:t xml:space="preserve"> JOIN </w:t>
+            </w:r>
+            <w:proofErr w:type="spellStart"/>
+            <w:r>
+              <w:t>order_items</w:t>
+            </w:r>
+            <w:proofErr w:type="spellEnd"/>
+            <w:r>
+              <w:t xml:space="preserve"> oi ON </w:t>
+            </w:r>
+            <w:proofErr w:type="spellStart"/>
+            <w:r>
+              <w:t>o.order_id</w:t>
+            </w:r>
+            <w:proofErr w:type="spellEnd"/>
+            <w:r>
+              <w:t xml:space="preserve"> = </w:t>
+            </w:r>
+            <w:proofErr w:type="spellStart"/>
+            <w:r>
+              <w:t>oi.order_id</w:t>
+            </w:r>
+            <w:proofErr w:type="spellEnd"/>
+            <w:r>
+              <w:t xml:space="preserve"> WHERE </w:t>
+            </w:r>
+            <w:proofErr w:type="spellStart"/>
+            <w:r>
+              <w:t>o.user_id</w:t>
+            </w:r>
+            <w:proofErr w:type="spellEnd"/>
+            <w:r>
+              <w:t xml:space="preserve"> = {</w:t>
+            </w:r>
+            <w:proofErr w:type="spellStart"/>
+            <w:r>
+              <w:t>user_id</w:t>
+            </w:r>
+            <w:proofErr w:type="spellEnd"/>
+            <w:r>
+              <w:t>};</w:t>
+            </w:r>
+          </w:p>
+        </w:tc>
+        <w:tc>
+          <w:tcPr>
+            <w:tcW w:w="3962" w:type="dxa"/>
+          </w:tcPr>
+          <w:p>
+            <w:pPr>
+              <w:ind w:firstLine="0"/>
+            </w:pPr>
+            <w:proofErr w:type="spellStart"/>
+            <w:r>
+              <w:t>Ключ</w:t>
+            </w:r>
+            <w:proofErr w:type="spellEnd"/>
+            <w:r>
+              <w:t>:</w:t>
+            </w:r>
+            <w:r>
+              <w:t> </w:t>
+            </w:r>
+            <w:proofErr w:type="spellStart"/>
+            <w:r>
+              <w:t>users:by_revenue</w:t>
+            </w:r>
+            <w:proofErr w:type="spellEnd"/>
+            <w:r>
+              <w:t> (Sorted Set)</w:t>
+            </w:r>
+            <w:r>
+              <w:br/>
+            </w:r>
+            <w:proofErr w:type="spellStart"/>
+            <w:r>
+              <w:t>Команда</w:t>
+            </w:r>
+            <w:proofErr w:type="spellEnd"/>
+            <w:r>
+              <w:t>:</w:t>
+            </w:r>
+            <w:r>
+              <w:t xml:space="preserve"> ZSCORE </w:t>
+            </w:r>
+            <w:proofErr w:type="spellStart"/>
+            <w:r>
+              <w:t>users:by_revenue</w:t>
+            </w:r>
+            <w:proofErr w:type="spellEnd"/>
+            <w:r>
+              <w:t xml:space="preserve"> </w:t>
+            </w:r>
+            <w:proofErr w:type="gramStart"/>
+            <w:r>
+              <w:t>user:{</w:t>
+            </w:r>
+            <w:proofErr w:type="spellStart"/>
+            <w:proofErr w:type="gramEnd"/>
+            <w:r>
+              <w:t>user_id</w:t>
+            </w:r>
+            <w:proofErr w:type="spellEnd"/>
+            <w:r>
+              <w:t xml:space="preserve">} – </w:t>
+            </w:r>
+            <w:proofErr w:type="spellStart"/>
+            <w:r>
+              <w:t>сразу</w:t>
+            </w:r>
+            <w:proofErr w:type="spellEnd"/>
+            <w:r>
+              <w:t xml:space="preserve"> </w:t>
+            </w:r>
+            <w:proofErr w:type="spellStart"/>
+            <w:r>
+              <w:t>возвращает</w:t>
+            </w:r>
+            <w:proofErr w:type="spellEnd"/>
+            <w:r>
+              <w:t xml:space="preserve"> </w:t>
+            </w:r>
+            <w:proofErr w:type="spellStart"/>
+            <w:r>
+              <w:t>сумму</w:t>
+            </w:r>
+            <w:proofErr w:type="spellEnd"/>
+            <w:r>
+              <w:t xml:space="preserve"> </w:t>
+            </w:r>
+            <w:proofErr w:type="spellStart"/>
+            <w:r>
+              <w:t>выручки</w:t>
+            </w:r>
+            <w:proofErr w:type="spellEnd"/>
+            <w:r>
+              <w:t xml:space="preserve"> </w:t>
+            </w:r>
+            <w:proofErr w:type="spellStart"/>
+            <w:r>
+              <w:t>пользователя</w:t>
+            </w:r>
+            <w:proofErr w:type="spellEnd"/>
+            <w:r>
+              <w:t xml:space="preserve"> (</w:t>
+            </w:r>
+            <w:proofErr w:type="spellStart"/>
+            <w:r>
+              <w:t>значение</w:t>
+            </w:r>
+            <w:proofErr w:type="spellEnd"/>
+            <w:r>
+              <w:t xml:space="preserve"> </w:t>
+            </w:r>
+            <w:proofErr w:type="spellStart"/>
+            <w:r>
+              <w:t>обновляется</w:t>
+            </w:r>
+            <w:proofErr w:type="spellEnd"/>
+            <w:r>
+              <w:t xml:space="preserve"> </w:t>
+            </w:r>
+            <w:proofErr w:type="spellStart"/>
+            <w:r>
+              <w:t>при</w:t>
+            </w:r>
+            <w:proofErr w:type="spellEnd"/>
+            <w:r>
+              <w:t xml:space="preserve"> </w:t>
+            </w:r>
+            <w:proofErr w:type="spellStart"/>
+            <w:r>
+              <w:t>каждом</w:t>
+            </w:r>
+            <w:proofErr w:type="spellEnd"/>
+            <w:r>
+              <w:t xml:space="preserve"> </w:t>
+            </w:r>
+            <w:proofErr w:type="spellStart"/>
+            <w:r>
+              <w:t>заказе</w:t>
+            </w:r>
+            <w:proofErr w:type="spellEnd"/>
+            <w:r>
+              <w:t xml:space="preserve"> </w:t>
+            </w:r>
+            <w:proofErr w:type="spellStart"/>
+            <w:r>
+              <w:t>через</w:t>
+            </w:r>
+            <w:proofErr w:type="spellEnd"/>
+            <w:r>
+              <w:t> ZINCRBY).</w:t>
+            </w:r>
+          </w:p>
+        </w:tc>
+      </w:tr>
+      <w:tr>
+        <w:tc>
+          <w:tcPr>
+            <w:tcW w:w="2323" w:type="dxa"/>
+          </w:tcPr>
+          <w:p>
+            <w:pPr>
+              <w:ind w:firstLine="0"/>
+              <w:rPr>
+                <w:lang w:val="ru-RU"/>
+              </w:rPr>
+            </w:pPr>
+            <w:r>
+              <w:rPr>
+                <w:lang w:val="ru-RU"/>
+              </w:rPr>
+              <w:t>В</w:t>
+            </w:r>
+            <w:r>
+              <w:rPr>
+                <w:lang w:val="ru-RU"/>
+              </w:rPr>
+              <w:t>ывести топ-10 пользователей по количеству заказов</w:t>
+            </w:r>
+          </w:p>
+        </w:tc>
+        <w:tc>
+          <w:tcPr>
+            <w:tcW w:w="3059" w:type="dxa"/>
+          </w:tcPr>
+          <w:p>
+            <w:pPr>
+              <w:ind w:firstLine="0"/>
+              <w:rPr>
+                <w:lang w:val="en-US"/>
+              </w:rPr>
+            </w:pPr>
+            <w:proofErr w:type="spellStart"/>
+            <w:r>
+              <w:t>sql</w:t>
+            </w:r>
+            <w:proofErr w:type="spellEnd"/>
+            <w:r>
+              <w:t xml:space="preserve"> SELECT </w:t>
+            </w:r>
+            <w:proofErr w:type="spellStart"/>
+            <w:r>
+              <w:t>u.user_id</w:t>
+            </w:r>
+            <w:proofErr w:type="spellEnd"/>
+            <w:r>
+              <w:t>, u.name, COUNT(</w:t>
+            </w:r>
+            <w:proofErr w:type="spellStart"/>
+            <w:proofErr w:type="gramStart"/>
+            <w:r>
+              <w:t>o.order</w:t>
+            </w:r>
+            <w:proofErr w:type="gramEnd"/>
+            <w:r>
+              <w:t>_id</w:t>
+            </w:r>
+            <w:proofErr w:type="spellEnd"/>
+            <w:r>
+              <w:t xml:space="preserve">) AS </w:t>
+            </w:r>
+            <w:proofErr w:type="spellStart"/>
+            <w:r>
+              <w:t>cnt</w:t>
+            </w:r>
+            <w:proofErr w:type="spellEnd"/>
+            <w:r>
+              <w:t xml:space="preserve"> FROM users u LEFT JOIN orders o ON </w:t>
+            </w:r>
+            <w:proofErr w:type="spellStart"/>
+            <w:r>
+              <w:t>u.user_id</w:t>
+            </w:r>
+            <w:proofErr w:type="spellEnd"/>
+            <w:r>
+              <w:t xml:space="preserve"> = </w:t>
+            </w:r>
+            <w:proofErr w:type="spellStart"/>
+            <w:r>
+              <w:t>o.user_id</w:t>
+            </w:r>
+            <w:proofErr w:type="spellEnd"/>
+            <w:r>
+              <w:t xml:space="preserve"> </w:t>
+            </w:r>
+            <w:r>
+              <w:lastRenderedPageBreak/>
+              <w:t xml:space="preserve">GROUP BY </w:t>
+            </w:r>
+            <w:proofErr w:type="spellStart"/>
+            <w:r>
+              <w:t>u.user_id</w:t>
+            </w:r>
+            <w:proofErr w:type="spellEnd"/>
+            <w:r>
+              <w:t xml:space="preserve">, u.name ORDER BY </w:t>
+            </w:r>
+            <w:proofErr w:type="spellStart"/>
+            <w:r>
+              <w:t>cnt</w:t>
+            </w:r>
+            <w:proofErr w:type="spellEnd"/>
+            <w:r>
+              <w:t xml:space="preserve"> DESC LIMIT 10;</w:t>
+            </w:r>
+          </w:p>
+        </w:tc>
+        <w:tc>
+          <w:tcPr>
+            <w:tcW w:w="3962" w:type="dxa"/>
+          </w:tcPr>
+          <w:p>
+            <w:pPr>
+              <w:ind w:firstLine="0"/>
+            </w:pPr>
+            <w:proofErr w:type="spellStart"/>
+            <w:r>
+              <w:lastRenderedPageBreak/>
+              <w:t>Ключ</w:t>
+            </w:r>
+            <w:proofErr w:type="spellEnd"/>
+            <w:r>
+              <w:t>:</w:t>
+            </w:r>
+            <w:r>
+              <w:t> </w:t>
+            </w:r>
+            <w:proofErr w:type="spellStart"/>
+            <w:r>
+              <w:t>users:by_orders_count</w:t>
+            </w:r>
+            <w:proofErr w:type="spellEnd"/>
+            <w:r>
+              <w:t> (Sorted Set)</w:t>
+            </w:r>
+            <w:r>
+              <w:br/>
+            </w:r>
+            <w:proofErr w:type="spellStart"/>
+            <w:r>
+              <w:t>Команда</w:t>
+            </w:r>
+            <w:proofErr w:type="spellEnd"/>
+            <w:r>
+              <w:t>:</w:t>
+            </w:r>
+            <w:r>
+              <w:t xml:space="preserve"> ZREVRANGE </w:t>
+            </w:r>
+            <w:proofErr w:type="spellStart"/>
+            <w:r>
+              <w:t>users:by_orders_count</w:t>
+            </w:r>
+            <w:proofErr w:type="spellEnd"/>
+            <w:r>
+              <w:t xml:space="preserve"> 0 9 WITHSCORES – </w:t>
+            </w:r>
+            <w:proofErr w:type="spellStart"/>
+            <w:r>
+              <w:t>получаем</w:t>
+            </w:r>
+            <w:proofErr w:type="spellEnd"/>
+            <w:r>
+              <w:t xml:space="preserve"> топ-10 </w:t>
+            </w:r>
+            <w:proofErr w:type="spellStart"/>
+            <w:r>
+              <w:t>пользователей</w:t>
+            </w:r>
+            <w:proofErr w:type="spellEnd"/>
+            <w:r>
+              <w:t xml:space="preserve"> с </w:t>
+            </w:r>
+            <w:proofErr w:type="spellStart"/>
+            <w:r>
+              <w:t>числом</w:t>
+            </w:r>
+            <w:proofErr w:type="spellEnd"/>
+            <w:r>
+              <w:t xml:space="preserve"> </w:t>
+            </w:r>
+            <w:proofErr w:type="spellStart"/>
+            <w:r>
+              <w:t>заказов</w:t>
+            </w:r>
+            <w:proofErr w:type="spellEnd"/>
+            <w:r>
+              <w:t xml:space="preserve">. </w:t>
+            </w:r>
+            <w:proofErr w:type="spellStart"/>
+            <w:r>
+              <w:t>Детали</w:t>
+            </w:r>
+            <w:proofErr w:type="spellEnd"/>
+            <w:r>
+              <w:t xml:space="preserve"> </w:t>
+            </w:r>
+            <w:proofErr w:type="spellStart"/>
+            <w:r>
+              <w:t>пользователя</w:t>
+            </w:r>
+            <w:proofErr w:type="spellEnd"/>
+            <w:r>
+              <w:t xml:space="preserve"> – </w:t>
+            </w:r>
+            <w:proofErr w:type="spellStart"/>
+            <w:r>
+              <w:t>из</w:t>
+            </w:r>
+            <w:proofErr w:type="spellEnd"/>
+            <w:r>
+              <w:t xml:space="preserve"> </w:t>
+            </w:r>
+            <w:proofErr w:type="spellStart"/>
+            <w:r>
+              <w:t>хеша</w:t>
+            </w:r>
+            <w:proofErr w:type="spellEnd"/>
+            <w:r>
+              <w:t> </w:t>
+            </w:r>
+            <w:proofErr w:type="gramStart"/>
+            <w:r>
+              <w:t>user:{</w:t>
+            </w:r>
+            <w:proofErr w:type="spellStart"/>
+            <w:proofErr w:type="gramEnd"/>
+            <w:r>
+              <w:t>user_id</w:t>
+            </w:r>
+            <w:proofErr w:type="spellEnd"/>
+            <w:r>
+              <w:t>}.</w:t>
+            </w:r>
+          </w:p>
+        </w:tc>
+      </w:tr>
+      <w:tr>
+        <w:tc>
+          <w:tcPr>
+            <w:tcW w:w="2323" w:type="dxa"/>
+          </w:tcPr>
+          <w:p>
+            <w:pPr>
+              <w:ind w:firstLine="0"/>
+              <w:rPr>
+                <w:lang w:val="ru-RU"/>
+              </w:rPr>
+            </w:pPr>
+            <w:r>
+              <w:rPr>
+                <w:lang w:val="ru-RU"/>
+              </w:rPr>
+              <w:t>В</w:t>
+            </w:r>
+            <w:r>
+              <w:rPr>
+                <w:lang w:val="ru-RU"/>
+              </w:rPr>
+              <w:t>ывести топ-10 пользователей по сумме заказов</w:t>
+            </w:r>
+          </w:p>
+        </w:tc>
+        <w:tc>
+          <w:tcPr>
+            <w:tcW w:w="3059" w:type="dxa"/>
+          </w:tcPr>
+          <w:p>
+            <w:pPr>
+              <w:ind w:firstLine="0"/>
+              <w:rPr>
+                <w:lang w:val="en-US"/>
+              </w:rPr>
+            </w:pPr>
+            <w:proofErr w:type="spellStart"/>
+            <w:r>
+              <w:t>sql</w:t>
+            </w:r>
+            <w:proofErr w:type="spellEnd"/>
+            <w:r>
+              <w:t xml:space="preserve"> SELECT </w:t>
+            </w:r>
+            <w:proofErr w:type="spellStart"/>
+            <w:r>
+              <w:t>u.user_id</w:t>
+            </w:r>
+            <w:proofErr w:type="spellEnd"/>
+            <w:r>
+              <w:t xml:space="preserve">, u.name, </w:t>
+            </w:r>
+            <w:proofErr w:type="gramStart"/>
+            <w:r>
+              <w:t>SUM(</w:t>
+            </w:r>
+            <w:proofErr w:type="spellStart"/>
+            <w:proofErr w:type="gramEnd"/>
+            <w:r>
+              <w:t>oi.quantity</w:t>
+            </w:r>
+            <w:proofErr w:type="spellEnd"/>
+            <w:r>
+              <w:t xml:space="preserve"> * </w:t>
+            </w:r>
+            <w:proofErr w:type="spellStart"/>
+            <w:r>
+              <w:t>oi.price</w:t>
+            </w:r>
+            <w:proofErr w:type="spellEnd"/>
+            <w:r>
+              <w:t xml:space="preserve">) AS total FROM users u JOIN orders o ON </w:t>
+            </w:r>
+            <w:proofErr w:type="spellStart"/>
+            <w:r>
+              <w:t>u.user_id</w:t>
+            </w:r>
+            <w:proofErr w:type="spellEnd"/>
+            <w:r>
+              <w:t xml:space="preserve"> = </w:t>
+            </w:r>
+            <w:proofErr w:type="spellStart"/>
+            <w:r>
+              <w:t>o.user_id</w:t>
+            </w:r>
+            <w:proofErr w:type="spellEnd"/>
+            <w:r>
+              <w:t xml:space="preserve"> JOIN </w:t>
+            </w:r>
+            <w:proofErr w:type="spellStart"/>
+            <w:r>
+              <w:t>order_items</w:t>
+            </w:r>
+            <w:proofErr w:type="spellEnd"/>
+            <w:r>
+              <w:t xml:space="preserve"> oi ON </w:t>
+            </w:r>
+            <w:proofErr w:type="spellStart"/>
+            <w:r>
+              <w:t>o.order_id</w:t>
+            </w:r>
+            <w:proofErr w:type="spellEnd"/>
+            <w:r>
+              <w:t xml:space="preserve"> = </w:t>
+            </w:r>
+            <w:proofErr w:type="spellStart"/>
+            <w:r>
+              <w:t>oi.order_id</w:t>
+            </w:r>
+            <w:proofErr w:type="spellEnd"/>
+            <w:r>
+              <w:t xml:space="preserve"> GROUP BY </w:t>
+            </w:r>
+            <w:proofErr w:type="spellStart"/>
+            <w:r>
+              <w:t>u.user_id</w:t>
+            </w:r>
+            <w:proofErr w:type="spellEnd"/>
+            <w:r>
+              <w:t>, u.name ORDER BY total DESC LIMIT 10;</w:t>
+            </w:r>
+          </w:p>
+        </w:tc>
+        <w:tc>
+          <w:tcPr>
+            <w:tcW w:w="3962" w:type="dxa"/>
+          </w:tcPr>
+          <w:p>
+            <w:pPr>
+              <w:ind w:firstLine="0"/>
+            </w:pPr>
+            <w:proofErr w:type="spellStart"/>
+            <w:r>
+              <w:t>Ключ</w:t>
+            </w:r>
+            <w:proofErr w:type="spellEnd"/>
+            <w:r>
+              <w:t>: </w:t>
+            </w:r>
+            <w:proofErr w:type="spellStart"/>
+            <w:r>
+              <w:t>users:by_revenue</w:t>
+            </w:r>
+            <w:proofErr w:type="spellEnd"/>
+            <w:r>
+              <w:t> (Sorted Set)</w:t>
+            </w:r>
+            <w:r>
+              <w:br/>
+            </w:r>
+            <w:proofErr w:type="spellStart"/>
+            <w:r>
+              <w:t>Команда</w:t>
+            </w:r>
+            <w:proofErr w:type="spellEnd"/>
+            <w:r>
+              <w:t xml:space="preserve">: ZREVRANGE </w:t>
+            </w:r>
+            <w:proofErr w:type="spellStart"/>
+            <w:r>
+              <w:t>users:by_revenue</w:t>
+            </w:r>
+            <w:proofErr w:type="spellEnd"/>
+            <w:r>
+              <w:t xml:space="preserve"> 0 9 WITHSCORES – </w:t>
+            </w:r>
+            <w:proofErr w:type="spellStart"/>
+            <w:r>
+              <w:t>получаем</w:t>
+            </w:r>
+            <w:proofErr w:type="spellEnd"/>
+            <w:r>
+              <w:t xml:space="preserve"> топ-10 </w:t>
+            </w:r>
+            <w:proofErr w:type="spellStart"/>
+            <w:r>
+              <w:t>пользователей</w:t>
+            </w:r>
+            <w:proofErr w:type="spellEnd"/>
+            <w:r>
+              <w:t xml:space="preserve"> </w:t>
+            </w:r>
+            <w:proofErr w:type="spellStart"/>
+            <w:r>
+              <w:t>по</w:t>
+            </w:r>
+            <w:proofErr w:type="spellEnd"/>
+            <w:r>
+              <w:t xml:space="preserve"> </w:t>
+            </w:r>
+            <w:proofErr w:type="spellStart"/>
+            <w:r>
+              <w:t>выручке</w:t>
+            </w:r>
+            <w:proofErr w:type="spellEnd"/>
+            <w:r>
+              <w:t>.</w:t>
+            </w:r>
+          </w:p>
+        </w:tc>
+      </w:tr>
+      <w:tr>
+        <w:tc>
+          <w:tcPr>
+            <w:tcW w:w="2323" w:type="dxa"/>
+          </w:tcPr>
+          <w:p>
+            <w:pPr>
+              <w:ind w:firstLine="0"/>
+              <w:rPr>
+                <w:lang w:val="ru-RU"/>
+              </w:rPr>
+            </w:pPr>
+            <w:r>
+              <w:rPr>
+                <w:lang w:val="ru-RU"/>
+              </w:rPr>
+              <w:t>Н</w:t>
+            </w:r>
+            <w:r>
+              <w:rPr>
+                <w:lang w:val="ru-RU"/>
+              </w:rPr>
+              <w:t xml:space="preserve">айти самый </w:t>
+            </w:r>
+            <w:r>
+              <w:rPr>
+                <w:lang w:val="ru-RU"/>
+              </w:rPr>
+              <w:t>п</w:t>
+            </w:r>
+            <w:r>
+              <w:rPr>
+                <w:lang w:val="ru-RU"/>
+              </w:rPr>
+              <w:t>опулярный товар в каждой категории</w:t>
+            </w:r>
+          </w:p>
+        </w:tc>
+        <w:tc>
+          <w:tcPr>
+            <w:tcW w:w="3059" w:type="dxa"/>
+          </w:tcPr>
+          <w:p>
+            <w:pPr>
+              <w:ind w:firstLine="0"/>
+              <w:rPr>
+                <w:lang w:val="en-US"/>
+              </w:rPr>
+            </w:pPr>
+            <w:proofErr w:type="spellStart"/>
+            <w:r>
+              <w:t>sql</w:t>
+            </w:r>
+            <w:proofErr w:type="spellEnd"/>
+            <w:r>
+              <w:t xml:space="preserve"> WITH </w:t>
+            </w:r>
+            <w:proofErr w:type="spellStart"/>
+            <w:r>
+              <w:t>category_sales</w:t>
+            </w:r>
+            <w:proofErr w:type="spellEnd"/>
+            <w:r>
+              <w:t xml:space="preserve"> AS ( SELECT </w:t>
+            </w:r>
+            <w:proofErr w:type="spellStart"/>
+            <w:r>
+              <w:t>p.category_id</w:t>
+            </w:r>
+            <w:proofErr w:type="spellEnd"/>
+            <w:r>
+              <w:t xml:space="preserve">, </w:t>
+            </w:r>
+            <w:proofErr w:type="spellStart"/>
+            <w:r>
+              <w:t>p.product_id</w:t>
+            </w:r>
+            <w:proofErr w:type="spellEnd"/>
+            <w:r>
+              <w:t>, SUM(</w:t>
+            </w:r>
+            <w:proofErr w:type="spellStart"/>
+            <w:r>
+              <w:t>oi.quantity</w:t>
+            </w:r>
+            <w:proofErr w:type="spellEnd"/>
+            <w:r>
+              <w:t xml:space="preserve">) AS </w:t>
+            </w:r>
+            <w:proofErr w:type="spellStart"/>
+            <w:r>
+              <w:t>total_sold</w:t>
+            </w:r>
+            <w:proofErr w:type="spellEnd"/>
+            <w:r>
+              <w:t xml:space="preserve"> FROM products p JOIN </w:t>
+            </w:r>
+            <w:proofErr w:type="spellStart"/>
+            <w:r>
+              <w:t>order_items</w:t>
+            </w:r>
+            <w:proofErr w:type="spellEnd"/>
+            <w:r>
+              <w:t xml:space="preserve"> oi ON </w:t>
+            </w:r>
+            <w:proofErr w:type="spellStart"/>
+            <w:r>
+              <w:t>p.product_id</w:t>
+            </w:r>
+            <w:proofErr w:type="spellEnd"/>
+            <w:r>
+              <w:t xml:space="preserve"> = </w:t>
+            </w:r>
+            <w:proofErr w:type="spellStart"/>
+            <w:r>
+              <w:t>oi.product_id</w:t>
+            </w:r>
+            <w:proofErr w:type="spellEnd"/>
+            <w:r>
+              <w:t xml:space="preserve"> GROUP BY </w:t>
+            </w:r>
+            <w:proofErr w:type="spellStart"/>
+            <w:r>
+              <w:t>p.category_id</w:t>
+            </w:r>
+            <w:proofErr w:type="spellEnd"/>
+            <w:r>
+              <w:t xml:space="preserve">, </w:t>
+            </w:r>
+            <w:proofErr w:type="spellStart"/>
+            <w:r>
+              <w:t>p.product_id</w:t>
+            </w:r>
+            <w:proofErr w:type="spellEnd"/>
+            <w:r>
+              <w:t xml:space="preserve"> ) SELECT </w:t>
+            </w:r>
+            <w:proofErr w:type="spellStart"/>
+            <w:r>
+              <w:t>cs.category_id</w:t>
+            </w:r>
+            <w:proofErr w:type="spellEnd"/>
+            <w:r>
+              <w:t xml:space="preserve">, </w:t>
+            </w:r>
+            <w:proofErr w:type="spellStart"/>
+            <w:r>
+              <w:t>cs.product_id</w:t>
+            </w:r>
+            <w:proofErr w:type="spellEnd"/>
+            <w:r>
+              <w:t xml:space="preserve">, </w:t>
+            </w:r>
+            <w:proofErr w:type="spellStart"/>
+            <w:r>
+              <w:t>cs.total_sold</w:t>
+            </w:r>
+            <w:proofErr w:type="spellEnd"/>
+            <w:r>
+              <w:t xml:space="preserve"> FROM </w:t>
+            </w:r>
+            <w:proofErr w:type="spellStart"/>
+            <w:r>
+              <w:t>category_sales</w:t>
+            </w:r>
+            <w:proofErr w:type="spellEnd"/>
+            <w:r>
+              <w:t xml:space="preserve"> cs WHERE (</w:t>
+            </w:r>
+            <w:proofErr w:type="spellStart"/>
+            <w:r>
+              <w:t>cs.category_id</w:t>
+            </w:r>
+            <w:proofErr w:type="spellEnd"/>
+            <w:r>
+              <w:t xml:space="preserve">, </w:t>
+            </w:r>
+            <w:proofErr w:type="spellStart"/>
+            <w:r>
+              <w:t>cs.total_sold</w:t>
+            </w:r>
+            <w:proofErr w:type="spellEnd"/>
+            <w:r>
+              <w:t xml:space="preserve">) IN ( SELECT </w:t>
+            </w:r>
+            <w:proofErr w:type="spellStart"/>
+            <w:r>
+              <w:lastRenderedPageBreak/>
+              <w:t>category_id</w:t>
+            </w:r>
+            <w:proofErr w:type="spellEnd"/>
+            <w:r>
+              <w:t>, MAX(</w:t>
+            </w:r>
+            <w:proofErr w:type="spellStart"/>
+            <w:r>
+              <w:t>total_sold</w:t>
+            </w:r>
+            <w:proofErr w:type="spellEnd"/>
+            <w:r>
+              <w:t xml:space="preserve">) FROM </w:t>
+            </w:r>
+            <w:proofErr w:type="spellStart"/>
+            <w:r>
+              <w:t>category_sales</w:t>
+            </w:r>
+            <w:proofErr w:type="spellEnd"/>
+            <w:r>
+              <w:t xml:space="preserve"> GROUP BY </w:t>
+            </w:r>
+            <w:proofErr w:type="spellStart"/>
+            <w:r>
+              <w:t>category_id</w:t>
+            </w:r>
+            <w:proofErr w:type="spellEnd"/>
+            <w:r>
+              <w:t xml:space="preserve"> );</w:t>
+            </w:r>
+          </w:p>
+        </w:tc>
+        <w:tc>
+          <w:tcPr>
+            <w:tcW w:w="3962" w:type="dxa"/>
+          </w:tcPr>
+          <w:p>
+            <w:pPr>
+              <w:ind w:firstLine="0"/>
+            </w:pPr>
+            <w:proofErr w:type="spellStart"/>
+            <w:r>
+              <w:lastRenderedPageBreak/>
+              <w:t>Ключи</w:t>
+            </w:r>
+            <w:proofErr w:type="spellEnd"/>
+            <w:r>
+              <w:t>: </w:t>
+            </w:r>
+            <w:proofErr w:type="spellStart"/>
+            <w:r>
+              <w:t>для</w:t>
+            </w:r>
+            <w:proofErr w:type="spellEnd"/>
+            <w:r>
+              <w:t xml:space="preserve"> </w:t>
+            </w:r>
+            <w:proofErr w:type="spellStart"/>
+            <w:r>
+              <w:t>каждой</w:t>
+            </w:r>
+            <w:proofErr w:type="spellEnd"/>
+            <w:r>
+              <w:t xml:space="preserve"> </w:t>
+            </w:r>
+            <w:proofErr w:type="spellStart"/>
+            <w:r>
+              <w:t>категории</w:t>
+            </w:r>
+            <w:proofErr w:type="spellEnd"/>
+            <w:r>
+              <w:t xml:space="preserve"> </w:t>
+            </w:r>
+            <w:proofErr w:type="spellStart"/>
+            <w:r>
+              <w:t>отдельный</w:t>
+            </w:r>
+            <w:proofErr w:type="spellEnd"/>
+            <w:r>
+              <w:t xml:space="preserve"> Sorted Set </w:t>
+            </w:r>
+            <w:proofErr w:type="gramStart"/>
+            <w:r>
+              <w:t>category:{</w:t>
+            </w:r>
+            <w:proofErr w:type="spellStart"/>
+            <w:proofErr w:type="gramEnd"/>
+            <w:r>
+              <w:t>category_id</w:t>
+            </w:r>
+            <w:proofErr w:type="spellEnd"/>
+            <w:r>
+              <w:t>}:</w:t>
+            </w:r>
+            <w:proofErr w:type="spellStart"/>
+            <w:r>
+              <w:t>products_by_sales</w:t>
+            </w:r>
+            <w:proofErr w:type="spellEnd"/>
+            <w:r>
+              <w:t xml:space="preserve"> с score = </w:t>
+            </w:r>
+            <w:proofErr w:type="spellStart"/>
+            <w:r>
+              <w:t>количество</w:t>
+            </w:r>
+            <w:proofErr w:type="spellEnd"/>
+            <w:r>
+              <w:t xml:space="preserve"> </w:t>
+            </w:r>
+            <w:proofErr w:type="spellStart"/>
+            <w:r>
+              <w:t>продаж</w:t>
+            </w:r>
+            <w:proofErr w:type="spellEnd"/>
+            <w:r>
+              <w:t>.</w:t>
+            </w:r>
+            <w:r>
+              <w:br/>
+            </w:r>
+            <w:proofErr w:type="spellStart"/>
+            <w:r>
+              <w:t>Команда</w:t>
+            </w:r>
+            <w:proofErr w:type="spellEnd"/>
+            <w:r>
+              <w:t>: </w:t>
+            </w:r>
+            <w:proofErr w:type="spellStart"/>
+            <w:r>
+              <w:t>для</w:t>
+            </w:r>
+            <w:proofErr w:type="spellEnd"/>
+            <w:r>
+              <w:t xml:space="preserve"> </w:t>
+            </w:r>
+            <w:proofErr w:type="spellStart"/>
+            <w:r>
+              <w:t>категории</w:t>
+            </w:r>
+            <w:proofErr w:type="spellEnd"/>
+            <w:r>
+              <w:t> {</w:t>
+            </w:r>
+            <w:proofErr w:type="spellStart"/>
+            <w:r>
+              <w:t>category_id</w:t>
+            </w:r>
+            <w:proofErr w:type="spellEnd"/>
+            <w:r>
+              <w:t>}: ZREVRANGE category:{</w:t>
+            </w:r>
+            <w:proofErr w:type="spellStart"/>
+            <w:r>
+              <w:t>category_id</w:t>
+            </w:r>
+            <w:proofErr w:type="spellEnd"/>
+            <w:r>
+              <w:t>}:</w:t>
+            </w:r>
+            <w:proofErr w:type="spellStart"/>
+            <w:r>
+              <w:t>products_by_sales</w:t>
+            </w:r>
+            <w:proofErr w:type="spellEnd"/>
+            <w:r>
+              <w:t xml:space="preserve"> 0 0 WITHSCORES – </w:t>
+            </w:r>
+            <w:proofErr w:type="spellStart"/>
+            <w:r>
+              <w:t>возвращает</w:t>
+            </w:r>
+            <w:proofErr w:type="spellEnd"/>
+            <w:r>
+              <w:t xml:space="preserve"> </w:t>
+            </w:r>
+            <w:proofErr w:type="spellStart"/>
+            <w:r>
+              <w:t>товар-лидер</w:t>
+            </w:r>
+            <w:proofErr w:type="spellEnd"/>
+            <w:r>
+              <w:t xml:space="preserve"> и </w:t>
+            </w:r>
+            <w:proofErr w:type="spellStart"/>
+            <w:r>
+              <w:t>его</w:t>
+            </w:r>
+            <w:proofErr w:type="spellEnd"/>
+            <w:r>
+              <w:t xml:space="preserve"> </w:t>
+            </w:r>
+            <w:proofErr w:type="spellStart"/>
+            <w:r>
+              <w:t>продажи</w:t>
+            </w:r>
+            <w:proofErr w:type="spellEnd"/>
+            <w:r>
+              <w:t>.</w:t>
+            </w:r>
+          </w:p>
+        </w:tc>
+      </w:tr>
+      <w:tr>
+        <w:tc>
+          <w:tcPr>
+            <w:tcW w:w="2323" w:type="dxa"/>
+          </w:tcPr>
+          <w:p>
+            <w:pPr>
+              <w:ind w:firstLine="0"/>
+              <w:rPr>
+                <w:lang w:val="ru-RU"/>
+              </w:rPr>
+            </w:pPr>
+            <w:r>
+              <w:rPr>
+                <w:lang w:val="ru-RU"/>
+              </w:rPr>
+              <w:t>В</w:t>
+            </w:r>
+            <w:r>
+              <w:rPr>
+                <w:lang w:val="ru-RU"/>
+              </w:rPr>
+              <w:t>ывести 5 последних зарегистрированных пользователей</w:t>
+            </w:r>
+          </w:p>
+        </w:tc>
+        <w:tc>
+          <w:tcPr>
+            <w:tcW w:w="3059" w:type="dxa"/>
+          </w:tcPr>
+          <w:p>
+            <w:pPr>
+              <w:ind w:firstLine="0"/>
+              <w:rPr>
+                <w:lang w:val="en-US"/>
+              </w:rPr>
+            </w:pPr>
+            <w:proofErr w:type="spellStart"/>
+            <w:r>
+              <w:t>sql</w:t>
+            </w:r>
+            <w:proofErr w:type="spellEnd"/>
+            <w:r>
+              <w:t xml:space="preserve"> SELECT * FROM users ORDER BY </w:t>
+            </w:r>
+            <w:proofErr w:type="spellStart"/>
+            <w:r>
+              <w:t>created_at</w:t>
+            </w:r>
+            <w:proofErr w:type="spellEnd"/>
+            <w:r>
+              <w:t xml:space="preserve"> DESC LIMIT 5;</w:t>
+            </w:r>
+          </w:p>
+        </w:tc>
+        <w:tc>
+          <w:tcPr>
+            <w:tcW w:w="3962" w:type="dxa"/>
+          </w:tcPr>
+          <w:p>
+            <w:pPr>
+              <w:ind w:firstLine="0"/>
+            </w:pPr>
+            <w:proofErr w:type="spellStart"/>
+            <w:r>
+              <w:t>Ключ</w:t>
+            </w:r>
+            <w:proofErr w:type="spellEnd"/>
+            <w:r>
+              <w:t>:</w:t>
+            </w:r>
+            <w:r>
+              <w:t> </w:t>
+            </w:r>
+            <w:proofErr w:type="spellStart"/>
+            <w:r>
+              <w:t>users:by_registration</w:t>
+            </w:r>
+            <w:proofErr w:type="spellEnd"/>
+            <w:r>
+              <w:t xml:space="preserve"> (Sorted Set) с score = timestamp </w:t>
+            </w:r>
+            <w:proofErr w:type="spellStart"/>
+            <w:r>
+              <w:t>регистрации</w:t>
+            </w:r>
+            <w:proofErr w:type="spellEnd"/>
+            <w:r>
+              <w:t>.</w:t>
+            </w:r>
+            <w:r>
+              <w:br/>
+            </w:r>
+            <w:r>
+              <w:t>Команда:</w:t>
+            </w:r>
+            <w:r>
+              <w:t> ZREVRANGE</w:t>
+            </w:r>
+            <w:r>
+              <w:t xml:space="preserve"> </w:t>
+            </w:r>
+            <w:r>
+              <w:t>users</w:t>
+            </w:r>
+            <w:r>
+              <w:t>:</w:t>
+            </w:r>
+            <w:r>
+              <w:t>by</w:t>
+            </w:r>
+            <w:r>
+              <w:t>_</w:t>
+            </w:r>
+            <w:r>
+              <w:t>registration</w:t>
+            </w:r>
+            <w:r>
+              <w:t xml:space="preserve"> 0 4 </w:t>
+            </w:r>
+            <w:r>
+              <w:t>WITHSCORES </w:t>
+            </w:r>
+            <w:r>
+              <w:t xml:space="preserve">– получает 5 последних пользователей (их идентификаторы). </w:t>
+            </w:r>
+            <w:proofErr w:type="spellStart"/>
+            <w:r>
+              <w:t>Детали</w:t>
+            </w:r>
+            <w:proofErr w:type="spellEnd"/>
+            <w:r>
+              <w:t xml:space="preserve"> – </w:t>
+            </w:r>
+            <w:proofErr w:type="spellStart"/>
+            <w:r>
+              <w:t>из</w:t>
+            </w:r>
+            <w:proofErr w:type="spellEnd"/>
+            <w:r>
+              <w:t xml:space="preserve"> HGETALL </w:t>
+            </w:r>
+            <w:proofErr w:type="gramStart"/>
+            <w:r>
+              <w:t>user:{</w:t>
+            </w:r>
+            <w:proofErr w:type="spellStart"/>
+            <w:proofErr w:type="gramEnd"/>
+            <w:r>
+              <w:t>user_id</w:t>
+            </w:r>
+            <w:proofErr w:type="spellEnd"/>
+            <w:r>
+              <w:t>}.</w:t>
+            </w:r>
+          </w:p>
+        </w:tc>
+      </w:tr>
+    </w:tbl>
     <w:p>
       <w:pPr>
         <w:rPr>
@@ -3515,6 +8517,22 @@
       <w:contextualSpacing/>
     </w:pPr>
   </w:style>
+  <w:style w:type="table" w:styleId="ae">
+    <w:name w:val="Table Grid"/>
+    <w:basedOn w:val="a1"/>
+    <w:uiPriority w:val="39"/>
+    <w:rsid w:val="008E7768"/>
+    <w:tblPr>
+      <w:tblBorders>
+        <w:top w:val="single" w:sz="4" w:space="0" w:color="auto"/>
+        <w:left w:val="single" w:sz="4" w:space="0" w:color="auto"/>
+        <w:bottom w:val="single" w:sz="4" w:space="0" w:color="auto"/>
+        <w:right w:val="single" w:sz="4" w:space="0" w:color="auto"/>
+        <w:insideH w:val="single" w:sz="4" w:space="0" w:color="auto"/>
+        <w:insideV w:val="single" w:sz="4" w:space="0" w:color="auto"/>
+      </w:tblBorders>
+    </w:tblPr>
+  </w:style>
 </w:styles>
 </file>
 
